--- a/3_Documentazione/Modello documentazione progetto v2.docx
+++ b/3_Documentazione/Modello documentazione progetto v2.docx
@@ -1,6 +1,6 @@
 
 <file path=word/document.xml><?xml version="1.0" encoding="utf-8"?>
-<w:document xmlns:wpc="http://schemas.microsoft.com/office/word/2010/wordprocessingCanvas" xmlns:cx="http://schemas.microsoft.com/office/drawing/2014/chartex" xmlns:cx1="http://schemas.microsoft.com/office/drawing/2015/9/8/chartex" xmlns:cx2="http://schemas.microsoft.com/office/drawing/2015/10/21/chartex" xmlns:cx3="http://schemas.microsoft.com/office/drawing/2016/5/9/chartex" xmlns:cx4="http://schemas.microsoft.com/office/drawing/2016/5/10/chartex" xmlns:cx5="http://schemas.microsoft.com/office/drawing/2016/5/11/chartex" xmlns:cx6="http://schemas.microsoft.com/office/drawing/2016/5/12/chartex" xmlns:cx7="http://schemas.microsoft.com/office/drawing/2016/5/13/chartex" xmlns:cx8="http://schemas.microsoft.com/office/drawing/2016/5/14/chartex" xmlns:mc="http://schemas.openxmlformats.org/markup-compatibility/2006" xmlns:aink="http://schemas.microsoft.com/office/drawing/2016/ink" xmlns:am3d="http://schemas.microsoft.com/office/drawing/2017/model3d" xmlns:o="urn:schemas-microsoft-com:office:office" xmlns:oel="http://schemas.microsoft.com/office/2019/extlst" xmlns:r="http://schemas.openxmlformats.org/officeDocument/2006/relationships" xmlns:m="http://schemas.openxmlformats.org/officeDocument/2006/math" xmlns:v="urn:schemas-microsoft-com:vml" xmlns:wp14="http://schemas.microsoft.com/office/word/2010/wordprocessingDrawing" xmlns:wp="http://schemas.openxmlformats.org/drawingml/2006/wordprocessingDrawing" xmlns:w10="urn:schemas-microsoft-com:office:word" xmlns:w="http://schemas.openxmlformats.org/wordprocessingml/2006/main" xmlns:w14="http://schemas.microsoft.com/office/word/2010/wordml" xmlns:w15="http://schemas.microsoft.com/office/word/2012/wordml" xmlns:w16cex="http://schemas.microsoft.com/office/word/2018/wordml/cex" xmlns:w16cid="http://schemas.microsoft.com/office/word/2016/wordml/cid" xmlns:w16="http://schemas.microsoft.com/office/word/2018/wordml" xmlns:w16sdtdh="http://schemas.microsoft.com/office/word/2020/wordml/sdtdatahash" xmlns:w16se="http://schemas.microsoft.com/office/word/2015/wordml/symex" xmlns:wpg="http://schemas.microsoft.com/office/word/2010/wordprocessingGroup" xmlns:wpi="http://schemas.microsoft.com/office/word/2010/wordprocessingInk" xmlns:wne="http://schemas.microsoft.com/office/word/2006/wordml" xmlns:wps="http://schemas.microsoft.com/office/word/2010/wordprocessingShape" mc:Ignorable="w14 w15 w16se w16cid w16 w16cex w16sdtdh wp14">
+<w:document xmlns:wpc="http://schemas.microsoft.com/office/word/2010/wordprocessingCanvas" xmlns:cx="http://schemas.microsoft.com/office/drawing/2014/chartex" xmlns:cx1="http://schemas.microsoft.com/office/drawing/2015/9/8/chartex" xmlns:cx2="http://schemas.microsoft.com/office/drawing/2015/10/21/chartex" xmlns:cx3="http://schemas.microsoft.com/office/drawing/2016/5/9/chartex" xmlns:cx4="http://schemas.microsoft.com/office/drawing/2016/5/10/chartex" xmlns:cx5="http://schemas.microsoft.com/office/drawing/2016/5/11/chartex" xmlns:cx6="http://schemas.microsoft.com/office/drawing/2016/5/12/chartex" xmlns:cx7="http://schemas.microsoft.com/office/drawing/2016/5/13/chartex" xmlns:cx8="http://schemas.microsoft.com/office/drawing/2016/5/14/chartex" xmlns:mc="http://schemas.openxmlformats.org/markup-compatibility/2006" xmlns:aink="http://schemas.microsoft.com/office/drawing/2016/ink" xmlns:am3d="http://schemas.microsoft.com/office/drawing/2017/model3d" xmlns:o="urn:schemas-microsoft-com:office:office" xmlns:oel="http://schemas.microsoft.com/office/2019/extlst" xmlns:r="http://schemas.openxmlformats.org/officeDocument/2006/relationships" xmlns:m="http://schemas.openxmlformats.org/officeDocument/2006/math" xmlns:v="urn:schemas-microsoft-com:vml" xmlns:wp14="http://schemas.microsoft.com/office/word/2010/wordprocessingDrawing" xmlns:wp="http://schemas.openxmlformats.org/drawingml/2006/wordprocessingDrawing" xmlns:w10="urn:schemas-microsoft-com:office:word" xmlns:w="http://schemas.openxmlformats.org/wordprocessingml/2006/main" xmlns:w14="http://schemas.microsoft.com/office/word/2010/wordml" xmlns:w15="http://schemas.microsoft.com/office/word/2012/wordml" xmlns:w16cex="http://schemas.microsoft.com/office/word/2018/wordml/cex" xmlns:w16cid="http://schemas.microsoft.com/office/word/2016/wordml/cid" xmlns:w16="http://schemas.microsoft.com/office/word/2018/wordml" xmlns:w16du="http://schemas.microsoft.com/office/word/2023/wordml/word16du" xmlns:w16sdtdh="http://schemas.microsoft.com/office/word/2020/wordml/sdtdatahash" xmlns:w16sdtfl="http://schemas.microsoft.com/office/word/2024/wordml/sdtformatlock" xmlns:w16se="http://schemas.microsoft.com/office/word/2015/wordml/symex" xmlns:wpg="http://schemas.microsoft.com/office/word/2010/wordprocessingGroup" xmlns:wpi="http://schemas.microsoft.com/office/word/2010/wordprocessingInk" xmlns:wne="http://schemas.microsoft.com/office/word/2006/wordml" xmlns:wps="http://schemas.microsoft.com/office/word/2010/wordprocessingShape" mc:Ignorable="w14 w15 w16se w16cid w16 w16cex w16sdtdh w16sdtfl w16du wp14">
   <w:body>
     <w:p>
       <w:pPr>
@@ -2368,23 +2368,7 @@
         <w:t>Francesco</w:t>
       </w:r>
       <w:r>
-        <w:t xml:space="preserve"> Mussi, presso la scuola SAM Trevano I3BD per la materia M217, dovrà creare </w:t>
-      </w:r>
-      <w:proofErr w:type="spellStart"/>
-      <w:r>
-        <w:t>un’app</w:t>
-      </w:r>
-      <w:proofErr w:type="spellEnd"/>
-      <w:r>
-        <w:t xml:space="preserve"> web in grado di calcolare valori degli </w:t>
-      </w:r>
-      <w:proofErr w:type="spellStart"/>
-      <w:r>
-        <w:t>ip</w:t>
-      </w:r>
-      <w:proofErr w:type="spellEnd"/>
-      <w:r>
-        <w:t xml:space="preserve"> in base a informazioni date via input.</w:t>
+        <w:t xml:space="preserve"> Mussi, presso la scuola SAM Trevano I3BD per la materia M217, dovrà creare un’app web in grado di calcolare valori degli ip in base a informazioni date via input.</w:t>
       </w:r>
       <w:r>
         <w:br/>
@@ -2651,13 +2635,8 @@
           <w:numId w:val="25"/>
         </w:numPr>
       </w:pPr>
-      <w:proofErr w:type="spellStart"/>
-      <w:r>
-        <w:t>Subnet</w:t>
-      </w:r>
-      <w:proofErr w:type="spellEnd"/>
-      <w:r>
-        <w:t xml:space="preserve"> Mask</w:t>
+      <w:r>
+        <w:t>Subnet Mask</w:t>
       </w:r>
     </w:p>
     <w:p>
@@ -2700,13 +2679,8 @@
           <w:numId w:val="25"/>
         </w:numPr>
       </w:pPr>
-      <w:proofErr w:type="spellStart"/>
-      <w:r>
-        <w:t>Subnet</w:t>
-      </w:r>
-      <w:proofErr w:type="spellEnd"/>
-      <w:r>
-        <w:t xml:space="preserve"> Mask</w:t>
+      <w:r>
+        <w:t>Subnet Mask</w:t>
       </w:r>
     </w:p>
     <w:p>
@@ -2728,15 +2702,7 @@
         </w:numPr>
       </w:pPr>
       <w:r>
-        <w:t xml:space="preserve">Numero massimo di </w:t>
-      </w:r>
-      <w:proofErr w:type="spellStart"/>
-      <w:r>
-        <w:t>host</w:t>
-      </w:r>
-      <w:proofErr w:type="spellEnd"/>
-      <w:r>
-        <w:t xml:space="preserve"> utilizzabili</w:t>
+        <w:t>Numero massimo di host utilizzabili</w:t>
       </w:r>
     </w:p>
     <w:p>
@@ -2747,15 +2713,7 @@
         </w:numPr>
       </w:pPr>
       <w:r>
-        <w:t xml:space="preserve">Almeno un </w:t>
-      </w:r>
-      <w:proofErr w:type="spellStart"/>
-      <w:r>
-        <w:t>host</w:t>
-      </w:r>
-      <w:proofErr w:type="spellEnd"/>
-      <w:r>
-        <w:t xml:space="preserve"> valido</w:t>
+        <w:t>Almeno un host valido</w:t>
       </w:r>
     </w:p>
     <w:p>
@@ -2879,71 +2837,54 @@
     </w:p>
     <w:p/>
     <w:p>
-      <w:r>
+      <w:pPr>
+        <w:rPr>
+          <w:rFonts w:ascii="Times New Roman" w:hAnsi="Times New Roman"/>
+          <w:b/>
+          <w:bCs/>
+          <w:sz w:val="36"/>
+          <w:lang w:eastAsia="it-CH"/>
+        </w:rPr>
+      </w:pPr>
+      <w:r>
+        <w:rPr>
+          <w:b/>
+          <w:bCs/>
+        </w:rPr>
         <w:lastRenderedPageBreak/>
-        <w:t xml:space="preserve">In base alla lista dei requisiti e all’analisi degli stessi, il progettista redige una </w:t>
-      </w:r>
-      <w:r>
-        <w:rPr>
-          <w:i/>
-        </w:rPr>
-        <w:t>specifica dei requisiti</w:t>
-      </w:r>
-      <w:r>
-        <w:t xml:space="preserve"> in cui elenca e descrive in modo dettagliato quali sono le funzionalità che il prodotto fornirà. La specifica dovrebbe essere abbastanza dettagliata da poter essere utilizzata come base per lo sviluppo, ma non troppo; </w:t>
-      </w:r>
-      <w:r>
-        <w:t>ad esempio,</w:t>
-      </w:r>
-      <w:r>
-        <w:t xml:space="preserve"> non dovrebbe contenere dettagli di implementazione, o definizioni dettagliate dell’interfaccia grafica a meno che questi non siano considerati cruciali. </w:t>
-      </w:r>
-      <w:r>
-        <w:t>Non si deve scordare che i requisiti non rappresentano delle attività bensì delle caratteristiche che il prodotto dovrà possedere.</w:t>
-      </w:r>
-    </w:p>
-    <w:p/>
-    <w:p>
-      <w:r>
-        <w:t>Stile 1</w:t>
-      </w:r>
-    </w:p>
-    <w:p/>
+        <w:t>Req-001 – Inserimento indirizzi IPv4</w:t>
+      </w:r>
+    </w:p>
     <w:tbl>
       <w:tblPr>
-        <w:tblW w:w="9644" w:type="dxa"/>
-        <w:tblInd w:w="-8" w:type="dxa"/>
-        <w:tblBorders>
-          <w:top w:val="single" w:sz="2" w:space="0" w:color="auto"/>
-          <w:left w:val="single" w:sz="2" w:space="0" w:color="auto"/>
-          <w:bottom w:val="single" w:sz="2" w:space="0" w:color="auto"/>
-          <w:right w:val="single" w:sz="2" w:space="0" w:color="auto"/>
-          <w:insideH w:val="single" w:sz="2" w:space="0" w:color="auto"/>
-          <w:insideV w:val="single" w:sz="2" w:space="0" w:color="auto"/>
-        </w:tblBorders>
-        <w:tblLayout w:type="fixed"/>
+        <w:tblW w:w="0" w:type="auto"/>
+        <w:tblCellSpacing w:w="15" w:type="dxa"/>
         <w:tblCellMar>
-          <w:top w:w="57" w:type="dxa"/>
-          <w:bottom w:w="57" w:type="dxa"/>
+          <w:top w:w="15" w:type="dxa"/>
+          <w:left w:w="15" w:type="dxa"/>
+          <w:bottom w:w="15" w:type="dxa"/>
+          <w:right w:w="15" w:type="dxa"/>
         </w:tblCellMar>
-        <w:tblLook w:val="00A0" w:firstRow="1" w:lastRow="0" w:firstColumn="1" w:lastColumn="0" w:noHBand="0" w:noVBand="0"/>
+        <w:tblLook w:val="04A0" w:firstRow="1" w:lastRow="0" w:firstColumn="1" w:lastColumn="0" w:noHBand="0" w:noVBand="1"/>
       </w:tblPr>
       <w:tblGrid>
-        <w:gridCol w:w="1519"/>
-        <w:gridCol w:w="3497"/>
-        <w:gridCol w:w="1417"/>
-        <w:gridCol w:w="567"/>
-        <w:gridCol w:w="1299"/>
-        <w:gridCol w:w="1345"/>
+        <w:gridCol w:w="1563"/>
+        <w:gridCol w:w="8075"/>
       </w:tblGrid>
       <w:tr>
+        <w:trPr>
+          <w:tblHeader/>
+          <w:tblCellSpacing w:w="15" w:type="dxa"/>
+        </w:trPr>
         <w:tc>
           <w:tcPr>
-            <w:tcW w:w="1519" w:type="dxa"/>
-            <w:shd w:val="clear" w:color="auto" w:fill="D9D9D9" w:themeFill="background1" w:themeFillShade="D9"/>
+            <w:tcW w:w="0" w:type="auto"/>
+            <w:vAlign w:val="center"/>
+            <w:hideMark/>
           </w:tcPr>
           <w:p>
             <w:pPr>
+              <w:jc w:val="center"/>
               <w:rPr>
                 <w:b/>
                 <w:bCs/>
@@ -2951,8 +2892,7 @@
             </w:pPr>
             <w:r>
               <w:rPr>
-                <w:b/>
-                <w:bCs/>
+                <w:rStyle w:val="Enfasigrassetto"/>
               </w:rPr>
               <w:t>Requisito</w:t>
             </w:r>
@@ -2960,264 +2900,534 @@
         </w:tc>
         <w:tc>
           <w:tcPr>
-            <w:tcW w:w="3497" w:type="dxa"/>
+            <w:tcW w:w="0" w:type="auto"/>
+            <w:vAlign w:val="center"/>
+            <w:hideMark/>
           </w:tcPr>
           <w:p>
-            <w:r>
-              <w:t>R</w:t>
-            </w:r>
-            <w:r>
-              <w:t>eq</w:t>
-            </w:r>
-            <w:r>
-              <w:t>-012</w:t>
+            <w:pPr>
+              <w:jc w:val="center"/>
+              <w:rPr>
+                <w:b/>
+                <w:bCs/>
+              </w:rPr>
+            </w:pPr>
+            <w:r>
+              <w:rPr>
+                <w:b/>
+                <w:bCs/>
+              </w:rPr>
+              <w:t>Req-001</w:t>
+            </w:r>
+          </w:p>
+        </w:tc>
+      </w:tr>
+      <w:tr>
+        <w:trPr>
+          <w:tblCellSpacing w:w="15" w:type="dxa"/>
+        </w:trPr>
+        <w:tc>
+          <w:tcPr>
+            <w:tcW w:w="0" w:type="auto"/>
+            <w:vAlign w:val="center"/>
+            <w:hideMark/>
+          </w:tcPr>
+          <w:p>
+            <w:r>
+              <w:rPr>
+                <w:rStyle w:val="Enfasigrassetto"/>
+              </w:rPr>
+              <w:t>Priorità</w:t>
             </w:r>
           </w:p>
         </w:tc>
         <w:tc>
           <w:tcPr>
-            <w:tcW w:w="1417" w:type="dxa"/>
-            <w:shd w:val="clear" w:color="auto" w:fill="D9D9D9" w:themeFill="background1" w:themeFillShade="D9"/>
+            <w:tcW w:w="0" w:type="auto"/>
+            <w:vAlign w:val="center"/>
+            <w:hideMark/>
           </w:tcPr>
           <w:p>
             <w:r>
-              <w:rPr>
-                <w:b/>
-                <w:bCs/>
-              </w:rPr>
-              <w:t>Priorità</w:t>
+              <w:t>1</w:t>
+            </w:r>
+          </w:p>
+        </w:tc>
+      </w:tr>
+      <w:tr>
+        <w:trPr>
+          <w:tblCellSpacing w:w="15" w:type="dxa"/>
+        </w:trPr>
+        <w:tc>
+          <w:tcPr>
+            <w:tcW w:w="0" w:type="auto"/>
+            <w:vAlign w:val="center"/>
+            <w:hideMark/>
+          </w:tcPr>
+          <w:p>
+            <w:r>
+              <w:rPr>
+                <w:rStyle w:val="Enfasigrassetto"/>
+              </w:rPr>
+              <w:t>Versione</w:t>
             </w:r>
           </w:p>
         </w:tc>
         <w:tc>
           <w:tcPr>
-            <w:tcW w:w="567" w:type="dxa"/>
+            <w:tcW w:w="0" w:type="auto"/>
+            <w:vAlign w:val="center"/>
+            <w:hideMark/>
           </w:tcPr>
           <w:p>
-            <w:pPr>
-              <w:jc w:val="right"/>
-            </w:pPr>
-            <w:r>
-              <w:t>1</w:t>
+            <w:r>
+              <w:t>1.0</w:t>
+            </w:r>
+          </w:p>
+        </w:tc>
+      </w:tr>
+      <w:tr>
+        <w:trPr>
+          <w:tblCellSpacing w:w="15" w:type="dxa"/>
+        </w:trPr>
+        <w:tc>
+          <w:tcPr>
+            <w:tcW w:w="0" w:type="auto"/>
+            <w:vAlign w:val="center"/>
+            <w:hideMark/>
+          </w:tcPr>
+          <w:p>
+            <w:r>
+              <w:rPr>
+                <w:rStyle w:val="Enfasigrassetto"/>
+              </w:rPr>
+              <w:t>Nome</w:t>
             </w:r>
           </w:p>
         </w:tc>
         <w:tc>
           <w:tcPr>
-            <w:tcW w:w="1299" w:type="dxa"/>
-            <w:shd w:val="clear" w:color="auto" w:fill="D9D9D9" w:themeFill="background1" w:themeFillShade="D9"/>
+            <w:tcW w:w="0" w:type="auto"/>
+            <w:vAlign w:val="center"/>
+            <w:hideMark/>
           </w:tcPr>
           <w:p>
             <w:r>
-              <w:rPr>
-                <w:b/>
-                <w:bCs/>
-              </w:rPr>
-              <w:t>Versione</w:t>
+              <w:t>Inserimento indirizzi IPv4</w:t>
+            </w:r>
+          </w:p>
+        </w:tc>
+      </w:tr>
+      <w:tr>
+        <w:trPr>
+          <w:tblCellSpacing w:w="15" w:type="dxa"/>
+        </w:trPr>
+        <w:tc>
+          <w:tcPr>
+            <w:tcW w:w="0" w:type="auto"/>
+            <w:vAlign w:val="center"/>
+            <w:hideMark/>
+          </w:tcPr>
+          <w:p>
+            <w:r>
+              <w:rPr>
+                <w:rStyle w:val="Enfasigrassetto"/>
+              </w:rPr>
+              <w:t>Note</w:t>
             </w:r>
           </w:p>
         </w:tc>
         <w:tc>
           <w:tcPr>
-            <w:tcW w:w="1345" w:type="dxa"/>
+            <w:tcW w:w="0" w:type="auto"/>
+            <w:vAlign w:val="center"/>
+            <w:hideMark/>
           </w:tcPr>
           <w:p>
-            <w:pPr>
-              <w:jc w:val="right"/>
-            </w:pPr>
-            <w:r>
-              <w:t>1.0</w:t>
+            <w:r>
+              <w:t>Il sistema deve permettere l'inserimento di indirizzi IPv4 in formato decimale o binario.</w:t>
             </w:r>
           </w:p>
         </w:tc>
       </w:tr>
       <w:tr>
+        <w:trPr>
+          <w:tblCellSpacing w:w="15" w:type="dxa"/>
+        </w:trPr>
         <w:tc>
           <w:tcPr>
-            <w:tcW w:w="1519" w:type="dxa"/>
-            <w:shd w:val="clear" w:color="auto" w:fill="D9D9D9" w:themeFill="background1" w:themeFillShade="D9"/>
+            <w:tcW w:w="0" w:type="auto"/>
+            <w:vAlign w:val="center"/>
+            <w:hideMark/>
           </w:tcPr>
           <w:p>
-            <w:pPr>
-              <w:rPr>
-                <w:b/>
-                <w:bCs/>
-              </w:rPr>
-            </w:pPr>
-            <w:r>
-              <w:rPr>
-                <w:b/>
-                <w:bCs/>
-              </w:rPr>
-              <w:t>Nome</w:t>
+            <w:r>
+              <w:rPr>
+                <w:rStyle w:val="Enfasigrassetto"/>
+              </w:rPr>
+              <w:t>Sotto requisiti</w:t>
             </w:r>
           </w:p>
         </w:tc>
         <w:tc>
           <w:tcPr>
-            <w:tcW w:w="8125" w:type="dxa"/>
-            <w:gridSpan w:val="5"/>
+            <w:tcW w:w="0" w:type="auto"/>
+            <w:vAlign w:val="center"/>
+            <w:hideMark/>
           </w:tcPr>
           <w:p>
             <w:r>
-              <w:t>Creazione interfaccia banca dati</w:t>
+              <w:rPr>
+                <w:rStyle w:val="Enfasigrassetto"/>
+              </w:rPr>
+              <w:t>001</w:t>
+            </w:r>
+            <w:r>
+              <w:t xml:space="preserve"> – Inserimento di un indirizzo IPv4 in formato decimale.</w:t>
+            </w:r>
+            <w:r>
+              <w:br/>
+            </w:r>
+            <w:r>
+              <w:rPr>
+                <w:rStyle w:val="Enfasigrassetto"/>
+              </w:rPr>
+              <w:t>002</w:t>
+            </w:r>
+            <w:r>
+              <w:t xml:space="preserve"> – Inserimento di un indirizzo IPv4 in formato binario.</w:t>
+            </w:r>
+            <w:r>
+              <w:br/>
+            </w:r>
+            <w:r>
+              <w:rPr>
+                <w:rStyle w:val="Enfasigrassetto"/>
+              </w:rPr>
+              <w:t>003</w:t>
+            </w:r>
+            <w:r>
+              <w:t xml:space="preserve"> – Verifica della validità dell'indirizzo inserito.</w:t>
+            </w:r>
+          </w:p>
+        </w:tc>
+      </w:tr>
+    </w:tbl>
+    <w:p>
+      <w:pPr>
+        <w:rPr>
+          <w:b/>
+          <w:bCs/>
+        </w:rPr>
+      </w:pPr>
+    </w:p>
+    <w:p>
+      <w:pPr>
+        <w:rPr>
+          <w:rFonts w:ascii="Times New Roman" w:hAnsi="Times New Roman"/>
+          <w:b/>
+          <w:bCs/>
+          <w:sz w:val="36"/>
+          <w:lang w:eastAsia="it-CH"/>
+        </w:rPr>
+      </w:pPr>
+      <w:r>
+        <w:rPr>
+          <w:b/>
+          <w:bCs/>
+        </w:rPr>
+        <w:t>Req-002 – Inserimento parametri di rete</w:t>
+      </w:r>
+    </w:p>
+    <w:tbl>
+      <w:tblPr>
+        <w:tblW w:w="0" w:type="auto"/>
+        <w:tblCellSpacing w:w="15" w:type="dxa"/>
+        <w:tblCellMar>
+          <w:top w:w="15" w:type="dxa"/>
+          <w:left w:w="15" w:type="dxa"/>
+          <w:bottom w:w="15" w:type="dxa"/>
+          <w:right w:w="15" w:type="dxa"/>
+        </w:tblCellMar>
+        <w:tblLook w:val="04A0" w:firstRow="1" w:lastRow="0" w:firstColumn="1" w:lastColumn="0" w:noHBand="0" w:noVBand="1"/>
+      </w:tblPr>
+      <w:tblGrid>
+        <w:gridCol w:w="1457"/>
+        <w:gridCol w:w="8181"/>
+      </w:tblGrid>
+      <w:tr>
+        <w:trPr>
+          <w:tblHeader/>
+          <w:tblCellSpacing w:w="15" w:type="dxa"/>
+        </w:trPr>
+        <w:tc>
+          <w:tcPr>
+            <w:tcW w:w="0" w:type="auto"/>
+            <w:vAlign w:val="center"/>
+            <w:hideMark/>
+          </w:tcPr>
+          <w:p>
+            <w:pPr>
+              <w:jc w:val="center"/>
+              <w:rPr>
+                <w:b/>
+                <w:bCs/>
+              </w:rPr>
+            </w:pPr>
+            <w:r>
+              <w:rPr>
+                <w:rStyle w:val="Enfasigrassetto"/>
+              </w:rPr>
+              <w:t>Requisito</w:t>
+            </w:r>
+          </w:p>
+        </w:tc>
+        <w:tc>
+          <w:tcPr>
+            <w:tcW w:w="0" w:type="auto"/>
+            <w:vAlign w:val="center"/>
+            <w:hideMark/>
+          </w:tcPr>
+          <w:p>
+            <w:pPr>
+              <w:jc w:val="center"/>
+              <w:rPr>
+                <w:b/>
+                <w:bCs/>
+              </w:rPr>
+            </w:pPr>
+            <w:r>
+              <w:rPr>
+                <w:b/>
+                <w:bCs/>
+              </w:rPr>
+              <w:t>Req-002</w:t>
             </w:r>
           </w:p>
         </w:tc>
       </w:tr>
       <w:tr>
+        <w:trPr>
+          <w:tblCellSpacing w:w="15" w:type="dxa"/>
+        </w:trPr>
         <w:tc>
           <w:tcPr>
-            <w:tcW w:w="1519" w:type="dxa"/>
-            <w:shd w:val="clear" w:color="auto" w:fill="D9D9D9" w:themeFill="background1" w:themeFillShade="D9"/>
+            <w:tcW w:w="0" w:type="auto"/>
+            <w:vAlign w:val="center"/>
+            <w:hideMark/>
           </w:tcPr>
           <w:p>
-            <w:pPr>
-              <w:rPr>
-                <w:b/>
-                <w:bCs/>
-              </w:rPr>
-            </w:pPr>
-            <w:r>
-              <w:rPr>
-                <w:b/>
-                <w:bCs/>
-              </w:rPr>
-              <w:t>Note</w:t>
+            <w:r>
+              <w:rPr>
+                <w:rStyle w:val="Enfasigrassetto"/>
+              </w:rPr>
+              <w:t>Priorità</w:t>
             </w:r>
           </w:p>
         </w:tc>
         <w:tc>
           <w:tcPr>
-            <w:tcW w:w="8125" w:type="dxa"/>
-            <w:gridSpan w:val="5"/>
+            <w:tcW w:w="0" w:type="auto"/>
+            <w:vAlign w:val="center"/>
+            <w:hideMark/>
           </w:tcPr>
           <w:p>
             <w:r>
-              <w:t>Si necessitano i permessi di root / Dipende dal requisito R</w:t>
-            </w:r>
-            <w:r>
-              <w:t>eq</w:t>
-            </w:r>
-            <w:r>
-              <w:t>-001 (Creazione DB)</w:t>
+              <w:t>1</w:t>
             </w:r>
           </w:p>
         </w:tc>
       </w:tr>
       <w:tr>
+        <w:trPr>
+          <w:tblCellSpacing w:w="15" w:type="dxa"/>
+        </w:trPr>
         <w:tc>
           <w:tcPr>
-            <w:tcW w:w="9644" w:type="dxa"/>
-            <w:gridSpan w:val="6"/>
+            <w:tcW w:w="0" w:type="auto"/>
+            <w:vAlign w:val="center"/>
+            <w:hideMark/>
           </w:tcPr>
           <w:p>
-            <w:pPr>
-              <w:rPr>
-                <w:b/>
-              </w:rPr>
-            </w:pPr>
-            <w:r>
-              <w:rPr>
-                <w:b/>
-              </w:rPr>
-              <w:t>Sotto requisiti</w:t>
+            <w:r>
+              <w:rPr>
+                <w:rStyle w:val="Enfasigrassetto"/>
+              </w:rPr>
+              <w:t>Versione</w:t>
+            </w:r>
+          </w:p>
+        </w:tc>
+        <w:tc>
+          <w:tcPr>
+            <w:tcW w:w="0" w:type="auto"/>
+            <w:vAlign w:val="center"/>
+            <w:hideMark/>
+          </w:tcPr>
+          <w:p>
+            <w:r>
+              <w:t>1.0</w:t>
             </w:r>
           </w:p>
         </w:tc>
       </w:tr>
       <w:tr>
+        <w:trPr>
+          <w:tblCellSpacing w:w="15" w:type="dxa"/>
+        </w:trPr>
         <w:tc>
           <w:tcPr>
-            <w:tcW w:w="1519" w:type="dxa"/>
-            <w:shd w:val="clear" w:color="auto" w:fill="D9D9D9" w:themeFill="background1" w:themeFillShade="D9"/>
+            <w:tcW w:w="0" w:type="auto"/>
+            <w:vAlign w:val="center"/>
+            <w:hideMark/>
           </w:tcPr>
           <w:p>
-            <w:pPr>
-              <w:rPr>
-                <w:b/>
-              </w:rPr>
-            </w:pPr>
-            <w:r>
-              <w:rPr>
-                <w:b/>
-              </w:rPr>
-              <w:t>001</w:t>
+            <w:r>
+              <w:rPr>
+                <w:rStyle w:val="Enfasigrassetto"/>
+              </w:rPr>
+              <w:t>Nome</w:t>
             </w:r>
           </w:p>
         </w:tc>
         <w:tc>
           <w:tcPr>
-            <w:tcW w:w="8125" w:type="dxa"/>
-            <w:gridSpan w:val="5"/>
+            <w:tcW w:w="0" w:type="auto"/>
+            <w:vAlign w:val="center"/>
+            <w:hideMark/>
           </w:tcPr>
           <w:p>
             <w:r>
-              <w:t>Si necessita una maschera di login</w:t>
+              <w:t>Inserimento parametri di rete IPv4</w:t>
             </w:r>
           </w:p>
         </w:tc>
       </w:tr>
       <w:tr>
+        <w:trPr>
+          <w:tblCellSpacing w:w="15" w:type="dxa"/>
+        </w:trPr>
         <w:tc>
           <w:tcPr>
-            <w:tcW w:w="1519" w:type="dxa"/>
-            <w:shd w:val="clear" w:color="auto" w:fill="D9D9D9" w:themeFill="background1" w:themeFillShade="D9"/>
+            <w:tcW w:w="0" w:type="auto"/>
+            <w:vAlign w:val="center"/>
+            <w:hideMark/>
           </w:tcPr>
           <w:p>
-            <w:pPr>
-              <w:rPr>
-                <w:b/>
-              </w:rPr>
-            </w:pPr>
-            <w:r>
-              <w:rPr>
-                <w:b/>
-              </w:rPr>
-              <w:t>002</w:t>
+            <w:r>
+              <w:rPr>
+                <w:rStyle w:val="Enfasigrassetto"/>
+              </w:rPr>
+              <w:t>Note</w:t>
             </w:r>
           </w:p>
         </w:tc>
         <w:tc>
           <w:tcPr>
-            <w:tcW w:w="8125" w:type="dxa"/>
-            <w:gridSpan w:val="5"/>
+            <w:tcW w:w="0" w:type="auto"/>
+            <w:vAlign w:val="center"/>
+            <w:hideMark/>
           </w:tcPr>
           <w:p>
             <w:r>
-              <w:t>Si dovranno poter immettere nuovi allievi</w:t>
+              <w:t>L'utente deve inserire almeno due informazioni tra IP Host, Network, Broadcast, numero di Host e Subnet Mask.</w:t>
             </w:r>
           </w:p>
         </w:tc>
       </w:tr>
       <w:tr>
+        <w:trPr>
+          <w:tblCellSpacing w:w="15" w:type="dxa"/>
+        </w:trPr>
         <w:tc>
           <w:tcPr>
-            <w:tcW w:w="1519" w:type="dxa"/>
-            <w:shd w:val="clear" w:color="auto" w:fill="D9D9D9" w:themeFill="background1" w:themeFillShade="D9"/>
+            <w:tcW w:w="0" w:type="auto"/>
+            <w:vAlign w:val="center"/>
+            <w:hideMark/>
           </w:tcPr>
           <w:p>
-            <w:pPr>
-              <w:rPr>
-                <w:b/>
-              </w:rPr>
-            </w:pPr>
-            <w:r>
-              <w:rPr>
-                <w:b/>
-              </w:rPr>
-              <w:t>003</w:t>
+            <w:r>
+              <w:rPr>
+                <w:rStyle w:val="Enfasigrassetto"/>
+              </w:rPr>
+              <w:t>Sotto requisiti</w:t>
             </w:r>
           </w:p>
         </w:tc>
         <w:tc>
           <w:tcPr>
-            <w:tcW w:w="8125" w:type="dxa"/>
-            <w:gridSpan w:val="5"/>
+            <w:tcW w:w="0" w:type="auto"/>
+            <w:vAlign w:val="center"/>
+            <w:hideMark/>
           </w:tcPr>
           <w:p>
             <w:r>
-              <w:t>Dovrà essere possibile la ricerca di allievi</w:t>
+              <w:rPr>
+                <w:rStyle w:val="Enfasigrassetto"/>
+              </w:rPr>
+              <w:t>001</w:t>
+            </w:r>
+            <w:r>
+              <w:t xml:space="preserve"> – Inserimento dell'indirizzo IP Host.</w:t>
+            </w:r>
+            <w:r>
+              <w:br/>
+            </w:r>
+            <w:r>
+              <w:rPr>
+                <w:rStyle w:val="Enfasigrassetto"/>
+              </w:rPr>
+              <w:t>002</w:t>
+            </w:r>
+            <w:r>
+              <w:t xml:space="preserve"> – Inserimento dell'indirizzo Network.</w:t>
+            </w:r>
+            <w:r>
+              <w:br/>
+            </w:r>
+            <w:r>
+              <w:rPr>
+                <w:rStyle w:val="Enfasigrassetto"/>
+              </w:rPr>
+              <w:t>003</w:t>
+            </w:r>
+            <w:r>
+              <w:t xml:space="preserve"> – Inserimento dell'indirizzo Broadcast.</w:t>
+            </w:r>
+            <w:r>
+              <w:br/>
+            </w:r>
+            <w:r>
+              <w:rPr>
+                <w:rStyle w:val="Enfasigrassetto"/>
+              </w:rPr>
+              <w:t>004</w:t>
+            </w:r>
+            <w:r>
+              <w:t xml:space="preserve"> – Inserimento del numero di Host.</w:t>
+            </w:r>
+            <w:r>
+              <w:br/>
+            </w:r>
+            <w:r>
+              <w:rPr>
+                <w:rStyle w:val="Enfasigrassetto"/>
+              </w:rPr>
+              <w:t>005</w:t>
+            </w:r>
+            <w:r>
+              <w:t xml:space="preserve"> – Inserimento della Subnet Mask.</w:t>
+            </w:r>
+            <w:r>
+              <w:br/>
+            </w:r>
+            <w:r>
+              <w:rPr>
+                <w:rStyle w:val="Enfasigrassetto"/>
+              </w:rPr>
+              <w:t>006</w:t>
+            </w:r>
+            <w:r>
+              <w:t xml:space="preserve"> – Verifica della presenza di almeno due informazioni valide e sufficienti.</w:t>
             </w:r>
           </w:p>
         </w:tc>
@@ -3227,23 +3437,334 @@
       <w:pPr>
         <w:rPr>
           <w:b/>
-        </w:rPr>
-      </w:pPr>
-    </w:p>
-    <w:p>
-      <w:pPr>
-        <w:rPr>
+          <w:bCs/>
+        </w:rPr>
+      </w:pPr>
+    </w:p>
+    <w:p>
+      <w:pPr>
+        <w:rPr>
+          <w:rFonts w:ascii="Times New Roman" w:hAnsi="Times New Roman"/>
           <w:b/>
-        </w:rPr>
-      </w:pPr>
-    </w:p>
-    <w:p>
-      <w:pPr>
+          <w:bCs/>
+          <w:sz w:val="36"/>
+          <w:lang w:eastAsia="it-CH"/>
+        </w:rPr>
+      </w:pPr>
+      <w:r>
         <w:rPr>
           <w:b/>
-        </w:rPr>
-      </w:pPr>
-    </w:p>
+          <w:bCs/>
+        </w:rPr>
+        <w:t>Req-003 – Calcolo automatico IPv4</w:t>
+      </w:r>
+    </w:p>
+    <w:tbl>
+      <w:tblPr>
+        <w:tblW w:w="0" w:type="auto"/>
+        <w:tblCellSpacing w:w="15" w:type="dxa"/>
+        <w:tblCellMar>
+          <w:top w:w="15" w:type="dxa"/>
+          <w:left w:w="15" w:type="dxa"/>
+          <w:bottom w:w="15" w:type="dxa"/>
+          <w:right w:w="15" w:type="dxa"/>
+        </w:tblCellMar>
+        <w:tblLook w:val="04A0" w:firstRow="1" w:lastRow="0" w:firstColumn="1" w:lastColumn="0" w:noHBand="0" w:noVBand="1"/>
+      </w:tblPr>
+      <w:tblGrid>
+        <w:gridCol w:w="1498"/>
+        <w:gridCol w:w="8140"/>
+      </w:tblGrid>
+      <w:tr>
+        <w:trPr>
+          <w:tblHeader/>
+          <w:tblCellSpacing w:w="15" w:type="dxa"/>
+        </w:trPr>
+        <w:tc>
+          <w:tcPr>
+            <w:tcW w:w="0" w:type="auto"/>
+            <w:vAlign w:val="center"/>
+            <w:hideMark/>
+          </w:tcPr>
+          <w:p>
+            <w:pPr>
+              <w:jc w:val="center"/>
+              <w:rPr>
+                <w:b/>
+                <w:bCs/>
+              </w:rPr>
+            </w:pPr>
+            <w:r>
+              <w:rPr>
+                <w:rStyle w:val="Enfasigrassetto"/>
+              </w:rPr>
+              <w:t>Requisito</w:t>
+            </w:r>
+          </w:p>
+        </w:tc>
+        <w:tc>
+          <w:tcPr>
+            <w:tcW w:w="0" w:type="auto"/>
+            <w:vAlign w:val="center"/>
+            <w:hideMark/>
+          </w:tcPr>
+          <w:p>
+            <w:pPr>
+              <w:jc w:val="center"/>
+              <w:rPr>
+                <w:b/>
+                <w:bCs/>
+              </w:rPr>
+            </w:pPr>
+            <w:r>
+              <w:rPr>
+                <w:b/>
+                <w:bCs/>
+              </w:rPr>
+              <w:t>Req-003</w:t>
+            </w:r>
+          </w:p>
+        </w:tc>
+      </w:tr>
+      <w:tr>
+        <w:trPr>
+          <w:tblCellSpacing w:w="15" w:type="dxa"/>
+        </w:trPr>
+        <w:tc>
+          <w:tcPr>
+            <w:tcW w:w="0" w:type="auto"/>
+            <w:vAlign w:val="center"/>
+            <w:hideMark/>
+          </w:tcPr>
+          <w:p>
+            <w:r>
+              <w:rPr>
+                <w:rStyle w:val="Enfasigrassetto"/>
+              </w:rPr>
+              <w:t>Priorità</w:t>
+            </w:r>
+          </w:p>
+        </w:tc>
+        <w:tc>
+          <w:tcPr>
+            <w:tcW w:w="0" w:type="auto"/>
+            <w:vAlign w:val="center"/>
+            <w:hideMark/>
+          </w:tcPr>
+          <w:p>
+            <w:r>
+              <w:t>1</w:t>
+            </w:r>
+          </w:p>
+        </w:tc>
+      </w:tr>
+      <w:tr>
+        <w:trPr>
+          <w:tblCellSpacing w:w="15" w:type="dxa"/>
+        </w:trPr>
+        <w:tc>
+          <w:tcPr>
+            <w:tcW w:w="0" w:type="auto"/>
+            <w:vAlign w:val="center"/>
+            <w:hideMark/>
+          </w:tcPr>
+          <w:p>
+            <w:r>
+              <w:rPr>
+                <w:rStyle w:val="Enfasigrassetto"/>
+              </w:rPr>
+              <w:t>Versione</w:t>
+            </w:r>
+          </w:p>
+        </w:tc>
+        <w:tc>
+          <w:tcPr>
+            <w:tcW w:w="0" w:type="auto"/>
+            <w:vAlign w:val="center"/>
+            <w:hideMark/>
+          </w:tcPr>
+          <w:p>
+            <w:r>
+              <w:t>1.0</w:t>
+            </w:r>
+          </w:p>
+        </w:tc>
+      </w:tr>
+      <w:tr>
+        <w:trPr>
+          <w:tblCellSpacing w:w="15" w:type="dxa"/>
+        </w:trPr>
+        <w:tc>
+          <w:tcPr>
+            <w:tcW w:w="0" w:type="auto"/>
+            <w:vAlign w:val="center"/>
+            <w:hideMark/>
+          </w:tcPr>
+          <w:p>
+            <w:r>
+              <w:rPr>
+                <w:rStyle w:val="Enfasigrassetto"/>
+              </w:rPr>
+              <w:t>Nome</w:t>
+            </w:r>
+          </w:p>
+        </w:tc>
+        <w:tc>
+          <w:tcPr>
+            <w:tcW w:w="0" w:type="auto"/>
+            <w:vAlign w:val="center"/>
+            <w:hideMark/>
+          </w:tcPr>
+          <w:p>
+            <w:r>
+              <w:t>Calcolo automatico dei parametri IPv4</w:t>
+            </w:r>
+          </w:p>
+        </w:tc>
+      </w:tr>
+      <w:tr>
+        <w:trPr>
+          <w:tblCellSpacing w:w="15" w:type="dxa"/>
+        </w:trPr>
+        <w:tc>
+          <w:tcPr>
+            <w:tcW w:w="0" w:type="auto"/>
+            <w:vAlign w:val="center"/>
+            <w:hideMark/>
+          </w:tcPr>
+          <w:p>
+            <w:r>
+              <w:rPr>
+                <w:rStyle w:val="Enfasigrassetto"/>
+              </w:rPr>
+              <w:t>Note</w:t>
+            </w:r>
+          </w:p>
+        </w:tc>
+        <w:tc>
+          <w:tcPr>
+            <w:tcW w:w="0" w:type="auto"/>
+            <w:vAlign w:val="center"/>
+            <w:hideMark/>
+          </w:tcPr>
+          <w:p>
+            <w:r>
+              <w:t>Il sistema deve calcolare automaticamente i parametri mancanti sulla base delle informazioni inserite.</w:t>
+            </w:r>
+          </w:p>
+        </w:tc>
+      </w:tr>
+      <w:tr>
+        <w:trPr>
+          <w:tblCellSpacing w:w="15" w:type="dxa"/>
+        </w:trPr>
+        <w:tc>
+          <w:tcPr>
+            <w:tcW w:w="0" w:type="auto"/>
+            <w:vAlign w:val="center"/>
+            <w:hideMark/>
+          </w:tcPr>
+          <w:p>
+            <w:r>
+              <w:rPr>
+                <w:rStyle w:val="Enfasigrassetto"/>
+              </w:rPr>
+              <w:t>Sotto requisiti</w:t>
+            </w:r>
+          </w:p>
+        </w:tc>
+        <w:tc>
+          <w:tcPr>
+            <w:tcW w:w="0" w:type="auto"/>
+            <w:vAlign w:val="center"/>
+            <w:hideMark/>
+          </w:tcPr>
+          <w:p>
+            <w:r>
+              <w:rPr>
+                <w:rStyle w:val="Enfasigrassetto"/>
+              </w:rPr>
+              <w:t>001</w:t>
+            </w:r>
+            <w:r>
+              <w:t xml:space="preserve"> – Calcolo dell'indirizzo Network.</w:t>
+            </w:r>
+            <w:r>
+              <w:br/>
+            </w:r>
+            <w:r>
+              <w:rPr>
+                <w:rStyle w:val="Enfasigrassetto"/>
+              </w:rPr>
+              <w:t>002</w:t>
+            </w:r>
+            <w:r>
+              <w:t xml:space="preserve"> – Calcolo dell'indirizzo Broadcast.</w:t>
+            </w:r>
+            <w:r>
+              <w:br/>
+            </w:r>
+            <w:r>
+              <w:rPr>
+                <w:rStyle w:val="Enfasigrassetto"/>
+              </w:rPr>
+              <w:t>003</w:t>
+            </w:r>
+            <w:r>
+              <w:t xml:space="preserve"> – Calcolo della Subnet Mask.</w:t>
+            </w:r>
+            <w:r>
+              <w:br/>
+            </w:r>
+            <w:r>
+              <w:rPr>
+                <w:rStyle w:val="Enfasigrassetto"/>
+              </w:rPr>
+              <w:t>004</w:t>
+            </w:r>
+            <w:r>
+              <w:t xml:space="preserve"> – Determinazione del Gateway proposto.</w:t>
+            </w:r>
+            <w:r>
+              <w:br/>
+            </w:r>
+            <w:r>
+              <w:rPr>
+                <w:rStyle w:val="Enfasigrassetto"/>
+              </w:rPr>
+              <w:t>005</w:t>
+            </w:r>
+            <w:r>
+              <w:t xml:space="preserve"> – Calcolo del numero massimo di Host utilizzabili.</w:t>
+            </w:r>
+            <w:r>
+              <w:br/>
+            </w:r>
+            <w:r>
+              <w:rPr>
+                <w:rStyle w:val="Enfasigrassetto"/>
+              </w:rPr>
+              <w:t>006</w:t>
+            </w:r>
+            <w:r>
+              <w:t xml:space="preserve"> – Individuazione di almeno un Host valido.</w:t>
+            </w:r>
+            <w:r>
+              <w:br/>
+            </w:r>
+            <w:r>
+              <w:rPr>
+                <w:rStyle w:val="Enfasigrassetto"/>
+              </w:rPr>
+              <w:t>007</w:t>
+            </w:r>
+            <w:r>
+              <w:t xml:space="preserve"> – Verifica della coerenza dei risultati.</w:t>
+            </w:r>
+          </w:p>
+        </w:tc>
+      </w:tr>
+    </w:tbl>
     <w:p>
       <w:pPr>
         <w:rPr>
@@ -3267,96 +3788,2142 @@
     <w:p>
       <w:pPr>
         <w:rPr>
+          <w:rFonts w:ascii="Times New Roman" w:hAnsi="Times New Roman"/>
           <w:b/>
+          <w:bCs/>
+          <w:sz w:val="36"/>
+          <w:lang w:eastAsia="it-CH"/>
         </w:rPr>
       </w:pPr>
       <w:r>
         <w:rPr>
           <w:b/>
+          <w:bCs/>
         </w:rPr>
         <w:lastRenderedPageBreak/>
-        <w:t>Spiegazione elementi tabella dei requisiti:</w:t>
-      </w:r>
-    </w:p>
+        <w:t>Req-004 – Visualizzazione risultati IPv4</w:t>
+      </w:r>
+    </w:p>
+    <w:tbl>
+      <w:tblPr>
+        <w:tblW w:w="0" w:type="auto"/>
+        <w:tblCellSpacing w:w="15" w:type="dxa"/>
+        <w:tblCellMar>
+          <w:top w:w="15" w:type="dxa"/>
+          <w:left w:w="15" w:type="dxa"/>
+          <w:bottom w:w="15" w:type="dxa"/>
+          <w:right w:w="15" w:type="dxa"/>
+        </w:tblCellMar>
+        <w:tblLook w:val="04A0" w:firstRow="1" w:lastRow="0" w:firstColumn="1" w:lastColumn="0" w:noHBand="0" w:noVBand="1"/>
+      </w:tblPr>
+      <w:tblGrid>
+        <w:gridCol w:w="1580"/>
+        <w:gridCol w:w="8058"/>
+      </w:tblGrid>
+      <w:tr>
+        <w:trPr>
+          <w:tblHeader/>
+          <w:tblCellSpacing w:w="15" w:type="dxa"/>
+        </w:trPr>
+        <w:tc>
+          <w:tcPr>
+            <w:tcW w:w="0" w:type="auto"/>
+            <w:vAlign w:val="center"/>
+            <w:hideMark/>
+          </w:tcPr>
+          <w:p>
+            <w:pPr>
+              <w:jc w:val="center"/>
+              <w:rPr>
+                <w:b/>
+                <w:bCs/>
+              </w:rPr>
+            </w:pPr>
+            <w:r>
+              <w:rPr>
+                <w:rStyle w:val="Enfasigrassetto"/>
+              </w:rPr>
+              <w:t>Requisito</w:t>
+            </w:r>
+          </w:p>
+        </w:tc>
+        <w:tc>
+          <w:tcPr>
+            <w:tcW w:w="0" w:type="auto"/>
+            <w:vAlign w:val="center"/>
+            <w:hideMark/>
+          </w:tcPr>
+          <w:p>
+            <w:pPr>
+              <w:jc w:val="center"/>
+              <w:rPr>
+                <w:b/>
+                <w:bCs/>
+              </w:rPr>
+            </w:pPr>
+            <w:r>
+              <w:rPr>
+                <w:b/>
+                <w:bCs/>
+              </w:rPr>
+              <w:t>Req-004</w:t>
+            </w:r>
+          </w:p>
+        </w:tc>
+      </w:tr>
+      <w:tr>
+        <w:trPr>
+          <w:tblCellSpacing w:w="15" w:type="dxa"/>
+        </w:trPr>
+        <w:tc>
+          <w:tcPr>
+            <w:tcW w:w="0" w:type="auto"/>
+            <w:vAlign w:val="center"/>
+            <w:hideMark/>
+          </w:tcPr>
+          <w:p>
+            <w:r>
+              <w:rPr>
+                <w:rStyle w:val="Enfasigrassetto"/>
+              </w:rPr>
+              <w:t>Priorità</w:t>
+            </w:r>
+          </w:p>
+        </w:tc>
+        <w:tc>
+          <w:tcPr>
+            <w:tcW w:w="0" w:type="auto"/>
+            <w:vAlign w:val="center"/>
+            <w:hideMark/>
+          </w:tcPr>
+          <w:p>
+            <w:r>
+              <w:t>1</w:t>
+            </w:r>
+          </w:p>
+        </w:tc>
+      </w:tr>
+      <w:tr>
+        <w:trPr>
+          <w:tblCellSpacing w:w="15" w:type="dxa"/>
+        </w:trPr>
+        <w:tc>
+          <w:tcPr>
+            <w:tcW w:w="0" w:type="auto"/>
+            <w:vAlign w:val="center"/>
+            <w:hideMark/>
+          </w:tcPr>
+          <w:p>
+            <w:r>
+              <w:rPr>
+                <w:rStyle w:val="Enfasigrassetto"/>
+              </w:rPr>
+              <w:t>Versione</w:t>
+            </w:r>
+          </w:p>
+        </w:tc>
+        <w:tc>
+          <w:tcPr>
+            <w:tcW w:w="0" w:type="auto"/>
+            <w:vAlign w:val="center"/>
+            <w:hideMark/>
+          </w:tcPr>
+          <w:p>
+            <w:r>
+              <w:t>1.0</w:t>
+            </w:r>
+          </w:p>
+        </w:tc>
+      </w:tr>
+      <w:tr>
+        <w:trPr>
+          <w:tblCellSpacing w:w="15" w:type="dxa"/>
+        </w:trPr>
+        <w:tc>
+          <w:tcPr>
+            <w:tcW w:w="0" w:type="auto"/>
+            <w:vAlign w:val="center"/>
+            <w:hideMark/>
+          </w:tcPr>
+          <w:p>
+            <w:r>
+              <w:rPr>
+                <w:rStyle w:val="Enfasigrassetto"/>
+              </w:rPr>
+              <w:t>Nome</w:t>
+            </w:r>
+          </w:p>
+        </w:tc>
+        <w:tc>
+          <w:tcPr>
+            <w:tcW w:w="0" w:type="auto"/>
+            <w:vAlign w:val="center"/>
+            <w:hideMark/>
+          </w:tcPr>
+          <w:p>
+            <w:r>
+              <w:t>Visualizzazione dei risultati IPv4</w:t>
+            </w:r>
+          </w:p>
+        </w:tc>
+      </w:tr>
+      <w:tr>
+        <w:trPr>
+          <w:tblCellSpacing w:w="15" w:type="dxa"/>
+        </w:trPr>
+        <w:tc>
+          <w:tcPr>
+            <w:tcW w:w="0" w:type="auto"/>
+            <w:vAlign w:val="center"/>
+            <w:hideMark/>
+          </w:tcPr>
+          <w:p>
+            <w:r>
+              <w:rPr>
+                <w:rStyle w:val="Enfasigrassetto"/>
+              </w:rPr>
+              <w:t>Note</w:t>
+            </w:r>
+          </w:p>
+        </w:tc>
+        <w:tc>
+          <w:tcPr>
+            <w:tcW w:w="0" w:type="auto"/>
+            <w:vAlign w:val="center"/>
+            <w:hideMark/>
+          </w:tcPr>
+          <w:p>
+            <w:r>
+              <w:t>Il sistema deve mostrare i risultati in formato decimale e binario, quando applicabile.</w:t>
+            </w:r>
+          </w:p>
+        </w:tc>
+      </w:tr>
+      <w:tr>
+        <w:trPr>
+          <w:tblCellSpacing w:w="15" w:type="dxa"/>
+        </w:trPr>
+        <w:tc>
+          <w:tcPr>
+            <w:tcW w:w="0" w:type="auto"/>
+            <w:vAlign w:val="center"/>
+            <w:hideMark/>
+          </w:tcPr>
+          <w:p>
+            <w:r>
+              <w:rPr>
+                <w:rStyle w:val="Enfasigrassetto"/>
+              </w:rPr>
+              <w:t>Sotto requisiti</w:t>
+            </w:r>
+          </w:p>
+        </w:tc>
+        <w:tc>
+          <w:tcPr>
+            <w:tcW w:w="0" w:type="auto"/>
+            <w:vAlign w:val="center"/>
+            <w:hideMark/>
+          </w:tcPr>
+          <w:p>
+            <w:r>
+              <w:rPr>
+                <w:rStyle w:val="Enfasigrassetto"/>
+              </w:rPr>
+              <w:t>001</w:t>
+            </w:r>
+            <w:r>
+              <w:t xml:space="preserve"> – Visualizzazione del Network in formato decimale e binario.</w:t>
+            </w:r>
+            <w:r>
+              <w:br/>
+            </w:r>
+            <w:r>
+              <w:rPr>
+                <w:rStyle w:val="Enfasigrassetto"/>
+              </w:rPr>
+              <w:t>002</w:t>
+            </w:r>
+            <w:r>
+              <w:t xml:space="preserve"> – Visualizzazione del Broadcast in formato decimale e binario.</w:t>
+            </w:r>
+            <w:r>
+              <w:br/>
+            </w:r>
+            <w:r>
+              <w:rPr>
+                <w:rStyle w:val="Enfasigrassetto"/>
+              </w:rPr>
+              <w:t>003</w:t>
+            </w:r>
+            <w:r>
+              <w:t xml:space="preserve"> – Visualizzazione della Subnet Mask in formato decimale e binario.</w:t>
+            </w:r>
+            <w:r>
+              <w:br/>
+            </w:r>
+            <w:r>
+              <w:rPr>
+                <w:rStyle w:val="Enfasigrassetto"/>
+              </w:rPr>
+              <w:t>004</w:t>
+            </w:r>
+            <w:r>
+              <w:t xml:space="preserve"> – Visualizzazione del Gateway in formato decimale e binario.</w:t>
+            </w:r>
+            <w:r>
+              <w:br/>
+            </w:r>
+            <w:r>
+              <w:rPr>
+                <w:rStyle w:val="Enfasigrassetto"/>
+              </w:rPr>
+              <w:t>005</w:t>
+            </w:r>
+            <w:r>
+              <w:t xml:space="preserve"> – Visualizzazione del numero massimo di Host utilizzabili.</w:t>
+            </w:r>
+            <w:r>
+              <w:br/>
+            </w:r>
+            <w:r>
+              <w:rPr>
+                <w:rStyle w:val="Enfasigrassetto"/>
+              </w:rPr>
+              <w:t>006</w:t>
+            </w:r>
+            <w:r>
+              <w:t xml:space="preserve"> – Visualizzazione di almeno un Host valido in formato decimale e binario.</w:t>
+            </w:r>
+          </w:p>
+        </w:tc>
+      </w:tr>
+    </w:tbl>
     <w:p/>
     <w:p>
-      <w:r>
-        <w:rPr>
+      <w:pPr>
+        <w:rPr>
+          <w:rFonts w:ascii="Times New Roman" w:hAnsi="Times New Roman"/>
           <w:b/>
-        </w:rPr>
-        <w:t>ID</w:t>
-      </w:r>
-      <w:r>
-        <w:t>: identificativo univoco del requisito</w:t>
-      </w:r>
-    </w:p>
-    <w:p>
+          <w:bCs/>
+          <w:sz w:val="36"/>
+          <w:lang w:eastAsia="it-CH"/>
+        </w:rPr>
+      </w:pPr>
       <w:r>
         <w:rPr>
           <w:b/>
-        </w:rPr>
-        <w:t>Nome</w:t>
-      </w:r>
-      <w:r>
-        <w:t>: breve descrizione del requisito</w:t>
-      </w:r>
-    </w:p>
-    <w:p>
-      <w:r>
-        <w:rPr>
+          <w:bCs/>
+        </w:rPr>
+        <w:t>Req-005 – Calcolo configurazione IPv6</w:t>
+      </w:r>
+    </w:p>
+    <w:tbl>
+      <w:tblPr>
+        <w:tblW w:w="0" w:type="auto"/>
+        <w:tblCellSpacing w:w="15" w:type="dxa"/>
+        <w:tblCellMar>
+          <w:top w:w="15" w:type="dxa"/>
+          <w:left w:w="15" w:type="dxa"/>
+          <w:bottom w:w="15" w:type="dxa"/>
+          <w:right w:w="15" w:type="dxa"/>
+        </w:tblCellMar>
+        <w:tblLook w:val="04A0" w:firstRow="1" w:lastRow="0" w:firstColumn="1" w:lastColumn="0" w:noHBand="0" w:noVBand="1"/>
+      </w:tblPr>
+      <w:tblGrid>
+        <w:gridCol w:w="1489"/>
+        <w:gridCol w:w="8149"/>
+      </w:tblGrid>
+      <w:tr>
+        <w:trPr>
+          <w:tblHeader/>
+          <w:tblCellSpacing w:w="15" w:type="dxa"/>
+        </w:trPr>
+        <w:tc>
+          <w:tcPr>
+            <w:tcW w:w="0" w:type="auto"/>
+            <w:vAlign w:val="center"/>
+            <w:hideMark/>
+          </w:tcPr>
+          <w:p>
+            <w:pPr>
+              <w:jc w:val="center"/>
+              <w:rPr>
+                <w:b/>
+                <w:bCs/>
+              </w:rPr>
+            </w:pPr>
+            <w:r>
+              <w:rPr>
+                <w:rStyle w:val="Enfasigrassetto"/>
+              </w:rPr>
+              <w:t>Requisito</w:t>
+            </w:r>
+          </w:p>
+        </w:tc>
+        <w:tc>
+          <w:tcPr>
+            <w:tcW w:w="0" w:type="auto"/>
+            <w:vAlign w:val="center"/>
+            <w:hideMark/>
+          </w:tcPr>
+          <w:p>
+            <w:pPr>
+              <w:jc w:val="center"/>
+              <w:rPr>
+                <w:b/>
+                <w:bCs/>
+              </w:rPr>
+            </w:pPr>
+            <w:r>
+              <w:rPr>
+                <w:b/>
+                <w:bCs/>
+              </w:rPr>
+              <w:t>Req-005</w:t>
+            </w:r>
+          </w:p>
+        </w:tc>
+      </w:tr>
+      <w:tr>
+        <w:trPr>
+          <w:tblCellSpacing w:w="15" w:type="dxa"/>
+        </w:trPr>
+        <w:tc>
+          <w:tcPr>
+            <w:tcW w:w="0" w:type="auto"/>
+            <w:vAlign w:val="center"/>
+            <w:hideMark/>
+          </w:tcPr>
+          <w:p>
+            <w:r>
+              <w:rPr>
+                <w:rStyle w:val="Enfasigrassetto"/>
+              </w:rPr>
+              <w:t>Priorità</w:t>
+            </w:r>
+          </w:p>
+        </w:tc>
+        <w:tc>
+          <w:tcPr>
+            <w:tcW w:w="0" w:type="auto"/>
+            <w:vAlign w:val="center"/>
+            <w:hideMark/>
+          </w:tcPr>
+          <w:p>
+            <w:r>
+              <w:t>1</w:t>
+            </w:r>
+          </w:p>
+        </w:tc>
+      </w:tr>
+      <w:tr>
+        <w:trPr>
+          <w:tblCellSpacing w:w="15" w:type="dxa"/>
+        </w:trPr>
+        <w:tc>
+          <w:tcPr>
+            <w:tcW w:w="0" w:type="auto"/>
+            <w:vAlign w:val="center"/>
+            <w:hideMark/>
+          </w:tcPr>
+          <w:p>
+            <w:r>
+              <w:rPr>
+                <w:rStyle w:val="Enfasigrassetto"/>
+              </w:rPr>
+              <w:t>Versione</w:t>
+            </w:r>
+          </w:p>
+        </w:tc>
+        <w:tc>
+          <w:tcPr>
+            <w:tcW w:w="0" w:type="auto"/>
+            <w:vAlign w:val="center"/>
+            <w:hideMark/>
+          </w:tcPr>
+          <w:p>
+            <w:r>
+              <w:t>1.0</w:t>
+            </w:r>
+          </w:p>
+        </w:tc>
+      </w:tr>
+      <w:tr>
+        <w:trPr>
+          <w:tblCellSpacing w:w="15" w:type="dxa"/>
+        </w:trPr>
+        <w:tc>
+          <w:tcPr>
+            <w:tcW w:w="0" w:type="auto"/>
+            <w:vAlign w:val="center"/>
+            <w:hideMark/>
+          </w:tcPr>
+          <w:p>
+            <w:r>
+              <w:rPr>
+                <w:rStyle w:val="Enfasigrassetto"/>
+              </w:rPr>
+              <w:t>Nome</w:t>
+            </w:r>
+          </w:p>
+        </w:tc>
+        <w:tc>
+          <w:tcPr>
+            <w:tcW w:w="0" w:type="auto"/>
+            <w:vAlign w:val="center"/>
+            <w:hideMark/>
+          </w:tcPr>
+          <w:p>
+            <w:r>
+              <w:t>Calcolo dei parametri IPv6</w:t>
+            </w:r>
+          </w:p>
+        </w:tc>
+      </w:tr>
+      <w:tr>
+        <w:trPr>
+          <w:tblCellSpacing w:w="15" w:type="dxa"/>
+        </w:trPr>
+        <w:tc>
+          <w:tcPr>
+            <w:tcW w:w="0" w:type="auto"/>
+            <w:vAlign w:val="center"/>
+            <w:hideMark/>
+          </w:tcPr>
+          <w:p>
+            <w:r>
+              <w:rPr>
+                <w:rStyle w:val="Enfasigrassetto"/>
+              </w:rPr>
+              <w:t>Note</w:t>
+            </w:r>
+          </w:p>
+        </w:tc>
+        <w:tc>
+          <w:tcPr>
+            <w:tcW w:w="0" w:type="auto"/>
+            <w:vAlign w:val="center"/>
+            <w:hideMark/>
+          </w:tcPr>
+          <w:p>
+            <w:r>
+              <w:t>Il sistema deve calcolare la configurazione di rete IPv6 a partire dall'indirizzo IPv6 e dal prefisso CIDR.</w:t>
+            </w:r>
+          </w:p>
+        </w:tc>
+      </w:tr>
+      <w:tr>
+        <w:trPr>
+          <w:tblCellSpacing w:w="15" w:type="dxa"/>
+        </w:trPr>
+        <w:tc>
+          <w:tcPr>
+            <w:tcW w:w="0" w:type="auto"/>
+            <w:vAlign w:val="center"/>
+            <w:hideMark/>
+          </w:tcPr>
+          <w:p>
+            <w:r>
+              <w:rPr>
+                <w:rStyle w:val="Enfasigrassetto"/>
+              </w:rPr>
+              <w:t>Sotto requisiti</w:t>
+            </w:r>
+          </w:p>
+        </w:tc>
+        <w:tc>
+          <w:tcPr>
+            <w:tcW w:w="0" w:type="auto"/>
+            <w:vAlign w:val="center"/>
+            <w:hideMark/>
+          </w:tcPr>
+          <w:p>
+            <w:r>
+              <w:rPr>
+                <w:rStyle w:val="Enfasigrassetto"/>
+              </w:rPr>
+              <w:t>001</w:t>
+            </w:r>
+            <w:r>
+              <w:t xml:space="preserve"> – Inserimento di un indirizzo IPv6.</w:t>
+            </w:r>
+            <w:r>
+              <w:br/>
+            </w:r>
+            <w:r>
+              <w:rPr>
+                <w:rStyle w:val="Enfasigrassetto"/>
+              </w:rPr>
+              <w:t>002</w:t>
+            </w:r>
+            <w:r>
+              <w:t xml:space="preserve"> – Inserimento del prefisso CIDR.</w:t>
+            </w:r>
+            <w:r>
+              <w:br/>
+            </w:r>
+            <w:r>
+              <w:rPr>
+                <w:rStyle w:val="Enfasigrassetto"/>
+              </w:rPr>
+              <w:t>003</w:t>
+            </w:r>
+            <w:r>
+              <w:t xml:space="preserve"> – Verifica della validità dei dati inseriti.</w:t>
+            </w:r>
+            <w:r>
+              <w:br/>
+            </w:r>
+            <w:r>
+              <w:rPr>
+                <w:rStyle w:val="Enfasigrassetto"/>
+              </w:rPr>
+              <w:t>004</w:t>
+            </w:r>
+            <w:r>
+              <w:t xml:space="preserve"> – Calcolo dell'indirizzo di rete IPv6.</w:t>
+            </w:r>
+            <w:r>
+              <w:br/>
+            </w:r>
+            <w:r>
+              <w:rPr>
+                <w:rStyle w:val="Enfasigrassetto"/>
+              </w:rPr>
+              <w:t>005</w:t>
+            </w:r>
+            <w:r>
+              <w:t xml:space="preserve"> – Visualizzazione dei risultati ottenuti.</w:t>
+            </w:r>
+          </w:p>
+        </w:tc>
+      </w:tr>
+    </w:tbl>
+    <w:p/>
+    <w:p>
+      <w:pPr>
+        <w:rPr>
+          <w:rFonts w:ascii="Times New Roman" w:hAnsi="Times New Roman"/>
           <w:b/>
-        </w:rPr>
-        <w:t>Priorità</w:t>
-      </w:r>
-      <w:r>
-        <w:t xml:space="preserve">: indica l’importanza di un requisito nell’insieme del progetto, definita assieme al committente. </w:t>
-      </w:r>
-      <w:r>
-        <w:t>Ad esempio,</w:t>
-      </w:r>
-      <w:r>
-        <w:t xml:space="preserve"> poter disporre di report con colonne di colori diversi ha priorità minore rispetto al fatto di avere un database con gli elementi al suo interno. Solitamente si definiscono al massimo di 2-3 livelli di priorità.</w:t>
-      </w:r>
-    </w:p>
-    <w:p>
+          <w:bCs/>
+          <w:sz w:val="36"/>
+          <w:lang w:eastAsia="it-CH"/>
+        </w:rPr>
+      </w:pPr>
       <w:r>
         <w:rPr>
           <w:b/>
-        </w:rPr>
-        <w:t>Versione</w:t>
-      </w:r>
-      <w:r>
-        <w:t xml:space="preserve">: indica la versione del requisito. Ogni modifica del requisito avrà una versione aggiornata. </w:t>
-      </w:r>
-    </w:p>
-    <w:p>
-      <w:r>
-        <w:t>Sulla documentazione apparirà solamente l’ultima versione, mentre le vecchie dovranno essere inserite nei diari.</w:t>
-      </w:r>
-    </w:p>
-    <w:p>
-      <w:r>
+          <w:bCs/>
+        </w:rPr>
+        <w:t>Req-006 – Interfaccia web responsive</w:t>
+      </w:r>
+    </w:p>
+    <w:tbl>
+      <w:tblPr>
+        <w:tblW w:w="0" w:type="auto"/>
+        <w:tblCellSpacing w:w="15" w:type="dxa"/>
+        <w:tblCellMar>
+          <w:top w:w="15" w:type="dxa"/>
+          <w:left w:w="15" w:type="dxa"/>
+          <w:bottom w:w="15" w:type="dxa"/>
+          <w:right w:w="15" w:type="dxa"/>
+        </w:tblCellMar>
+        <w:tblLook w:val="04A0" w:firstRow="1" w:lastRow="0" w:firstColumn="1" w:lastColumn="0" w:noHBand="0" w:noVBand="1"/>
+      </w:tblPr>
+      <w:tblGrid>
+        <w:gridCol w:w="1592"/>
+        <w:gridCol w:w="8046"/>
+      </w:tblGrid>
+      <w:tr>
+        <w:trPr>
+          <w:tblHeader/>
+          <w:tblCellSpacing w:w="15" w:type="dxa"/>
+        </w:trPr>
+        <w:tc>
+          <w:tcPr>
+            <w:tcW w:w="0" w:type="auto"/>
+            <w:vAlign w:val="center"/>
+            <w:hideMark/>
+          </w:tcPr>
+          <w:p>
+            <w:pPr>
+              <w:jc w:val="center"/>
+              <w:rPr>
+                <w:b/>
+                <w:bCs/>
+              </w:rPr>
+            </w:pPr>
+            <w:r>
+              <w:rPr>
+                <w:rStyle w:val="Enfasigrassetto"/>
+              </w:rPr>
+              <w:t>Requisito</w:t>
+            </w:r>
+          </w:p>
+        </w:tc>
+        <w:tc>
+          <w:tcPr>
+            <w:tcW w:w="0" w:type="auto"/>
+            <w:vAlign w:val="center"/>
+            <w:hideMark/>
+          </w:tcPr>
+          <w:p>
+            <w:pPr>
+              <w:jc w:val="center"/>
+              <w:rPr>
+                <w:b/>
+                <w:bCs/>
+              </w:rPr>
+            </w:pPr>
+            <w:r>
+              <w:rPr>
+                <w:b/>
+                <w:bCs/>
+              </w:rPr>
+              <w:t>Req-006</w:t>
+            </w:r>
+          </w:p>
+        </w:tc>
+      </w:tr>
+      <w:tr>
+        <w:trPr>
+          <w:tblCellSpacing w:w="15" w:type="dxa"/>
+        </w:trPr>
+        <w:tc>
+          <w:tcPr>
+            <w:tcW w:w="0" w:type="auto"/>
+            <w:vAlign w:val="center"/>
+            <w:hideMark/>
+          </w:tcPr>
+          <w:p>
+            <w:r>
+              <w:rPr>
+                <w:rStyle w:val="Enfasigrassetto"/>
+              </w:rPr>
+              <w:t>Priorità</w:t>
+            </w:r>
+          </w:p>
+        </w:tc>
+        <w:tc>
+          <w:tcPr>
+            <w:tcW w:w="0" w:type="auto"/>
+            <w:vAlign w:val="center"/>
+            <w:hideMark/>
+          </w:tcPr>
+          <w:p>
+            <w:r>
+              <w:t>2</w:t>
+            </w:r>
+          </w:p>
+        </w:tc>
+      </w:tr>
+      <w:tr>
+        <w:trPr>
+          <w:tblCellSpacing w:w="15" w:type="dxa"/>
+        </w:trPr>
+        <w:tc>
+          <w:tcPr>
+            <w:tcW w:w="0" w:type="auto"/>
+            <w:vAlign w:val="center"/>
+            <w:hideMark/>
+          </w:tcPr>
+          <w:p>
+            <w:r>
+              <w:rPr>
+                <w:rStyle w:val="Enfasigrassetto"/>
+              </w:rPr>
+              <w:t>Versione</w:t>
+            </w:r>
+          </w:p>
+        </w:tc>
+        <w:tc>
+          <w:tcPr>
+            <w:tcW w:w="0" w:type="auto"/>
+            <w:vAlign w:val="center"/>
+            <w:hideMark/>
+          </w:tcPr>
+          <w:p>
+            <w:r>
+              <w:t>1.0</w:t>
+            </w:r>
+          </w:p>
+        </w:tc>
+      </w:tr>
+      <w:tr>
+        <w:trPr>
+          <w:tblCellSpacing w:w="15" w:type="dxa"/>
+        </w:trPr>
+        <w:tc>
+          <w:tcPr>
+            <w:tcW w:w="0" w:type="auto"/>
+            <w:vAlign w:val="center"/>
+            <w:hideMark/>
+          </w:tcPr>
+          <w:p>
+            <w:r>
+              <w:rPr>
+                <w:rStyle w:val="Enfasigrassetto"/>
+              </w:rPr>
+              <w:t>Nome</w:t>
+            </w:r>
+          </w:p>
+        </w:tc>
+        <w:tc>
+          <w:tcPr>
+            <w:tcW w:w="0" w:type="auto"/>
+            <w:vAlign w:val="center"/>
+            <w:hideMark/>
+          </w:tcPr>
+          <w:p>
+            <w:r>
+              <w:t>Interfaccia web responsive</w:t>
+            </w:r>
+          </w:p>
+        </w:tc>
+      </w:tr>
+      <w:tr>
+        <w:trPr>
+          <w:tblCellSpacing w:w="15" w:type="dxa"/>
+        </w:trPr>
+        <w:tc>
+          <w:tcPr>
+            <w:tcW w:w="0" w:type="auto"/>
+            <w:vAlign w:val="center"/>
+            <w:hideMark/>
+          </w:tcPr>
+          <w:p>
+            <w:r>
+              <w:rPr>
+                <w:rStyle w:val="Enfasigrassetto"/>
+              </w:rPr>
+              <w:t>Note</w:t>
+            </w:r>
+          </w:p>
+        </w:tc>
+        <w:tc>
+          <w:tcPr>
+            <w:tcW w:w="0" w:type="auto"/>
+            <w:vAlign w:val="center"/>
+            <w:hideMark/>
+          </w:tcPr>
+          <w:p>
+            <w:r>
+              <w:t>L'interfaccia deve adattarsi alle dimensioni dello schermo del dispositivo utilizzato.</w:t>
+            </w:r>
+          </w:p>
+        </w:tc>
+      </w:tr>
+      <w:tr>
+        <w:trPr>
+          <w:tblCellSpacing w:w="15" w:type="dxa"/>
+        </w:trPr>
+        <w:tc>
+          <w:tcPr>
+            <w:tcW w:w="0" w:type="auto"/>
+            <w:vAlign w:val="center"/>
+            <w:hideMark/>
+          </w:tcPr>
+          <w:p>
+            <w:r>
+              <w:rPr>
+                <w:rStyle w:val="Enfasigrassetto"/>
+              </w:rPr>
+              <w:t>Sotto requisiti</w:t>
+            </w:r>
+          </w:p>
+        </w:tc>
+        <w:tc>
+          <w:tcPr>
+            <w:tcW w:w="0" w:type="auto"/>
+            <w:vAlign w:val="center"/>
+            <w:hideMark/>
+          </w:tcPr>
+          <w:p>
+            <w:r>
+              <w:rPr>
+                <w:rStyle w:val="Enfasigrassetto"/>
+              </w:rPr>
+              <w:t>001</w:t>
+            </w:r>
+            <w:r>
+              <w:t xml:space="preserve"> – Compatibilità con computer, tablet e smartphone.</w:t>
+            </w:r>
+            <w:r>
+              <w:br/>
+            </w:r>
+            <w:r>
+              <w:rPr>
+                <w:rStyle w:val="Enfasigrassetto"/>
+              </w:rPr>
+              <w:t>002</w:t>
+            </w:r>
+            <w:r>
+              <w:t xml:space="preserve"> – Visualizzazione leggibile dei campi e dei risultati.</w:t>
+            </w:r>
+            <w:r>
+              <w:br/>
+            </w:r>
+            <w:r>
+              <w:rPr>
+                <w:rStyle w:val="Enfasigrassetto"/>
+              </w:rPr>
+              <w:t>003</w:t>
+            </w:r>
+            <w:r>
+              <w:t xml:space="preserve"> – Facilità di utilizzo anche su schermi piccoli.</w:t>
+            </w:r>
+          </w:p>
+        </w:tc>
+      </w:tr>
+    </w:tbl>
+    <w:p>
+      <w:pPr>
         <w:rPr>
           <w:b/>
-        </w:rPr>
-        <w:t>Note</w:t>
-      </w:r>
-      <w:r>
-        <w:t>: eventuali osservazioni importanti o riferimenti ad altri requisiti.</w:t>
-      </w:r>
-    </w:p>
-    <w:p>
-      <w:r>
+          <w:bCs/>
+        </w:rPr>
+      </w:pPr>
+    </w:p>
+    <w:p>
+      <w:pPr>
         <w:rPr>
           <w:b/>
-        </w:rPr>
-        <w:t>Sotto requisiti</w:t>
-      </w:r>
-      <w:r>
-        <w:t xml:space="preserve">: elementi che compongono il requisito. </w:t>
-      </w:r>
-    </w:p>
+          <w:bCs/>
+        </w:rPr>
+      </w:pPr>
+    </w:p>
+    <w:p>
+      <w:pPr>
+        <w:rPr>
+          <w:b/>
+          <w:bCs/>
+        </w:rPr>
+      </w:pPr>
+    </w:p>
+    <w:p>
+      <w:pPr>
+        <w:rPr>
+          <w:b/>
+          <w:bCs/>
+        </w:rPr>
+      </w:pPr>
+    </w:p>
+    <w:p>
+      <w:pPr>
+        <w:rPr>
+          <w:rFonts w:ascii="Times New Roman" w:hAnsi="Times New Roman"/>
+          <w:b/>
+          <w:bCs/>
+          <w:sz w:val="36"/>
+          <w:lang w:eastAsia="it-CH"/>
+        </w:rPr>
+      </w:pPr>
+      <w:r>
+        <w:rPr>
+          <w:b/>
+          <w:bCs/>
+        </w:rPr>
+        <w:lastRenderedPageBreak/>
+        <w:t>Req-007 – Tempi di risposta</w:t>
+      </w:r>
+    </w:p>
+    <w:tbl>
+      <w:tblPr>
+        <w:tblW w:w="0" w:type="auto"/>
+        <w:tblCellSpacing w:w="15" w:type="dxa"/>
+        <w:tblCellMar>
+          <w:top w:w="15" w:type="dxa"/>
+          <w:left w:w="15" w:type="dxa"/>
+          <w:bottom w:w="15" w:type="dxa"/>
+          <w:right w:w="15" w:type="dxa"/>
+        </w:tblCellMar>
+        <w:tblLook w:val="04A0" w:firstRow="1" w:lastRow="0" w:firstColumn="1" w:lastColumn="0" w:noHBand="0" w:noVBand="1"/>
+      </w:tblPr>
+      <w:tblGrid>
+        <w:gridCol w:w="1467"/>
+        <w:gridCol w:w="8171"/>
+      </w:tblGrid>
+      <w:tr>
+        <w:trPr>
+          <w:tblHeader/>
+          <w:tblCellSpacing w:w="15" w:type="dxa"/>
+        </w:trPr>
+        <w:tc>
+          <w:tcPr>
+            <w:tcW w:w="0" w:type="auto"/>
+            <w:vAlign w:val="center"/>
+            <w:hideMark/>
+          </w:tcPr>
+          <w:p>
+            <w:pPr>
+              <w:jc w:val="center"/>
+              <w:rPr>
+                <w:b/>
+                <w:bCs/>
+              </w:rPr>
+            </w:pPr>
+            <w:r>
+              <w:rPr>
+                <w:rStyle w:val="Enfasigrassetto"/>
+              </w:rPr>
+              <w:t>Requisito</w:t>
+            </w:r>
+          </w:p>
+        </w:tc>
+        <w:tc>
+          <w:tcPr>
+            <w:tcW w:w="0" w:type="auto"/>
+            <w:vAlign w:val="center"/>
+            <w:hideMark/>
+          </w:tcPr>
+          <w:p>
+            <w:pPr>
+              <w:jc w:val="center"/>
+              <w:rPr>
+                <w:b/>
+                <w:bCs/>
+              </w:rPr>
+            </w:pPr>
+            <w:r>
+              <w:rPr>
+                <w:b/>
+                <w:bCs/>
+              </w:rPr>
+              <w:t>Req-007</w:t>
+            </w:r>
+          </w:p>
+        </w:tc>
+      </w:tr>
+      <w:tr>
+        <w:trPr>
+          <w:tblCellSpacing w:w="15" w:type="dxa"/>
+        </w:trPr>
+        <w:tc>
+          <w:tcPr>
+            <w:tcW w:w="0" w:type="auto"/>
+            <w:vAlign w:val="center"/>
+            <w:hideMark/>
+          </w:tcPr>
+          <w:p>
+            <w:r>
+              <w:rPr>
+                <w:rStyle w:val="Enfasigrassetto"/>
+              </w:rPr>
+              <w:t>Priorità</w:t>
+            </w:r>
+          </w:p>
+        </w:tc>
+        <w:tc>
+          <w:tcPr>
+            <w:tcW w:w="0" w:type="auto"/>
+            <w:vAlign w:val="center"/>
+            <w:hideMark/>
+          </w:tcPr>
+          <w:p>
+            <w:r>
+              <w:t>2</w:t>
+            </w:r>
+          </w:p>
+        </w:tc>
+      </w:tr>
+      <w:tr>
+        <w:trPr>
+          <w:tblCellSpacing w:w="15" w:type="dxa"/>
+        </w:trPr>
+        <w:tc>
+          <w:tcPr>
+            <w:tcW w:w="0" w:type="auto"/>
+            <w:vAlign w:val="center"/>
+            <w:hideMark/>
+          </w:tcPr>
+          <w:p>
+            <w:r>
+              <w:rPr>
+                <w:rStyle w:val="Enfasigrassetto"/>
+              </w:rPr>
+              <w:t>Versione</w:t>
+            </w:r>
+          </w:p>
+        </w:tc>
+        <w:tc>
+          <w:tcPr>
+            <w:tcW w:w="0" w:type="auto"/>
+            <w:vAlign w:val="center"/>
+            <w:hideMark/>
+          </w:tcPr>
+          <w:p>
+            <w:r>
+              <w:t>1.0</w:t>
+            </w:r>
+          </w:p>
+        </w:tc>
+      </w:tr>
+      <w:tr>
+        <w:trPr>
+          <w:tblCellSpacing w:w="15" w:type="dxa"/>
+        </w:trPr>
+        <w:tc>
+          <w:tcPr>
+            <w:tcW w:w="0" w:type="auto"/>
+            <w:vAlign w:val="center"/>
+            <w:hideMark/>
+          </w:tcPr>
+          <w:p>
+            <w:r>
+              <w:rPr>
+                <w:rStyle w:val="Enfasigrassetto"/>
+              </w:rPr>
+              <w:t>Nome</w:t>
+            </w:r>
+          </w:p>
+        </w:tc>
+        <w:tc>
+          <w:tcPr>
+            <w:tcW w:w="0" w:type="auto"/>
+            <w:vAlign w:val="center"/>
+            <w:hideMark/>
+          </w:tcPr>
+          <w:p>
+            <w:r>
+              <w:t>Prestazioni del sistema</w:t>
+            </w:r>
+          </w:p>
+        </w:tc>
+      </w:tr>
+      <w:tr>
+        <w:trPr>
+          <w:tblCellSpacing w:w="15" w:type="dxa"/>
+        </w:trPr>
+        <w:tc>
+          <w:tcPr>
+            <w:tcW w:w="0" w:type="auto"/>
+            <w:vAlign w:val="center"/>
+            <w:hideMark/>
+          </w:tcPr>
+          <w:p>
+            <w:r>
+              <w:rPr>
+                <w:rStyle w:val="Enfasigrassetto"/>
+              </w:rPr>
+              <w:t>Note</w:t>
+            </w:r>
+          </w:p>
+        </w:tc>
+        <w:tc>
+          <w:tcPr>
+            <w:tcW w:w="0" w:type="auto"/>
+            <w:vAlign w:val="center"/>
+            <w:hideMark/>
+          </w:tcPr>
+          <w:p>
+            <w:r>
+              <w:t>L'applicazione deve garantire tempi di risposta inferiori a un secondo nelle normali condizioni di utilizzo.</w:t>
+            </w:r>
+          </w:p>
+        </w:tc>
+      </w:tr>
+      <w:tr>
+        <w:trPr>
+          <w:tblCellSpacing w:w="15" w:type="dxa"/>
+        </w:trPr>
+        <w:tc>
+          <w:tcPr>
+            <w:tcW w:w="0" w:type="auto"/>
+            <w:vAlign w:val="center"/>
+            <w:hideMark/>
+          </w:tcPr>
+          <w:p>
+            <w:r>
+              <w:rPr>
+                <w:rStyle w:val="Enfasigrassetto"/>
+              </w:rPr>
+              <w:t>Sotto requisiti</w:t>
+            </w:r>
+          </w:p>
+        </w:tc>
+        <w:tc>
+          <w:tcPr>
+            <w:tcW w:w="0" w:type="auto"/>
+            <w:vAlign w:val="center"/>
+            <w:hideMark/>
+          </w:tcPr>
+          <w:p>
+            <w:r>
+              <w:rPr>
+                <w:rStyle w:val="Enfasigrassetto"/>
+              </w:rPr>
+              <w:t>001</w:t>
+            </w:r>
+            <w:r>
+              <w:t xml:space="preserve"> – Esecuzione dei calcoli IPv4 in meno di un secondo.</w:t>
+            </w:r>
+            <w:r>
+              <w:br/>
+            </w:r>
+            <w:r>
+              <w:rPr>
+                <w:rStyle w:val="Enfasigrassetto"/>
+              </w:rPr>
+              <w:t>002</w:t>
+            </w:r>
+            <w:r>
+              <w:t xml:space="preserve"> – Esecuzione dei calcoli IPv6 in meno di un secondo.</w:t>
+            </w:r>
+            <w:r>
+              <w:br/>
+            </w:r>
+            <w:r>
+              <w:rPr>
+                <w:rStyle w:val="Enfasigrassetto"/>
+              </w:rPr>
+              <w:t>003</w:t>
+            </w:r>
+            <w:r>
+              <w:t xml:space="preserve"> – Visualizzazione dei risultati entro un secondo dalla richiesta di calcolo, una volta inseriti i dati necessari.</w:t>
+            </w:r>
+          </w:p>
+        </w:tc>
+      </w:tr>
+    </w:tbl>
     <w:p/>
+    <w:p>
+      <w:pPr>
+        <w:rPr>
+          <w:rFonts w:ascii="Times New Roman" w:hAnsi="Times New Roman"/>
+          <w:b/>
+          <w:bCs/>
+          <w:sz w:val="36"/>
+          <w:lang w:eastAsia="it-CH"/>
+        </w:rPr>
+      </w:pPr>
+      <w:r>
+        <w:rPr>
+          <w:b/>
+          <w:bCs/>
+        </w:rPr>
+        <w:t>Req-008 – Validazione degli input</w:t>
+      </w:r>
+    </w:p>
+    <w:tbl>
+      <w:tblPr>
+        <w:tblW w:w="0" w:type="auto"/>
+        <w:tblCellSpacing w:w="15" w:type="dxa"/>
+        <w:tblCellMar>
+          <w:top w:w="15" w:type="dxa"/>
+          <w:left w:w="15" w:type="dxa"/>
+          <w:bottom w:w="15" w:type="dxa"/>
+          <w:right w:w="15" w:type="dxa"/>
+        </w:tblCellMar>
+        <w:tblLook w:val="04A0" w:firstRow="1" w:lastRow="0" w:firstColumn="1" w:lastColumn="0" w:noHBand="0" w:noVBand="1"/>
+      </w:tblPr>
+      <w:tblGrid>
+        <w:gridCol w:w="1614"/>
+        <w:gridCol w:w="7422"/>
+      </w:tblGrid>
+      <w:tr>
+        <w:trPr>
+          <w:tblHeader/>
+          <w:tblCellSpacing w:w="15" w:type="dxa"/>
+        </w:trPr>
+        <w:tc>
+          <w:tcPr>
+            <w:tcW w:w="0" w:type="auto"/>
+            <w:vAlign w:val="center"/>
+            <w:hideMark/>
+          </w:tcPr>
+          <w:p>
+            <w:pPr>
+              <w:jc w:val="center"/>
+              <w:rPr>
+                <w:b/>
+                <w:bCs/>
+              </w:rPr>
+            </w:pPr>
+            <w:r>
+              <w:rPr>
+                <w:rStyle w:val="Enfasigrassetto"/>
+              </w:rPr>
+              <w:t>Requisito</w:t>
+            </w:r>
+          </w:p>
+        </w:tc>
+        <w:tc>
+          <w:tcPr>
+            <w:tcW w:w="0" w:type="auto"/>
+            <w:vAlign w:val="center"/>
+            <w:hideMark/>
+          </w:tcPr>
+          <w:p>
+            <w:pPr>
+              <w:jc w:val="center"/>
+              <w:rPr>
+                <w:b/>
+                <w:bCs/>
+              </w:rPr>
+            </w:pPr>
+            <w:r>
+              <w:rPr>
+                <w:b/>
+                <w:bCs/>
+              </w:rPr>
+              <w:t>Req-008</w:t>
+            </w:r>
+          </w:p>
+        </w:tc>
+      </w:tr>
+      <w:tr>
+        <w:trPr>
+          <w:tblCellSpacing w:w="15" w:type="dxa"/>
+        </w:trPr>
+        <w:tc>
+          <w:tcPr>
+            <w:tcW w:w="0" w:type="auto"/>
+            <w:vAlign w:val="center"/>
+            <w:hideMark/>
+          </w:tcPr>
+          <w:p>
+            <w:r>
+              <w:rPr>
+                <w:rStyle w:val="Enfasigrassetto"/>
+              </w:rPr>
+              <w:t>Priorità</w:t>
+            </w:r>
+          </w:p>
+        </w:tc>
+        <w:tc>
+          <w:tcPr>
+            <w:tcW w:w="0" w:type="auto"/>
+            <w:vAlign w:val="center"/>
+            <w:hideMark/>
+          </w:tcPr>
+          <w:p>
+            <w:r>
+              <w:t>1</w:t>
+            </w:r>
+          </w:p>
+        </w:tc>
+      </w:tr>
+      <w:tr>
+        <w:trPr>
+          <w:tblCellSpacing w:w="15" w:type="dxa"/>
+        </w:trPr>
+        <w:tc>
+          <w:tcPr>
+            <w:tcW w:w="0" w:type="auto"/>
+            <w:vAlign w:val="center"/>
+            <w:hideMark/>
+          </w:tcPr>
+          <w:p>
+            <w:r>
+              <w:rPr>
+                <w:rStyle w:val="Enfasigrassetto"/>
+              </w:rPr>
+              <w:t>Versione</w:t>
+            </w:r>
+          </w:p>
+        </w:tc>
+        <w:tc>
+          <w:tcPr>
+            <w:tcW w:w="0" w:type="auto"/>
+            <w:vAlign w:val="center"/>
+            <w:hideMark/>
+          </w:tcPr>
+          <w:p>
+            <w:r>
+              <w:t>1.0</w:t>
+            </w:r>
+          </w:p>
+        </w:tc>
+      </w:tr>
+      <w:tr>
+        <w:trPr>
+          <w:tblCellSpacing w:w="15" w:type="dxa"/>
+        </w:trPr>
+        <w:tc>
+          <w:tcPr>
+            <w:tcW w:w="0" w:type="auto"/>
+            <w:vAlign w:val="center"/>
+            <w:hideMark/>
+          </w:tcPr>
+          <w:p>
+            <w:r>
+              <w:rPr>
+                <w:rStyle w:val="Enfasigrassetto"/>
+              </w:rPr>
+              <w:t>Nome</w:t>
+            </w:r>
+          </w:p>
+        </w:tc>
+        <w:tc>
+          <w:tcPr>
+            <w:tcW w:w="0" w:type="auto"/>
+            <w:vAlign w:val="center"/>
+            <w:hideMark/>
+          </w:tcPr>
+          <w:p>
+            <w:r>
+              <w:t>Validazione dei dati inseriti</w:t>
+            </w:r>
+          </w:p>
+        </w:tc>
+      </w:tr>
+      <w:tr>
+        <w:trPr>
+          <w:tblCellSpacing w:w="15" w:type="dxa"/>
+        </w:trPr>
+        <w:tc>
+          <w:tcPr>
+            <w:tcW w:w="0" w:type="auto"/>
+            <w:vAlign w:val="center"/>
+            <w:hideMark/>
+          </w:tcPr>
+          <w:p>
+            <w:r>
+              <w:rPr>
+                <w:rStyle w:val="Enfasigrassetto"/>
+              </w:rPr>
+              <w:t>Note</w:t>
+            </w:r>
+          </w:p>
+        </w:tc>
+        <w:tc>
+          <w:tcPr>
+            <w:tcW w:w="0" w:type="auto"/>
+            <w:vAlign w:val="center"/>
+            <w:hideMark/>
+          </w:tcPr>
+          <w:p>
+            <w:r>
+              <w:t>Il sistema deve verificare la correttezza dei dati prima di eseguire i calcoli.</w:t>
+            </w:r>
+          </w:p>
+        </w:tc>
+      </w:tr>
+      <w:tr>
+        <w:trPr>
+          <w:tblCellSpacing w:w="15" w:type="dxa"/>
+        </w:trPr>
+        <w:tc>
+          <w:tcPr>
+            <w:tcW w:w="0" w:type="auto"/>
+            <w:vAlign w:val="center"/>
+            <w:hideMark/>
+          </w:tcPr>
+          <w:p>
+            <w:r>
+              <w:rPr>
+                <w:rStyle w:val="Enfasigrassetto"/>
+              </w:rPr>
+              <w:t>Sotto requisiti</w:t>
+            </w:r>
+          </w:p>
+        </w:tc>
+        <w:tc>
+          <w:tcPr>
+            <w:tcW w:w="0" w:type="auto"/>
+            <w:vAlign w:val="center"/>
+            <w:hideMark/>
+          </w:tcPr>
+          <w:p>
+            <w:r>
+              <w:rPr>
+                <w:rStyle w:val="Enfasigrassetto"/>
+              </w:rPr>
+              <w:t>001</w:t>
+            </w:r>
+            <w:r>
+              <w:t xml:space="preserve"> – Rilevamento di indirizzi IPv4 non validi.</w:t>
+            </w:r>
+            <w:r>
+              <w:br/>
+            </w:r>
+            <w:r>
+              <w:rPr>
+                <w:rStyle w:val="Enfasigrassetto"/>
+              </w:rPr>
+              <w:t>002</w:t>
+            </w:r>
+            <w:r>
+              <w:t xml:space="preserve"> – Rilevamento di indirizzi IPv6 non validi.</w:t>
+            </w:r>
+            <w:r>
+              <w:br/>
+            </w:r>
+            <w:r>
+              <w:rPr>
+                <w:rStyle w:val="Enfasigrassetto"/>
+              </w:rPr>
+              <w:t>003</w:t>
+            </w:r>
+            <w:r>
+              <w:t xml:space="preserve"> – Verifica della validità del prefisso CIDR.</w:t>
+            </w:r>
+            <w:r>
+              <w:br/>
+            </w:r>
+            <w:r>
+              <w:rPr>
+                <w:rStyle w:val="Enfasigrassetto"/>
+              </w:rPr>
+              <w:t>004</w:t>
+            </w:r>
+            <w:r>
+              <w:t xml:space="preserve"> – Verifica della presenza di informazioni sufficienti per il calcolo.</w:t>
+            </w:r>
+            <w:r>
+              <w:br/>
+            </w:r>
+            <w:r>
+              <w:rPr>
+                <w:rStyle w:val="Enfasigrassetto"/>
+              </w:rPr>
+              <w:t>005</w:t>
+            </w:r>
+            <w:r>
+              <w:t xml:space="preserve"> – Visualizzazione di messaggi di errore comprensibili.</w:t>
+            </w:r>
+            <w:r>
+              <w:br/>
+            </w:r>
+            <w:r>
+              <w:rPr>
+                <w:rStyle w:val="Enfasigrassetto"/>
+              </w:rPr>
+              <w:t>006</w:t>
+            </w:r>
+            <w:r>
+              <w:t xml:space="preserve"> – Prevenzione della visualizzazione di risultati non validi.</w:t>
+            </w:r>
+          </w:p>
+        </w:tc>
+      </w:tr>
+    </w:tbl>
+    <w:p/>
+    <w:p>
+      <w:pPr>
+        <w:rPr>
+          <w:rFonts w:ascii="Times New Roman" w:hAnsi="Times New Roman"/>
+          <w:b/>
+          <w:bCs/>
+          <w:sz w:val="36"/>
+          <w:lang w:eastAsia="it-CH"/>
+        </w:rPr>
+      </w:pPr>
+      <w:r>
+        <w:rPr>
+          <w:b/>
+          <w:bCs/>
+        </w:rPr>
+        <w:t>Req-009 – Compatibilità con i browser</w:t>
+      </w:r>
+    </w:p>
+    <w:tbl>
+      <w:tblPr>
+        <w:tblW w:w="0" w:type="auto"/>
+        <w:tblCellSpacing w:w="15" w:type="dxa"/>
+        <w:tblCellMar>
+          <w:top w:w="15" w:type="dxa"/>
+          <w:left w:w="15" w:type="dxa"/>
+          <w:bottom w:w="15" w:type="dxa"/>
+          <w:right w:w="15" w:type="dxa"/>
+        </w:tblCellMar>
+        <w:tblLook w:val="04A0" w:firstRow="1" w:lastRow="0" w:firstColumn="1" w:lastColumn="0" w:noHBand="0" w:noVBand="1"/>
+      </w:tblPr>
+      <w:tblGrid>
+        <w:gridCol w:w="1614"/>
+        <w:gridCol w:w="7869"/>
+      </w:tblGrid>
+      <w:tr>
+        <w:trPr>
+          <w:tblHeader/>
+          <w:tblCellSpacing w:w="15" w:type="dxa"/>
+        </w:trPr>
+        <w:tc>
+          <w:tcPr>
+            <w:tcW w:w="0" w:type="auto"/>
+            <w:vAlign w:val="center"/>
+            <w:hideMark/>
+          </w:tcPr>
+          <w:p>
+            <w:pPr>
+              <w:jc w:val="center"/>
+              <w:rPr>
+                <w:b/>
+                <w:bCs/>
+              </w:rPr>
+            </w:pPr>
+            <w:r>
+              <w:rPr>
+                <w:rStyle w:val="Enfasigrassetto"/>
+              </w:rPr>
+              <w:t>Requisito</w:t>
+            </w:r>
+          </w:p>
+        </w:tc>
+        <w:tc>
+          <w:tcPr>
+            <w:tcW w:w="0" w:type="auto"/>
+            <w:vAlign w:val="center"/>
+            <w:hideMark/>
+          </w:tcPr>
+          <w:p>
+            <w:pPr>
+              <w:jc w:val="center"/>
+              <w:rPr>
+                <w:b/>
+                <w:bCs/>
+              </w:rPr>
+            </w:pPr>
+            <w:r>
+              <w:rPr>
+                <w:b/>
+                <w:bCs/>
+              </w:rPr>
+              <w:t>Req-009</w:t>
+            </w:r>
+          </w:p>
+        </w:tc>
+      </w:tr>
+      <w:tr>
+        <w:trPr>
+          <w:tblCellSpacing w:w="15" w:type="dxa"/>
+        </w:trPr>
+        <w:tc>
+          <w:tcPr>
+            <w:tcW w:w="0" w:type="auto"/>
+            <w:vAlign w:val="center"/>
+            <w:hideMark/>
+          </w:tcPr>
+          <w:p>
+            <w:r>
+              <w:rPr>
+                <w:rStyle w:val="Enfasigrassetto"/>
+              </w:rPr>
+              <w:t>Priorità</w:t>
+            </w:r>
+          </w:p>
+        </w:tc>
+        <w:tc>
+          <w:tcPr>
+            <w:tcW w:w="0" w:type="auto"/>
+            <w:vAlign w:val="center"/>
+            <w:hideMark/>
+          </w:tcPr>
+          <w:p>
+            <w:r>
+              <w:t>2</w:t>
+            </w:r>
+          </w:p>
+        </w:tc>
+      </w:tr>
+      <w:tr>
+        <w:trPr>
+          <w:tblCellSpacing w:w="15" w:type="dxa"/>
+        </w:trPr>
+        <w:tc>
+          <w:tcPr>
+            <w:tcW w:w="0" w:type="auto"/>
+            <w:vAlign w:val="center"/>
+            <w:hideMark/>
+          </w:tcPr>
+          <w:p>
+            <w:r>
+              <w:rPr>
+                <w:rStyle w:val="Enfasigrassetto"/>
+              </w:rPr>
+              <w:t>Versione</w:t>
+            </w:r>
+          </w:p>
+        </w:tc>
+        <w:tc>
+          <w:tcPr>
+            <w:tcW w:w="0" w:type="auto"/>
+            <w:vAlign w:val="center"/>
+            <w:hideMark/>
+          </w:tcPr>
+          <w:p>
+            <w:r>
+              <w:t>1.0</w:t>
+            </w:r>
+          </w:p>
+        </w:tc>
+      </w:tr>
+      <w:tr>
+        <w:trPr>
+          <w:tblCellSpacing w:w="15" w:type="dxa"/>
+        </w:trPr>
+        <w:tc>
+          <w:tcPr>
+            <w:tcW w:w="0" w:type="auto"/>
+            <w:vAlign w:val="center"/>
+            <w:hideMark/>
+          </w:tcPr>
+          <w:p>
+            <w:r>
+              <w:rPr>
+                <w:rStyle w:val="Enfasigrassetto"/>
+              </w:rPr>
+              <w:t>Nome</w:t>
+            </w:r>
+          </w:p>
+        </w:tc>
+        <w:tc>
+          <w:tcPr>
+            <w:tcW w:w="0" w:type="auto"/>
+            <w:vAlign w:val="center"/>
+            <w:hideMark/>
+          </w:tcPr>
+          <w:p>
+            <w:r>
+              <w:t>Compatibilità con browser moderni</w:t>
+            </w:r>
+          </w:p>
+        </w:tc>
+      </w:tr>
+      <w:tr>
+        <w:trPr>
+          <w:tblCellSpacing w:w="15" w:type="dxa"/>
+        </w:trPr>
+        <w:tc>
+          <w:tcPr>
+            <w:tcW w:w="0" w:type="auto"/>
+            <w:vAlign w:val="center"/>
+            <w:hideMark/>
+          </w:tcPr>
+          <w:p>
+            <w:r>
+              <w:rPr>
+                <w:rStyle w:val="Enfasigrassetto"/>
+              </w:rPr>
+              <w:t>Note</w:t>
+            </w:r>
+          </w:p>
+        </w:tc>
+        <w:tc>
+          <w:tcPr>
+            <w:tcW w:w="0" w:type="auto"/>
+            <w:vAlign w:val="center"/>
+            <w:hideMark/>
+          </w:tcPr>
+          <w:p>
+            <w:r>
+              <w:t>L'applicazione deve funzionare correttamente sui principali browser moderni.</w:t>
+            </w:r>
+          </w:p>
+        </w:tc>
+      </w:tr>
+      <w:tr>
+        <w:trPr>
+          <w:tblCellSpacing w:w="15" w:type="dxa"/>
+        </w:trPr>
+        <w:tc>
+          <w:tcPr>
+            <w:tcW w:w="0" w:type="auto"/>
+            <w:vAlign w:val="center"/>
+            <w:hideMark/>
+          </w:tcPr>
+          <w:p>
+            <w:r>
+              <w:rPr>
+                <w:rStyle w:val="Enfasigrassetto"/>
+              </w:rPr>
+              <w:t>Sotto requisiti</w:t>
+            </w:r>
+          </w:p>
+        </w:tc>
+        <w:tc>
+          <w:tcPr>
+            <w:tcW w:w="0" w:type="auto"/>
+            <w:vAlign w:val="center"/>
+            <w:hideMark/>
+          </w:tcPr>
+          <w:p>
+            <w:r>
+              <w:rPr>
+                <w:rStyle w:val="Enfasigrassetto"/>
+              </w:rPr>
+              <w:t>001</w:t>
+            </w:r>
+            <w:r>
+              <w:t xml:space="preserve"> – Compatibilità con Google Chrome.</w:t>
+            </w:r>
+            <w:r>
+              <w:br/>
+            </w:r>
+            <w:r>
+              <w:rPr>
+                <w:rStyle w:val="Enfasigrassetto"/>
+              </w:rPr>
+              <w:t>002</w:t>
+            </w:r>
+            <w:r>
+              <w:t xml:space="preserve"> – Compatibilità con Mozilla Firefox.</w:t>
+            </w:r>
+            <w:r>
+              <w:br/>
+            </w:r>
+            <w:r>
+              <w:rPr>
+                <w:rStyle w:val="Enfasigrassetto"/>
+              </w:rPr>
+              <w:t>003</w:t>
+            </w:r>
+            <w:r>
+              <w:t xml:space="preserve"> – Compatibilità con Microsoft Edge.</w:t>
+            </w:r>
+            <w:r>
+              <w:br/>
+            </w:r>
+            <w:r>
+              <w:rPr>
+                <w:rStyle w:val="Enfasigrassetto"/>
+              </w:rPr>
+              <w:t>004</w:t>
+            </w:r>
+            <w:r>
+              <w:t xml:space="preserve"> – Funzionamento coerente delle funzionalità nei browser supportati.</w:t>
+            </w:r>
+          </w:p>
+        </w:tc>
+      </w:tr>
+    </w:tbl>
+    <w:p>
+      <w:pPr>
+        <w:rPr>
+          <w:b/>
+          <w:bCs/>
+        </w:rPr>
+      </w:pPr>
+    </w:p>
+    <w:p>
+      <w:pPr>
+        <w:rPr>
+          <w:b/>
+          <w:bCs/>
+        </w:rPr>
+      </w:pPr>
+    </w:p>
+    <w:p>
+      <w:pPr>
+        <w:rPr>
+          <w:b/>
+          <w:bCs/>
+        </w:rPr>
+      </w:pPr>
+    </w:p>
+    <w:p>
+      <w:pPr>
+        <w:rPr>
+          <w:b/>
+          <w:bCs/>
+        </w:rPr>
+      </w:pPr>
+    </w:p>
+    <w:p>
+      <w:pPr>
+        <w:rPr>
+          <w:b/>
+          <w:bCs/>
+        </w:rPr>
+      </w:pPr>
+    </w:p>
+    <w:p>
+      <w:pPr>
+        <w:rPr>
+          <w:b/>
+          <w:bCs/>
+        </w:rPr>
+      </w:pPr>
+    </w:p>
+    <w:p>
+      <w:pPr>
+        <w:rPr>
+          <w:rFonts w:ascii="Times New Roman" w:hAnsi="Times New Roman"/>
+          <w:b/>
+          <w:bCs/>
+          <w:sz w:val="36"/>
+          <w:lang w:eastAsia="it-CH"/>
+        </w:rPr>
+      </w:pPr>
+      <w:r>
+        <w:rPr>
+          <w:b/>
+          <w:bCs/>
+        </w:rPr>
+        <w:lastRenderedPageBreak/>
+        <w:t>Req-010 – Facilità d'uso</w:t>
+      </w:r>
+    </w:p>
+    <w:tbl>
+      <w:tblPr>
+        <w:tblW w:w="0" w:type="auto"/>
+        <w:tblCellSpacing w:w="15" w:type="dxa"/>
+        <w:tblCellMar>
+          <w:top w:w="15" w:type="dxa"/>
+          <w:left w:w="15" w:type="dxa"/>
+          <w:bottom w:w="15" w:type="dxa"/>
+          <w:right w:w="15" w:type="dxa"/>
+        </w:tblCellMar>
+        <w:tblLook w:val="04A0" w:firstRow="1" w:lastRow="0" w:firstColumn="1" w:lastColumn="0" w:noHBand="0" w:noVBand="1"/>
+      </w:tblPr>
+      <w:tblGrid>
+        <w:gridCol w:w="1440"/>
+        <w:gridCol w:w="8198"/>
+      </w:tblGrid>
+      <w:tr>
+        <w:trPr>
+          <w:tblHeader/>
+          <w:tblCellSpacing w:w="15" w:type="dxa"/>
+        </w:trPr>
+        <w:tc>
+          <w:tcPr>
+            <w:tcW w:w="0" w:type="auto"/>
+            <w:vAlign w:val="center"/>
+            <w:hideMark/>
+          </w:tcPr>
+          <w:p>
+            <w:pPr>
+              <w:jc w:val="center"/>
+              <w:rPr>
+                <w:b/>
+                <w:bCs/>
+              </w:rPr>
+            </w:pPr>
+            <w:r>
+              <w:rPr>
+                <w:rStyle w:val="Enfasigrassetto"/>
+              </w:rPr>
+              <w:t>Requisito</w:t>
+            </w:r>
+          </w:p>
+        </w:tc>
+        <w:tc>
+          <w:tcPr>
+            <w:tcW w:w="0" w:type="auto"/>
+            <w:vAlign w:val="center"/>
+            <w:hideMark/>
+          </w:tcPr>
+          <w:p>
+            <w:pPr>
+              <w:jc w:val="center"/>
+              <w:rPr>
+                <w:b/>
+                <w:bCs/>
+              </w:rPr>
+            </w:pPr>
+            <w:r>
+              <w:rPr>
+                <w:b/>
+                <w:bCs/>
+              </w:rPr>
+              <w:t>Req-010</w:t>
+            </w:r>
+          </w:p>
+        </w:tc>
+      </w:tr>
+      <w:tr>
+        <w:trPr>
+          <w:tblCellSpacing w:w="15" w:type="dxa"/>
+        </w:trPr>
+        <w:tc>
+          <w:tcPr>
+            <w:tcW w:w="0" w:type="auto"/>
+            <w:vAlign w:val="center"/>
+            <w:hideMark/>
+          </w:tcPr>
+          <w:p>
+            <w:r>
+              <w:rPr>
+                <w:rStyle w:val="Enfasigrassetto"/>
+              </w:rPr>
+              <w:t>Priorità</w:t>
+            </w:r>
+          </w:p>
+        </w:tc>
+        <w:tc>
+          <w:tcPr>
+            <w:tcW w:w="0" w:type="auto"/>
+            <w:vAlign w:val="center"/>
+            <w:hideMark/>
+          </w:tcPr>
+          <w:p>
+            <w:r>
+              <w:t>2</w:t>
+            </w:r>
+          </w:p>
+        </w:tc>
+      </w:tr>
+      <w:tr>
+        <w:trPr>
+          <w:tblCellSpacing w:w="15" w:type="dxa"/>
+        </w:trPr>
+        <w:tc>
+          <w:tcPr>
+            <w:tcW w:w="0" w:type="auto"/>
+            <w:vAlign w:val="center"/>
+            <w:hideMark/>
+          </w:tcPr>
+          <w:p>
+            <w:r>
+              <w:rPr>
+                <w:rStyle w:val="Enfasigrassetto"/>
+              </w:rPr>
+              <w:t>Versione</w:t>
+            </w:r>
+          </w:p>
+        </w:tc>
+        <w:tc>
+          <w:tcPr>
+            <w:tcW w:w="0" w:type="auto"/>
+            <w:vAlign w:val="center"/>
+            <w:hideMark/>
+          </w:tcPr>
+          <w:p>
+            <w:r>
+              <w:t>1.0</w:t>
+            </w:r>
+          </w:p>
+        </w:tc>
+      </w:tr>
+      <w:tr>
+        <w:trPr>
+          <w:tblCellSpacing w:w="15" w:type="dxa"/>
+        </w:trPr>
+        <w:tc>
+          <w:tcPr>
+            <w:tcW w:w="0" w:type="auto"/>
+            <w:vAlign w:val="center"/>
+            <w:hideMark/>
+          </w:tcPr>
+          <w:p>
+            <w:r>
+              <w:rPr>
+                <w:rStyle w:val="Enfasigrassetto"/>
+              </w:rPr>
+              <w:t>Nome</w:t>
+            </w:r>
+          </w:p>
+        </w:tc>
+        <w:tc>
+          <w:tcPr>
+            <w:tcW w:w="0" w:type="auto"/>
+            <w:vAlign w:val="center"/>
+            <w:hideMark/>
+          </w:tcPr>
+          <w:p>
+            <w:r>
+              <w:t>Usabilità dell'applicazione</w:t>
+            </w:r>
+          </w:p>
+        </w:tc>
+      </w:tr>
+      <w:tr>
+        <w:trPr>
+          <w:tblCellSpacing w:w="15" w:type="dxa"/>
+        </w:trPr>
+        <w:tc>
+          <w:tcPr>
+            <w:tcW w:w="0" w:type="auto"/>
+            <w:vAlign w:val="center"/>
+            <w:hideMark/>
+          </w:tcPr>
+          <w:p>
+            <w:r>
+              <w:rPr>
+                <w:rStyle w:val="Enfasigrassetto"/>
+              </w:rPr>
+              <w:t>Note</w:t>
+            </w:r>
+          </w:p>
+        </w:tc>
+        <w:tc>
+          <w:tcPr>
+            <w:tcW w:w="0" w:type="auto"/>
+            <w:vAlign w:val="center"/>
+            <w:hideMark/>
+          </w:tcPr>
+          <w:p>
+            <w:r>
+              <w:t>L'applicazione deve essere semplice da utilizzare anche per utenti senza conoscenze approfondite di reti informatiche.</w:t>
+            </w:r>
+          </w:p>
+        </w:tc>
+      </w:tr>
+      <w:tr>
+        <w:trPr>
+          <w:tblCellSpacing w:w="15" w:type="dxa"/>
+        </w:trPr>
+        <w:tc>
+          <w:tcPr>
+            <w:tcW w:w="0" w:type="auto"/>
+            <w:vAlign w:val="center"/>
+            <w:hideMark/>
+          </w:tcPr>
+          <w:p>
+            <w:r>
+              <w:rPr>
+                <w:rStyle w:val="Enfasigrassetto"/>
+              </w:rPr>
+              <w:t>Sotto requisiti</w:t>
+            </w:r>
+          </w:p>
+        </w:tc>
+        <w:tc>
+          <w:tcPr>
+            <w:tcW w:w="0" w:type="auto"/>
+            <w:vAlign w:val="center"/>
+            <w:hideMark/>
+          </w:tcPr>
+          <w:p>
+            <w:r>
+              <w:rPr>
+                <w:rStyle w:val="Enfasigrassetto"/>
+              </w:rPr>
+              <w:t>001</w:t>
+            </w:r>
+            <w:r>
+              <w:t xml:space="preserve"> – Utilizzo di etichette comprensibili per i campi di inserimento.</w:t>
+            </w:r>
+            <w:r>
+              <w:br/>
+            </w:r>
+            <w:r>
+              <w:rPr>
+                <w:rStyle w:val="Enfasigrassetto"/>
+              </w:rPr>
+              <w:t>002</w:t>
+            </w:r>
+            <w:r>
+              <w:t xml:space="preserve"> – Indicazione chiara delle informazioni richieste.</w:t>
+            </w:r>
+            <w:r>
+              <w:br/>
+            </w:r>
+            <w:r>
+              <w:rPr>
+                <w:rStyle w:val="Enfasigrassetto"/>
+              </w:rPr>
+              <w:t>003</w:t>
+            </w:r>
+            <w:r>
+              <w:t xml:space="preserve"> – Organizzazione leggibile dei risultati.</w:t>
+            </w:r>
+            <w:r>
+              <w:br/>
+            </w:r>
+            <w:r>
+              <w:rPr>
+                <w:rStyle w:val="Enfasigrassetto"/>
+              </w:rPr>
+              <w:t>004</w:t>
+            </w:r>
+            <w:r>
+              <w:t xml:space="preserve"> – Visualizzazione di messaggi chiari in caso di errori o dati mancanti.</w:t>
+            </w:r>
+          </w:p>
+        </w:tc>
+      </w:tr>
+    </w:tbl>
     <w:p/>
     <w:p>
       <w:pPr>
@@ -3384,2105 +5951,29 @@
     <w:p>
       <w:pPr>
         <w:pStyle w:val="Titolo2"/>
-        <w:rPr>
-          <w:lang w:val="it-CH"/>
-        </w:rPr>
-      </w:pPr>
-      <w:bookmarkStart w:id="7" w:name="_Toc242712269"/>
-      <w:r>
-        <w:rPr>
-          <w:lang w:val="it-CH"/>
-        </w:rPr>
-        <w:lastRenderedPageBreak/>
-        <w:t>Analisi dei mezzi</w:t>
-      </w:r>
-      <w:bookmarkEnd w:id="7"/>
-    </w:p>
-    <w:p>
-      <w:r>
-        <w:t xml:space="preserve">Elencare e descrivere i </w:t>
-      </w:r>
-      <w:r>
-        <w:t>mezzi disponibili pe</w:t>
-      </w:r>
-      <w:r>
-        <w:t>r la realizzazione del progetto. Ricordarsi di sempre descrivere nel dettaglio le versioni e il modello di riferimento.</w:t>
-      </w:r>
-    </w:p>
-    <w:p>
-      <w:pPr>
-        <w:pStyle w:val="Titolo3"/>
-        <w:rPr>
-          <w:lang w:val="it-CH"/>
-        </w:rPr>
-      </w:pPr>
-      <w:bookmarkStart w:id="8" w:name="_Toc413411419"/>
-      <w:bookmarkStart w:id="9" w:name="_Toc242712270"/>
-      <w:r>
-        <w:rPr>
-          <w:lang w:val="it-CH"/>
-        </w:rPr>
-        <w:t>Software</w:t>
-      </w:r>
-      <w:bookmarkEnd w:id="8"/>
-      <w:bookmarkEnd w:id="9"/>
-    </w:p>
-    <w:p>
-      <w:r>
-        <w:t>SDK, librerie, tools utilizzati pe</w:t>
-      </w:r>
-      <w:r>
-        <w:t>r la realizzazione del progetto</w:t>
-      </w:r>
-      <w:r>
-        <w:t xml:space="preserve"> e eventuali dipendenze</w:t>
-      </w:r>
-      <w:r>
-        <w:t>.</w:t>
-      </w:r>
-    </w:p>
-    <w:p>
-      <w:r>
-        <w:t>Dart/Flutter SDK</w:t>
-      </w:r>
-    </w:p>
-    <w:p/>
-    <w:p>
-      <w:pPr>
-        <w:pStyle w:val="Titolo3"/>
-        <w:rPr>
-          <w:lang w:val="it-CH"/>
-        </w:rPr>
-      </w:pPr>
-      <w:bookmarkStart w:id="10" w:name="_Toc413411420"/>
-      <w:bookmarkStart w:id="11" w:name="_Toc242712271"/>
-      <w:r>
-        <w:rPr>
-          <w:lang w:val="it-CH"/>
-        </w:rPr>
-        <w:t>Hardware</w:t>
-      </w:r>
-      <w:bookmarkEnd w:id="10"/>
-      <w:bookmarkEnd w:id="11"/>
-    </w:p>
-    <w:p>
-      <w:r>
-        <w:t xml:space="preserve">Su quale piattaforma dovrà essere eseguito il prodotto? Che hardware particolare è coinvolto nel progetto? Che particolarità e limitazioni presenta? Che </w:t>
-      </w:r>
-      <w:r>
-        <w:t>HW</w:t>
-      </w:r>
-      <w:r>
-        <w:t xml:space="preserve"> sarà disponibile durante lo sviluppo?</w:t>
-      </w:r>
-    </w:p>
-    <w:p>
-      <w:r>
-        <w:br w:type="page"/>
-      </w:r>
-    </w:p>
-    <w:p>
-      <w:pPr>
-        <w:pStyle w:val="Titolo1"/>
-      </w:pPr>
-      <w:bookmarkStart w:id="12" w:name="_Toc429059808"/>
-      <w:bookmarkStart w:id="13" w:name="_Toc242712272"/>
-      <w:r>
-        <w:lastRenderedPageBreak/>
-        <w:t>Progettazione</w:t>
-      </w:r>
-      <w:bookmarkEnd w:id="12"/>
-      <w:bookmarkEnd w:id="13"/>
-    </w:p>
-    <w:p>
-      <w:r>
-        <w:t>Questo capitolo descrive esaustivamente come deve essere realizzato il prodotto fin nei suoi dettagli. Una buona progettazione permette all’esecutore di evitare fraintendimenti e imprecisioni nell’implementazione del prodotto.</w:t>
-      </w:r>
-    </w:p>
-    <w:p/>
-    <w:p>
-      <w:pPr>
-        <w:pStyle w:val="Titolo2"/>
-        <w:rPr>
-          <w:lang w:val="it-CH"/>
-        </w:rPr>
-      </w:pPr>
-      <w:bookmarkStart w:id="14" w:name="_Toc429059811"/>
-      <w:bookmarkStart w:id="15" w:name="_Toc242712273"/>
-      <w:r>
-        <w:rPr>
-          <w:lang w:val="it-CH"/>
-        </w:rPr>
-        <w:t>Design delle interfacce</w:t>
-      </w:r>
-      <w:bookmarkEnd w:id="14"/>
-      <w:bookmarkEnd w:id="15"/>
-    </w:p>
-    <w:p>
-      <w:r>
-        <w:t xml:space="preserve">Descrizione delle interfacce interne ed esterne del sistema e dell’interfaccia utente. La progettazione delle interfacce è basata sulle informazioni ricavate durante la fase di analisi e realizzata tramite </w:t>
-      </w:r>
-      <w:proofErr w:type="spellStart"/>
-      <w:r>
-        <w:t>mockups</w:t>
-      </w:r>
-      <w:proofErr w:type="spellEnd"/>
-      <w:r>
-        <w:t>.</w:t>
-      </w:r>
-    </w:p>
-    <w:p>
-      <w:pPr>
-        <w:pStyle w:val="Titolo2"/>
-        <w:rPr>
-          <w:lang w:val="it-CH"/>
-        </w:rPr>
-      </w:pPr>
-      <w:bookmarkStart w:id="16" w:name="_Toc429059812"/>
-      <w:bookmarkStart w:id="17" w:name="_Toc242712274"/>
-      <w:r>
-        <w:rPr>
-          <w:lang w:val="it-CH"/>
-        </w:rPr>
-        <w:t>Design procedurale</w:t>
-      </w:r>
-      <w:bookmarkEnd w:id="16"/>
-      <w:bookmarkEnd w:id="17"/>
-    </w:p>
-    <w:p>
-      <w:r>
-        <w:t>Descrive i concetti dettagliati dell’architettura/sviluppo utilizzando ad esempio:</w:t>
-      </w:r>
-    </w:p>
-    <w:p>
-      <w:pPr>
         <w:numPr>
           <w:ilvl w:val="0"/>
-          <w:numId w:val="11"/>
+          <w:numId w:val="0"/>
         </w:numPr>
-      </w:pPr>
-      <w:r>
-        <w:t>Diagrammi di flusso e Nassi.</w:t>
-      </w:r>
-    </w:p>
-    <w:p>
-      <w:pPr>
-        <w:numPr>
-          <w:ilvl w:val="0"/>
-          <w:numId w:val="11"/>
-        </w:numPr>
-      </w:pPr>
-      <w:r>
-        <w:t>Tabelle.</w:t>
-      </w:r>
-    </w:p>
-    <w:p>
-      <w:pPr>
-        <w:numPr>
-          <w:ilvl w:val="0"/>
-          <w:numId w:val="11"/>
-        </w:numPr>
-      </w:pPr>
-      <w:r>
-        <w:t>Classi e metodi.</w:t>
-      </w:r>
-    </w:p>
-    <w:p>
-      <w:pPr>
-        <w:numPr>
-          <w:ilvl w:val="0"/>
-          <w:numId w:val="11"/>
-        </w:numPr>
-      </w:pPr>
-      <w:r>
-        <w:t xml:space="preserve">Tabelle di </w:t>
-      </w:r>
-      <w:proofErr w:type="spellStart"/>
-      <w:r>
-        <w:t>routing</w:t>
-      </w:r>
-      <w:proofErr w:type="spellEnd"/>
-    </w:p>
-    <w:p>
-      <w:pPr>
-        <w:numPr>
-          <w:ilvl w:val="0"/>
-          <w:numId w:val="11"/>
-        </w:numPr>
-      </w:pPr>
-      <w:r>
-        <w:t>Diritti di accesso a condivisioni …</w:t>
-      </w:r>
-    </w:p>
-    <w:p/>
-    <w:p>
-      <w:r>
-        <w:t>Questi documenti permetteranno di rappresentare i dettagli procedurali per la realizzazione del prodotto.</w:t>
-      </w:r>
-    </w:p>
-    <w:p/>
-    <w:p>
-      <w:r>
-        <w:br w:type="page"/>
-      </w:r>
-    </w:p>
-    <w:p>
-      <w:pPr>
-        <w:pStyle w:val="Titolo1"/>
-      </w:pPr>
-      <w:bookmarkStart w:id="18" w:name="_Toc461179222"/>
-      <w:bookmarkStart w:id="19" w:name="_Toc242712275"/>
+        <w:ind w:left="576" w:hanging="576"/>
+      </w:pPr>
       <w:r>
         <w:lastRenderedPageBreak/>
-        <w:t>Implementazione</w:t>
-      </w:r>
-      <w:bookmarkEnd w:id="18"/>
-      <w:bookmarkEnd w:id="19"/>
-    </w:p>
-    <w:p>
-      <w:r>
-        <w:t>In questo capitolo dovrà essere mostrato come è stato realizzato il lavoro. Questa parte può differenziarsi dalla progettazione in quanto il risultato ottenuto non per forza può essere come era stato progettato.</w:t>
-      </w:r>
-    </w:p>
-    <w:p>
-      <w:r>
-        <w:t xml:space="preserve">Sulla base di queste informazioni il lavoro svolto dovrà essere riproducibile. </w:t>
-      </w:r>
-    </w:p>
-    <w:p>
-      <w:r>
-        <w:t>In questa parte è richiesto l’inserimento di codice sorgente</w:t>
-      </w:r>
-      <w:r>
-        <w:t xml:space="preserve"> - </w:t>
-      </w:r>
-      <w:r>
-        <w:t>P</w:t>
-      </w:r>
-      <w:r>
-        <w:t xml:space="preserve">rint </w:t>
-      </w:r>
-      <w:r>
-        <w:t>S</w:t>
-      </w:r>
-      <w:r>
-        <w:t xml:space="preserve">creen </w:t>
-      </w:r>
-      <w:r>
-        <w:t xml:space="preserve">- </w:t>
-      </w:r>
-      <w:r>
-        <w:t>di maschere solamente per quei passaggi particolarmente significativi e/o critici.</w:t>
-      </w:r>
-    </w:p>
-    <w:p>
-      <w:r>
-        <w:t>Inoltre,</w:t>
-      </w:r>
-      <w:r>
-        <w:t xml:space="preserve"> dovranno essere descritte eventuali varianti di soluzione o scelte di prodotti con motivazione delle scelte.</w:t>
-      </w:r>
-    </w:p>
-    <w:p>
-      <w:r>
-        <w:t>Non deve apparire nessuna forma di guida d’uso di librerie o di componenti utilizzati. Eventualmente questa va allegata.</w:t>
-      </w:r>
-    </w:p>
-    <w:p>
-      <w:r>
-        <w:t>Per eventuali dettagli si possono inserire riferimenti ai diari.</w:t>
-      </w:r>
-    </w:p>
-    <w:p>
-      <w:r>
-        <w:br w:type="page"/>
-      </w:r>
-    </w:p>
-    <w:p>
-      <w:pPr>
-        <w:pStyle w:val="Titolo1"/>
-      </w:pPr>
-      <w:bookmarkStart w:id="20" w:name="_Toc461179223"/>
-      <w:bookmarkStart w:id="21" w:name="_Toc242712276"/>
-      <w:r>
-        <w:lastRenderedPageBreak/>
-        <w:t>Test</w:t>
-      </w:r>
-      <w:bookmarkEnd w:id="20"/>
-      <w:bookmarkEnd w:id="21"/>
-    </w:p>
-    <w:p>
-      <w:pPr>
-        <w:pStyle w:val="Titolo2"/>
-        <w:rPr>
-          <w:lang w:val="it-CH"/>
-        </w:rPr>
-      </w:pPr>
-      <w:bookmarkStart w:id="22" w:name="_Toc461179224"/>
-      <w:bookmarkStart w:id="23" w:name="_Toc242712277"/>
-      <w:r>
-        <w:rPr>
-          <w:lang w:val="it-CH"/>
-        </w:rPr>
-        <w:t>Protocollo di test</w:t>
-      </w:r>
-      <w:bookmarkEnd w:id="22"/>
-      <w:bookmarkEnd w:id="23"/>
-    </w:p>
-    <w:p>
-      <w:r>
-        <w:t>Definire in modo accurato tutti i test che devono essere realizzati per garantire l’adempimento delle richieste formulate nei requisiti. I test fungono da garanzia di qualità del prodotto. Ogni test deve essere ripetibile alle stesse condizioni.</w:t>
-      </w:r>
-    </w:p>
-    <w:p/>
-    <w:tbl>
-      <w:tblPr>
-        <w:tblW w:w="9637" w:type="dxa"/>
-        <w:tblInd w:w="-3" w:type="dxa"/>
-        <w:tblBorders>
-          <w:top w:val="single" w:sz="2" w:space="0" w:color="auto"/>
-          <w:left w:val="single" w:sz="2" w:space="0" w:color="auto"/>
-          <w:bottom w:val="single" w:sz="2" w:space="0" w:color="auto"/>
-          <w:right w:val="single" w:sz="2" w:space="0" w:color="auto"/>
-          <w:insideH w:val="single" w:sz="2" w:space="0" w:color="auto"/>
-          <w:insideV w:val="single" w:sz="2" w:space="0" w:color="auto"/>
-        </w:tblBorders>
-        <w:tblLayout w:type="fixed"/>
-        <w:tblCellMar>
-          <w:top w:w="57" w:type="dxa"/>
-          <w:bottom w:w="57" w:type="dxa"/>
-        </w:tblCellMar>
-        <w:tblLook w:val="01E0" w:firstRow="1" w:lastRow="1" w:firstColumn="1" w:lastColumn="1" w:noHBand="0" w:noVBand="0"/>
-      </w:tblPr>
-      <w:tblGrid>
-        <w:gridCol w:w="1843"/>
-        <w:gridCol w:w="1885"/>
-        <w:gridCol w:w="948"/>
-        <w:gridCol w:w="4961"/>
-      </w:tblGrid>
-      <w:tr>
-        <w:tc>
-          <w:tcPr>
-            <w:tcW w:w="1843" w:type="dxa"/>
-            <w:shd w:val="clear" w:color="auto" w:fill="D9D9D9" w:themeFill="background1" w:themeFillShade="D9"/>
-          </w:tcPr>
-          <w:p>
-            <w:pPr>
-              <w:pStyle w:val="BodyTextChar"/>
-              <w:rPr>
-                <w:b/>
-                <w:sz w:val="24"/>
-                <w:szCs w:val="24"/>
-                <w:lang w:val="it-CH"/>
-              </w:rPr>
-            </w:pPr>
-            <w:r>
-              <w:rPr>
-                <w:b/>
-                <w:sz w:val="24"/>
-                <w:szCs w:val="24"/>
-                <w:lang w:val="it-CH"/>
-              </w:rPr>
-              <w:t>Test Case</w:t>
-            </w:r>
-          </w:p>
-          <w:p>
-            <w:pPr>
-              <w:pStyle w:val="Corpotesto"/>
-              <w:rPr>
-                <w:b/>
-                <w:szCs w:val="24"/>
-                <w:lang w:eastAsia="en-US"/>
-              </w:rPr>
-            </w:pPr>
-            <w:r>
-              <w:rPr>
-                <w:b/>
-                <w:szCs w:val="24"/>
-                <w:lang w:eastAsia="en-US"/>
-              </w:rPr>
-              <w:t>Riferimento</w:t>
-            </w:r>
-          </w:p>
-        </w:tc>
-        <w:tc>
-          <w:tcPr>
-            <w:tcW w:w="1885" w:type="dxa"/>
-          </w:tcPr>
-          <w:p>
-            <w:pPr>
-              <w:pStyle w:val="BodyTextChar"/>
-              <w:rPr>
-                <w:sz w:val="24"/>
-                <w:szCs w:val="24"/>
-                <w:lang w:val="it-CH"/>
-              </w:rPr>
-            </w:pPr>
-            <w:r>
-              <w:rPr>
-                <w:sz w:val="24"/>
-                <w:szCs w:val="24"/>
-                <w:lang w:val="it-CH"/>
-              </w:rPr>
-              <w:t>TC-001</w:t>
-            </w:r>
-          </w:p>
-          <w:p>
-            <w:pPr>
-              <w:rPr>
-                <w:szCs w:val="24"/>
-                <w:lang w:eastAsia="en-US"/>
-              </w:rPr>
-            </w:pPr>
-            <w:r>
-              <w:rPr>
-                <w:szCs w:val="24"/>
-              </w:rPr>
-              <w:t>REQ-012</w:t>
-            </w:r>
-          </w:p>
-        </w:tc>
-        <w:tc>
-          <w:tcPr>
-            <w:tcW w:w="948" w:type="dxa"/>
-            <w:shd w:val="clear" w:color="auto" w:fill="D9D9D9" w:themeFill="background1" w:themeFillShade="D9"/>
-          </w:tcPr>
-          <w:p>
-            <w:pPr>
-              <w:pStyle w:val="BodyTextChar"/>
-              <w:rPr>
-                <w:b/>
-                <w:sz w:val="24"/>
-                <w:szCs w:val="24"/>
-                <w:lang w:val="it-CH"/>
-              </w:rPr>
-            </w:pPr>
-            <w:r>
-              <w:rPr>
-                <w:b/>
-                <w:sz w:val="24"/>
-                <w:szCs w:val="24"/>
-                <w:lang w:val="it-CH"/>
-              </w:rPr>
-              <w:t>Nome</w:t>
-            </w:r>
-          </w:p>
-        </w:tc>
-        <w:tc>
-          <w:tcPr>
-            <w:tcW w:w="4961" w:type="dxa"/>
-          </w:tcPr>
-          <w:p>
-            <w:pPr>
-              <w:pStyle w:val="BodyTextChar"/>
-              <w:rPr>
-                <w:sz w:val="24"/>
-                <w:szCs w:val="24"/>
-                <w:lang w:val="it-CH"/>
-              </w:rPr>
-            </w:pPr>
-            <w:r>
-              <w:rPr>
-                <w:sz w:val="24"/>
-                <w:szCs w:val="24"/>
-                <w:lang w:val="it-CH"/>
-              </w:rPr>
-              <w:t xml:space="preserve">Import a card with KIC, KID and KIK keys, </w:t>
-            </w:r>
-            <w:proofErr w:type="spellStart"/>
-            <w:r>
-              <w:rPr>
-                <w:sz w:val="24"/>
-                <w:szCs w:val="24"/>
-                <w:lang w:val="it-CH"/>
-              </w:rPr>
-              <w:t>but</w:t>
-            </w:r>
-            <w:proofErr w:type="spellEnd"/>
-            <w:r>
-              <w:rPr>
-                <w:sz w:val="24"/>
-                <w:szCs w:val="24"/>
-                <w:lang w:val="it-CH"/>
-              </w:rPr>
-              <w:t xml:space="preserve"> </w:t>
-            </w:r>
-            <w:proofErr w:type="spellStart"/>
-            <w:r>
-              <w:rPr>
-                <w:sz w:val="24"/>
-                <w:szCs w:val="24"/>
-                <w:lang w:val="it-CH"/>
-              </w:rPr>
-              <w:t>not</w:t>
-            </w:r>
-            <w:proofErr w:type="spellEnd"/>
-            <w:r>
-              <w:rPr>
-                <w:sz w:val="24"/>
-                <w:szCs w:val="24"/>
-                <w:lang w:val="it-CH"/>
-              </w:rPr>
-              <w:t xml:space="preserve"> </w:t>
-            </w:r>
-            <w:proofErr w:type="spellStart"/>
-            <w:r>
-              <w:rPr>
-                <w:sz w:val="24"/>
-                <w:szCs w:val="24"/>
-                <w:lang w:val="it-CH"/>
-              </w:rPr>
-              <w:t>shown</w:t>
-            </w:r>
-            <w:proofErr w:type="spellEnd"/>
-            <w:r>
-              <w:rPr>
-                <w:sz w:val="24"/>
-                <w:szCs w:val="24"/>
-                <w:lang w:val="it-CH"/>
-              </w:rPr>
-              <w:t xml:space="preserve"> with the GUI</w:t>
-            </w:r>
-          </w:p>
-        </w:tc>
-      </w:tr>
-      <w:tr>
-        <w:tc>
-          <w:tcPr>
-            <w:tcW w:w="1843" w:type="dxa"/>
-            <w:shd w:val="clear" w:color="auto" w:fill="D9D9D9" w:themeFill="background1" w:themeFillShade="D9"/>
-          </w:tcPr>
-          <w:p>
-            <w:pPr>
-              <w:pStyle w:val="BodyTextChar"/>
-              <w:rPr>
-                <w:b/>
-                <w:sz w:val="24"/>
-                <w:szCs w:val="24"/>
-                <w:lang w:val="it-CH"/>
-              </w:rPr>
-            </w:pPr>
-            <w:r>
-              <w:rPr>
-                <w:b/>
-                <w:sz w:val="24"/>
-                <w:szCs w:val="24"/>
-                <w:lang w:val="it-CH"/>
-              </w:rPr>
-              <w:t>Descrizione</w:t>
-            </w:r>
-          </w:p>
-        </w:tc>
-        <w:tc>
-          <w:tcPr>
-            <w:tcW w:w="7794" w:type="dxa"/>
-            <w:gridSpan w:val="3"/>
-          </w:tcPr>
-          <w:p>
-            <w:pPr>
-              <w:pStyle w:val="BodyTextChar"/>
-              <w:rPr>
-                <w:sz w:val="24"/>
-                <w:szCs w:val="24"/>
-                <w:lang w:val="it-CH"/>
-              </w:rPr>
-            </w:pPr>
-            <w:r>
-              <w:rPr>
-                <w:sz w:val="24"/>
-                <w:szCs w:val="24"/>
-                <w:lang w:val="it-CH"/>
-              </w:rPr>
-              <w:t xml:space="preserve">Import a card with KIC, KID and KIK keys with no </w:t>
-            </w:r>
-            <w:proofErr w:type="spellStart"/>
-            <w:r>
-              <w:rPr>
-                <w:sz w:val="24"/>
-                <w:szCs w:val="24"/>
-                <w:lang w:val="it-CH"/>
-              </w:rPr>
-              <w:t>obfuscation</w:t>
-            </w:r>
-            <w:proofErr w:type="spellEnd"/>
-            <w:r>
-              <w:rPr>
-                <w:sz w:val="24"/>
-                <w:szCs w:val="24"/>
-                <w:lang w:val="it-CH"/>
-              </w:rPr>
-              <w:t xml:space="preserve">, </w:t>
-            </w:r>
-            <w:proofErr w:type="spellStart"/>
-            <w:r>
-              <w:rPr>
-                <w:sz w:val="24"/>
-                <w:szCs w:val="24"/>
-                <w:lang w:val="it-CH"/>
-              </w:rPr>
-              <w:t>but</w:t>
-            </w:r>
-            <w:proofErr w:type="spellEnd"/>
-            <w:r>
-              <w:rPr>
-                <w:sz w:val="24"/>
-                <w:szCs w:val="24"/>
-                <w:lang w:val="it-CH"/>
-              </w:rPr>
-              <w:t xml:space="preserve"> </w:t>
-            </w:r>
-            <w:proofErr w:type="spellStart"/>
-            <w:r>
-              <w:rPr>
-                <w:sz w:val="24"/>
-                <w:szCs w:val="24"/>
-                <w:lang w:val="it-CH"/>
-              </w:rPr>
-              <w:t>not</w:t>
-            </w:r>
-            <w:proofErr w:type="spellEnd"/>
-            <w:r>
-              <w:rPr>
-                <w:sz w:val="24"/>
-                <w:szCs w:val="24"/>
-                <w:lang w:val="it-CH"/>
-              </w:rPr>
-              <w:t xml:space="preserve"> </w:t>
-            </w:r>
-            <w:proofErr w:type="spellStart"/>
-            <w:r>
-              <w:rPr>
-                <w:sz w:val="24"/>
-                <w:szCs w:val="24"/>
-                <w:lang w:val="it-CH"/>
-              </w:rPr>
-              <w:t>shown</w:t>
-            </w:r>
-            <w:proofErr w:type="spellEnd"/>
-            <w:r>
-              <w:rPr>
-                <w:sz w:val="24"/>
-                <w:szCs w:val="24"/>
-                <w:lang w:val="it-CH"/>
-              </w:rPr>
-              <w:t xml:space="preserve"> with the GUI</w:t>
-            </w:r>
-          </w:p>
-        </w:tc>
-      </w:tr>
-      <w:tr>
-        <w:tc>
-          <w:tcPr>
-            <w:tcW w:w="1843" w:type="dxa"/>
-            <w:shd w:val="clear" w:color="auto" w:fill="D9D9D9" w:themeFill="background1" w:themeFillShade="D9"/>
-          </w:tcPr>
-          <w:p>
-            <w:pPr>
-              <w:pStyle w:val="BodyTextChar"/>
-              <w:rPr>
-                <w:b/>
-                <w:sz w:val="24"/>
-                <w:szCs w:val="24"/>
-                <w:lang w:val="it-CH"/>
-              </w:rPr>
-            </w:pPr>
-            <w:r>
-              <w:rPr>
-                <w:b/>
-                <w:sz w:val="24"/>
-                <w:szCs w:val="24"/>
-                <w:lang w:val="it-CH"/>
-              </w:rPr>
-              <w:t>Prerequisiti</w:t>
-            </w:r>
-          </w:p>
-        </w:tc>
-        <w:tc>
-          <w:tcPr>
-            <w:tcW w:w="7794" w:type="dxa"/>
-            <w:gridSpan w:val="3"/>
-          </w:tcPr>
-          <w:p>
-            <w:pPr>
-              <w:pStyle w:val="BodyTextChar"/>
-              <w:rPr>
-                <w:sz w:val="24"/>
-                <w:szCs w:val="24"/>
-                <w:lang w:val="fr-CH"/>
-              </w:rPr>
-            </w:pPr>
-            <w:r>
-              <w:rPr>
-                <w:sz w:val="24"/>
-                <w:szCs w:val="24"/>
-                <w:lang w:val="fr-CH"/>
-              </w:rPr>
-              <w:t>Store on local PC: Profile_1.2.001.xml (</w:t>
-            </w:r>
-            <w:proofErr w:type="spellStart"/>
-            <w:r>
-              <w:rPr>
-                <w:sz w:val="24"/>
-                <w:szCs w:val="24"/>
-                <w:lang w:val="fr-CH"/>
-              </w:rPr>
-              <w:t>appendix</w:t>
-            </w:r>
-            <w:proofErr w:type="spellEnd"/>
-            <w:r>
-              <w:rPr>
-                <w:sz w:val="24"/>
-                <w:szCs w:val="24"/>
-                <w:lang w:val="fr-CH"/>
-              </w:rPr>
-              <w:t xml:space="preserve"> </w:t>
-            </w:r>
-            <w:proofErr w:type="spellStart"/>
-            <w:r>
-              <w:rPr>
-                <w:sz w:val="24"/>
-                <w:szCs w:val="24"/>
-                <w:lang w:val="fr-CH"/>
-              </w:rPr>
-              <w:t>n_n</w:t>
-            </w:r>
-            <w:proofErr w:type="spellEnd"/>
-            <w:r>
-              <w:rPr>
-                <w:sz w:val="24"/>
-                <w:szCs w:val="24"/>
-                <w:lang w:val="fr-CH"/>
-              </w:rPr>
-              <w:t>) and Cards_1.2.001.txt (</w:t>
-            </w:r>
-            <w:proofErr w:type="spellStart"/>
-            <w:r>
-              <w:rPr>
-                <w:sz w:val="24"/>
-                <w:szCs w:val="24"/>
-                <w:lang w:val="fr-CH"/>
-              </w:rPr>
-              <w:t>appendix</w:t>
-            </w:r>
-            <w:proofErr w:type="spellEnd"/>
-            <w:r>
-              <w:rPr>
-                <w:sz w:val="24"/>
-                <w:szCs w:val="24"/>
-                <w:lang w:val="fr-CH"/>
-              </w:rPr>
-              <w:t xml:space="preserve"> </w:t>
-            </w:r>
-            <w:proofErr w:type="spellStart"/>
-            <w:r>
-              <w:rPr>
-                <w:sz w:val="24"/>
-                <w:szCs w:val="24"/>
-                <w:lang w:val="fr-CH"/>
-              </w:rPr>
-              <w:t>n_n</w:t>
-            </w:r>
-            <w:proofErr w:type="spellEnd"/>
-            <w:r>
-              <w:rPr>
-                <w:sz w:val="24"/>
-                <w:szCs w:val="24"/>
-                <w:lang w:val="fr-CH"/>
-              </w:rPr>
-              <w:t>).</w:t>
-            </w:r>
-          </w:p>
-          <w:p>
-            <w:pPr>
-              <w:pStyle w:val="BodyTextChar"/>
-              <w:rPr>
-                <w:sz w:val="24"/>
-                <w:szCs w:val="24"/>
-                <w:lang w:val="fr-CH"/>
-              </w:rPr>
-            </w:pPr>
-            <w:r>
-              <w:rPr>
-                <w:rStyle w:val="Codice"/>
-                <w:lang w:val="fr-CH"/>
-              </w:rPr>
-              <w:t>PIN (OTA_VIEW_PIN_PUK_KEY) and ADM (OTA_VIEW_ADM_KEY)</w:t>
-            </w:r>
-            <w:r>
-              <w:rPr>
-                <w:sz w:val="24"/>
-                <w:szCs w:val="24"/>
-                <w:lang w:val="fr-CH"/>
-              </w:rPr>
-              <w:t xml:space="preserve"> user right not set.</w:t>
-            </w:r>
-          </w:p>
-        </w:tc>
-      </w:tr>
-      <w:tr>
-        <w:tc>
-          <w:tcPr>
-            <w:tcW w:w="1843" w:type="dxa"/>
-            <w:shd w:val="clear" w:color="auto" w:fill="D9D9D9" w:themeFill="background1" w:themeFillShade="D9"/>
-          </w:tcPr>
-          <w:p>
-            <w:pPr>
-              <w:pStyle w:val="BodyTextChar"/>
-              <w:rPr>
-                <w:b/>
-                <w:sz w:val="24"/>
-                <w:szCs w:val="24"/>
-                <w:lang w:val="it-CH"/>
-              </w:rPr>
-            </w:pPr>
-            <w:r>
-              <w:rPr>
-                <w:b/>
-                <w:sz w:val="24"/>
-                <w:szCs w:val="24"/>
-                <w:lang w:val="it-CH"/>
-              </w:rPr>
-              <w:t>Procedura</w:t>
-            </w:r>
-          </w:p>
-        </w:tc>
-        <w:tc>
-          <w:tcPr>
-            <w:tcW w:w="7794" w:type="dxa"/>
-            <w:gridSpan w:val="3"/>
-          </w:tcPr>
-          <w:p>
-            <w:pPr>
-              <w:pStyle w:val="BodyTextChar"/>
-              <w:numPr>
-                <w:ilvl w:val="0"/>
-                <w:numId w:val="17"/>
-              </w:numPr>
-              <w:ind w:left="357" w:hanging="357"/>
-              <w:rPr>
-                <w:sz w:val="24"/>
-                <w:szCs w:val="24"/>
-                <w:lang w:val="fr-CH"/>
-              </w:rPr>
-            </w:pPr>
-            <w:r>
-              <w:rPr>
-                <w:sz w:val="24"/>
-                <w:szCs w:val="24"/>
-                <w:lang w:val="fr-CH"/>
-              </w:rPr>
-              <w:t>Go to “</w:t>
-            </w:r>
-            <w:proofErr w:type="spellStart"/>
-            <w:r>
-              <w:rPr>
-                <w:sz w:val="24"/>
-                <w:szCs w:val="24"/>
-                <w:lang w:val="fr-CH"/>
-              </w:rPr>
-              <w:t>Cards</w:t>
-            </w:r>
-            <w:proofErr w:type="spellEnd"/>
-            <w:r>
-              <w:rPr>
-                <w:sz w:val="24"/>
-                <w:szCs w:val="24"/>
-                <w:lang w:val="fr-CH"/>
-              </w:rPr>
-              <w:t xml:space="preserve"> manager” menu, </w:t>
-            </w:r>
-            <w:r>
-              <w:rPr>
-                <w:sz w:val="24"/>
-                <w:szCs w:val="24"/>
-                <w:lang w:val="fr-CH"/>
-              </w:rPr>
-              <w:br/>
-              <w:t xml:space="preserve">in main page click “Import Profiles” </w:t>
-            </w:r>
-            <w:proofErr w:type="spellStart"/>
-            <w:r>
-              <w:rPr>
-                <w:sz w:val="24"/>
-                <w:szCs w:val="24"/>
-                <w:lang w:val="fr-CH"/>
-              </w:rPr>
-              <w:t>link</w:t>
-            </w:r>
-            <w:proofErr w:type="spellEnd"/>
-            <w:r>
-              <w:rPr>
-                <w:sz w:val="24"/>
-                <w:szCs w:val="24"/>
-                <w:lang w:val="fr-CH"/>
-              </w:rPr>
-              <w:t>,</w:t>
-            </w:r>
-            <w:r>
-              <w:rPr>
-                <w:sz w:val="24"/>
-                <w:szCs w:val="24"/>
-                <w:lang w:val="fr-CH"/>
-              </w:rPr>
-              <w:br/>
-              <w:t>Select the “1.2.001.xml” file,</w:t>
-            </w:r>
-            <w:r>
-              <w:rPr>
-                <w:sz w:val="24"/>
-                <w:szCs w:val="24"/>
-                <w:lang w:val="fr-CH"/>
-              </w:rPr>
-              <w:br/>
-              <w:t>Import the Profile</w:t>
-            </w:r>
-          </w:p>
-          <w:p>
-            <w:pPr>
-              <w:pStyle w:val="BodyTextChar"/>
-              <w:numPr>
-                <w:ilvl w:val="0"/>
-                <w:numId w:val="17"/>
-              </w:numPr>
-              <w:ind w:left="357" w:hanging="357"/>
-              <w:rPr>
-                <w:sz w:val="24"/>
-                <w:szCs w:val="24"/>
-                <w:lang w:val="fr-CH"/>
-              </w:rPr>
-            </w:pPr>
-            <w:r>
-              <w:rPr>
-                <w:sz w:val="24"/>
-                <w:szCs w:val="24"/>
-                <w:lang w:val="fr-CH"/>
-              </w:rPr>
-              <w:t>Go to “</w:t>
-            </w:r>
-            <w:proofErr w:type="spellStart"/>
-            <w:r>
-              <w:rPr>
-                <w:sz w:val="24"/>
-                <w:szCs w:val="24"/>
-                <w:lang w:val="fr-CH"/>
-              </w:rPr>
-              <w:t>Cards</w:t>
-            </w:r>
-            <w:proofErr w:type="spellEnd"/>
-            <w:r>
-              <w:rPr>
-                <w:sz w:val="24"/>
-                <w:szCs w:val="24"/>
-                <w:lang w:val="fr-CH"/>
-              </w:rPr>
-              <w:t xml:space="preserve"> manager” menu, </w:t>
-            </w:r>
-            <w:r>
-              <w:rPr>
-                <w:sz w:val="24"/>
-                <w:szCs w:val="24"/>
-                <w:lang w:val="fr-CH"/>
-              </w:rPr>
-              <w:br/>
-              <w:t xml:space="preserve">in main page click “Import </w:t>
-            </w:r>
-            <w:proofErr w:type="spellStart"/>
-            <w:r>
-              <w:rPr>
-                <w:sz w:val="24"/>
-                <w:szCs w:val="24"/>
-                <w:lang w:val="fr-CH"/>
-              </w:rPr>
-              <w:t>Cards</w:t>
-            </w:r>
-            <w:proofErr w:type="spellEnd"/>
-            <w:r>
-              <w:rPr>
-                <w:sz w:val="24"/>
-                <w:szCs w:val="24"/>
-                <w:lang w:val="fr-CH"/>
-              </w:rPr>
-              <w:t xml:space="preserve">” </w:t>
-            </w:r>
-            <w:proofErr w:type="spellStart"/>
-            <w:r>
-              <w:rPr>
-                <w:sz w:val="24"/>
-                <w:szCs w:val="24"/>
-                <w:lang w:val="fr-CH"/>
-              </w:rPr>
-              <w:t>link</w:t>
-            </w:r>
-            <w:proofErr w:type="spellEnd"/>
-            <w:r>
-              <w:rPr>
-                <w:sz w:val="24"/>
-                <w:szCs w:val="24"/>
-                <w:lang w:val="fr-CH"/>
-              </w:rPr>
-              <w:t>,</w:t>
-            </w:r>
-            <w:r>
-              <w:rPr>
-                <w:sz w:val="24"/>
-                <w:szCs w:val="24"/>
-                <w:lang w:val="fr-CH"/>
-              </w:rPr>
-              <w:br/>
-              <w:t>Select the “1.2.001.txt” file,</w:t>
-            </w:r>
-            <w:r>
-              <w:rPr>
-                <w:sz w:val="24"/>
-                <w:szCs w:val="24"/>
-                <w:lang w:val="fr-CH"/>
-              </w:rPr>
-              <w:br/>
-            </w:r>
-            <w:proofErr w:type="spellStart"/>
-            <w:r>
-              <w:rPr>
-                <w:sz w:val="24"/>
-                <w:szCs w:val="24"/>
-                <w:lang w:val="fr-CH"/>
-              </w:rPr>
-              <w:t>Delete</w:t>
-            </w:r>
-            <w:proofErr w:type="spellEnd"/>
-            <w:r>
-              <w:rPr>
-                <w:sz w:val="24"/>
-                <w:szCs w:val="24"/>
-                <w:lang w:val="fr-CH"/>
-              </w:rPr>
-              <w:t xml:space="preserve"> the </w:t>
-            </w:r>
-            <w:proofErr w:type="spellStart"/>
-            <w:r>
-              <w:rPr>
-                <w:sz w:val="24"/>
-                <w:szCs w:val="24"/>
-                <w:lang w:val="fr-CH"/>
-              </w:rPr>
-              <w:t>cards</w:t>
-            </w:r>
-            <w:proofErr w:type="spellEnd"/>
-            <w:r>
-              <w:rPr>
-                <w:sz w:val="24"/>
-                <w:szCs w:val="24"/>
-                <w:lang w:val="fr-CH"/>
-              </w:rPr>
-              <w:t xml:space="preserve">, </w:t>
-            </w:r>
-            <w:r>
-              <w:rPr>
-                <w:sz w:val="24"/>
-                <w:szCs w:val="24"/>
-                <w:lang w:val="fr-CH"/>
-              </w:rPr>
-              <w:br/>
-              <w:t>Select the “1.2.001.txt” file,</w:t>
-            </w:r>
-            <w:r>
-              <w:rPr>
-                <w:sz w:val="24"/>
-                <w:szCs w:val="24"/>
-                <w:lang w:val="fr-CH"/>
-              </w:rPr>
-              <w:br/>
-              <w:t xml:space="preserve">Import the </w:t>
-            </w:r>
-            <w:proofErr w:type="spellStart"/>
-            <w:r>
-              <w:rPr>
-                <w:sz w:val="24"/>
-                <w:szCs w:val="24"/>
-                <w:lang w:val="fr-CH"/>
-              </w:rPr>
-              <w:t>cards</w:t>
-            </w:r>
-            <w:proofErr w:type="spellEnd"/>
-          </w:p>
-          <w:p>
-            <w:pPr>
-              <w:pStyle w:val="BodyTextChar"/>
-              <w:numPr>
-                <w:ilvl w:val="0"/>
-                <w:numId w:val="17"/>
-              </w:numPr>
-              <w:rPr>
-                <w:sz w:val="24"/>
-                <w:szCs w:val="24"/>
-                <w:lang w:val="fr-CH"/>
-              </w:rPr>
-            </w:pPr>
-            <w:proofErr w:type="spellStart"/>
-            <w:r>
-              <w:rPr>
-                <w:sz w:val="24"/>
-                <w:szCs w:val="24"/>
-                <w:lang w:val="fr-CH"/>
-              </w:rPr>
-              <w:t>Research</w:t>
-            </w:r>
-            <w:proofErr w:type="spellEnd"/>
-            <w:r>
-              <w:rPr>
-                <w:sz w:val="24"/>
-                <w:szCs w:val="24"/>
-                <w:lang w:val="fr-CH"/>
-              </w:rPr>
-              <w:t xml:space="preserve"> the “</w:t>
-            </w:r>
-            <w:r>
-              <w:rPr>
-                <w:rFonts w:eastAsia="MS Mincho"/>
-                <w:color w:val="000000"/>
-                <w:sz w:val="24"/>
-                <w:szCs w:val="24"/>
-                <w:lang w:val="fr-CH" w:eastAsia="ja-JP"/>
-              </w:rPr>
-              <w:t>41795924770</w:t>
-            </w:r>
-            <w:r>
-              <w:rPr>
-                <w:sz w:val="24"/>
-                <w:szCs w:val="24"/>
-                <w:lang w:val="fr-CH"/>
-              </w:rPr>
-              <w:t xml:space="preserve">” </w:t>
-            </w:r>
-            <w:proofErr w:type="spellStart"/>
-            <w:r>
-              <w:rPr>
-                <w:sz w:val="24"/>
-                <w:szCs w:val="24"/>
-                <w:lang w:val="fr-CH"/>
-              </w:rPr>
-              <w:t>Card</w:t>
-            </w:r>
-            <w:proofErr w:type="spellEnd"/>
-            <w:r>
-              <w:rPr>
-                <w:sz w:val="24"/>
-                <w:szCs w:val="24"/>
-                <w:lang w:val="fr-CH"/>
-              </w:rPr>
-              <w:t>,</w:t>
-            </w:r>
-            <w:r>
-              <w:rPr>
-                <w:sz w:val="24"/>
-                <w:szCs w:val="24"/>
-                <w:lang w:val="fr-CH"/>
-              </w:rPr>
-              <w:br/>
-              <w:t xml:space="preserve">Click the </w:t>
-            </w:r>
-            <w:proofErr w:type="spellStart"/>
-            <w:r>
-              <w:rPr>
-                <w:sz w:val="24"/>
-                <w:szCs w:val="24"/>
-                <w:lang w:val="fr-CH"/>
-              </w:rPr>
-              <w:t>imsi</w:t>
-            </w:r>
-            <w:proofErr w:type="spellEnd"/>
-            <w:r>
-              <w:rPr>
-                <w:sz w:val="24"/>
-                <w:szCs w:val="24"/>
-                <w:lang w:val="fr-CH"/>
-              </w:rPr>
-              <w:t xml:space="preserve"> </w:t>
-            </w:r>
-            <w:proofErr w:type="spellStart"/>
-            <w:r>
-              <w:rPr>
-                <w:sz w:val="24"/>
-                <w:szCs w:val="24"/>
-                <w:lang w:val="fr-CH"/>
-              </w:rPr>
-              <w:t>card</w:t>
-            </w:r>
-            <w:proofErr w:type="spellEnd"/>
-            <w:r>
-              <w:rPr>
-                <w:sz w:val="24"/>
-                <w:szCs w:val="24"/>
-                <w:lang w:val="fr-CH"/>
-              </w:rPr>
-              <w:t xml:space="preserve"> </w:t>
-            </w:r>
-            <w:proofErr w:type="spellStart"/>
-            <w:r>
-              <w:rPr>
-                <w:sz w:val="24"/>
-                <w:szCs w:val="24"/>
-                <w:lang w:val="fr-CH"/>
-              </w:rPr>
-              <w:t>link</w:t>
-            </w:r>
-            <w:proofErr w:type="spellEnd"/>
-            <w:r>
-              <w:rPr>
-                <w:sz w:val="24"/>
-                <w:szCs w:val="24"/>
-                <w:lang w:val="fr-CH"/>
-              </w:rPr>
-              <w:br/>
-              <w:t xml:space="preserve">Check the </w:t>
-            </w:r>
-            <w:proofErr w:type="spellStart"/>
-            <w:r>
-              <w:rPr>
-                <w:sz w:val="24"/>
-                <w:szCs w:val="24"/>
-                <w:lang w:val="fr-CH"/>
-              </w:rPr>
-              <w:t>card</w:t>
-            </w:r>
-            <w:proofErr w:type="spellEnd"/>
-            <w:r>
-              <w:rPr>
-                <w:sz w:val="24"/>
-                <w:szCs w:val="24"/>
-                <w:lang w:val="fr-CH"/>
-              </w:rPr>
-              <w:t xml:space="preserve"> </w:t>
-            </w:r>
-            <w:proofErr w:type="spellStart"/>
-            <w:r>
-              <w:rPr>
-                <w:sz w:val="24"/>
-                <w:szCs w:val="24"/>
-                <w:lang w:val="fr-CH"/>
-              </w:rPr>
-              <w:t>details</w:t>
-            </w:r>
-            <w:proofErr w:type="spellEnd"/>
-          </w:p>
-          <w:p>
-            <w:pPr>
-              <w:pStyle w:val="BodyTextChar"/>
-              <w:numPr>
-                <w:ilvl w:val="0"/>
-                <w:numId w:val="17"/>
-              </w:numPr>
-              <w:rPr>
-                <w:sz w:val="24"/>
-                <w:szCs w:val="24"/>
-                <w:lang w:val="fr-CH"/>
-              </w:rPr>
-            </w:pPr>
-            <w:proofErr w:type="spellStart"/>
-            <w:r>
-              <w:rPr>
-                <w:rFonts w:eastAsia="MS Mincho"/>
-                <w:sz w:val="24"/>
-                <w:szCs w:val="24"/>
-                <w:lang w:val="fr-CH" w:eastAsia="ja-JP"/>
-              </w:rPr>
-              <w:t>Execute</w:t>
-            </w:r>
-            <w:proofErr w:type="spellEnd"/>
-            <w:r>
-              <w:rPr>
-                <w:rFonts w:eastAsia="MS Mincho"/>
-                <w:sz w:val="24"/>
-                <w:szCs w:val="24"/>
-                <w:lang w:val="fr-CH" w:eastAsia="ja-JP"/>
-              </w:rPr>
-              <w:t xml:space="preserve"> the SQL:</w:t>
-            </w:r>
-            <w:r>
-              <w:rPr>
-                <w:rFonts w:eastAsia="MS Mincho"/>
-                <w:sz w:val="24"/>
-                <w:szCs w:val="24"/>
-                <w:lang w:val="fr-CH" w:eastAsia="ja-JP"/>
-              </w:rPr>
-              <w:br/>
-            </w:r>
-            <w:r>
-              <w:rPr>
-                <w:rStyle w:val="Codice"/>
-                <w:rFonts w:eastAsia="MS Mincho"/>
-                <w:lang w:val="fr-CH"/>
-              </w:rPr>
-              <w:t xml:space="preserve">SELECT </w:t>
-            </w:r>
-            <w:proofErr w:type="spellStart"/>
-            <w:r>
-              <w:rPr>
-                <w:rStyle w:val="Codice"/>
-                <w:rFonts w:eastAsia="MS Mincho"/>
-                <w:lang w:val="fr-CH"/>
-              </w:rPr>
-              <w:t>imsi</w:t>
-            </w:r>
-            <w:proofErr w:type="spellEnd"/>
-            <w:r>
-              <w:rPr>
-                <w:rStyle w:val="Codice"/>
-                <w:rFonts w:eastAsia="MS Mincho"/>
-                <w:lang w:val="fr-CH"/>
-              </w:rPr>
-              <w:t xml:space="preserve">, </w:t>
-            </w:r>
-            <w:proofErr w:type="spellStart"/>
-            <w:r>
-              <w:rPr>
-                <w:rStyle w:val="Codice"/>
-                <w:rFonts w:eastAsia="MS Mincho"/>
-                <w:lang w:val="fr-CH"/>
-              </w:rPr>
-              <w:t>dir</w:t>
-            </w:r>
-            <w:proofErr w:type="spellEnd"/>
-            <w:r>
-              <w:rPr>
-                <w:rStyle w:val="Codice"/>
-                <w:rFonts w:eastAsia="MS Mincho"/>
-                <w:lang w:val="fr-CH"/>
-              </w:rPr>
-              <w:t xml:space="preserve">, </w:t>
-            </w:r>
-            <w:proofErr w:type="spellStart"/>
-            <w:r>
-              <w:rPr>
-                <w:rStyle w:val="Codice"/>
-                <w:rFonts w:eastAsia="MS Mincho"/>
-                <w:lang w:val="fr-CH"/>
-              </w:rPr>
-              <w:t>keyset</w:t>
-            </w:r>
-            <w:proofErr w:type="spellEnd"/>
-            <w:r>
-              <w:rPr>
-                <w:rStyle w:val="Codice"/>
-                <w:rFonts w:eastAsia="MS Mincho"/>
-                <w:lang w:val="fr-CH"/>
-              </w:rPr>
-              <w:t xml:space="preserve">, </w:t>
-            </w:r>
-            <w:proofErr w:type="spellStart"/>
-            <w:r>
-              <w:rPr>
-                <w:rStyle w:val="Codice"/>
-                <w:rFonts w:eastAsia="MS Mincho"/>
-                <w:lang w:val="fr-CH"/>
-              </w:rPr>
-              <w:t>cntr</w:t>
-            </w:r>
-            <w:proofErr w:type="spellEnd"/>
-            <w:r>
-              <w:rPr>
-                <w:rStyle w:val="Codice"/>
-                <w:rFonts w:eastAsia="MS Mincho"/>
-                <w:lang w:val="fr-CH"/>
-              </w:rPr>
-              <w:t xml:space="preserve">, </w:t>
-            </w:r>
-            <w:proofErr w:type="spellStart"/>
-            <w:r>
-              <w:rPr>
-                <w:rStyle w:val="Codice"/>
-                <w:rFonts w:eastAsia="MS Mincho"/>
-                <w:lang w:val="fr-CH"/>
-              </w:rPr>
-              <w:t>rawtohex</w:t>
-            </w:r>
-            <w:proofErr w:type="spellEnd"/>
-            <w:r>
-              <w:rPr>
-                <w:rStyle w:val="Codice"/>
-                <w:rFonts w:eastAsia="MS Mincho"/>
-                <w:lang w:val="fr-CH"/>
-              </w:rPr>
-              <w:t>(</w:t>
-            </w:r>
-            <w:proofErr w:type="spellStart"/>
-            <w:r>
-              <w:rPr>
-                <w:rStyle w:val="Codice"/>
-                <w:rFonts w:eastAsia="MS Mincho"/>
-                <w:lang w:val="fr-CH"/>
-              </w:rPr>
-              <w:t>kickey</w:t>
-            </w:r>
-            <w:proofErr w:type="spellEnd"/>
-            <w:r>
-              <w:rPr>
-                <w:rStyle w:val="Codice"/>
-                <w:rFonts w:eastAsia="MS Mincho"/>
-                <w:lang w:val="fr-CH"/>
-              </w:rPr>
-              <w:t xml:space="preserve">), </w:t>
-            </w:r>
-            <w:proofErr w:type="spellStart"/>
-            <w:r>
-              <w:rPr>
-                <w:rStyle w:val="Codice"/>
-                <w:rFonts w:eastAsia="MS Mincho"/>
-                <w:lang w:val="fr-CH"/>
-              </w:rPr>
-              <w:t>rawtohex</w:t>
-            </w:r>
-            <w:proofErr w:type="spellEnd"/>
-            <w:r>
-              <w:rPr>
-                <w:rStyle w:val="Codice"/>
-                <w:rFonts w:eastAsia="MS Mincho"/>
-                <w:lang w:val="fr-CH"/>
-              </w:rPr>
-              <w:t>(</w:t>
-            </w:r>
-            <w:proofErr w:type="spellStart"/>
-            <w:r>
-              <w:rPr>
-                <w:rStyle w:val="Codice"/>
-                <w:rFonts w:eastAsia="MS Mincho"/>
-                <w:lang w:val="fr-CH"/>
-              </w:rPr>
-              <w:t>kidkey</w:t>
-            </w:r>
-            <w:proofErr w:type="spellEnd"/>
-            <w:r>
-              <w:rPr>
-                <w:rStyle w:val="Codice"/>
-                <w:rFonts w:eastAsia="MS Mincho"/>
-                <w:lang w:val="fr-CH"/>
-              </w:rPr>
-              <w:t xml:space="preserve">), </w:t>
-            </w:r>
-            <w:proofErr w:type="spellStart"/>
-            <w:r>
-              <w:rPr>
-                <w:rStyle w:val="Codice"/>
-                <w:rFonts w:eastAsia="MS Mincho"/>
-                <w:lang w:val="fr-CH"/>
-              </w:rPr>
-              <w:t>rawtohex</w:t>
-            </w:r>
-            <w:proofErr w:type="spellEnd"/>
-            <w:r>
-              <w:rPr>
-                <w:rStyle w:val="Codice"/>
-                <w:rFonts w:eastAsia="MS Mincho"/>
-                <w:lang w:val="fr-CH"/>
-              </w:rPr>
-              <w:t>(</w:t>
-            </w:r>
-            <w:proofErr w:type="spellStart"/>
-            <w:r>
-              <w:rPr>
-                <w:rStyle w:val="Codice"/>
-                <w:rFonts w:eastAsia="MS Mincho"/>
-                <w:lang w:val="fr-CH"/>
-              </w:rPr>
-              <w:t>kikkey</w:t>
-            </w:r>
-            <w:proofErr w:type="spellEnd"/>
-            <w:r>
-              <w:rPr>
-                <w:rStyle w:val="Codice"/>
-                <w:rFonts w:eastAsia="MS Mincho"/>
-                <w:lang w:val="fr-CH"/>
-              </w:rPr>
-              <w:t xml:space="preserve">), </w:t>
-            </w:r>
-            <w:proofErr w:type="spellStart"/>
-            <w:r>
-              <w:rPr>
-                <w:rStyle w:val="Codice"/>
-                <w:rFonts w:eastAsia="MS Mincho"/>
-                <w:lang w:val="fr-CH"/>
-              </w:rPr>
-              <w:t>rawtohex</w:t>
-            </w:r>
-            <w:proofErr w:type="spellEnd"/>
-            <w:r>
-              <w:rPr>
-                <w:rStyle w:val="Codice"/>
-                <w:rFonts w:eastAsia="MS Mincho"/>
-                <w:lang w:val="fr-CH"/>
-              </w:rPr>
-              <w:t>(</w:t>
-            </w:r>
-            <w:proofErr w:type="spellStart"/>
-            <w:r>
-              <w:rPr>
-                <w:rStyle w:val="Codice"/>
-                <w:rFonts w:eastAsia="MS Mincho"/>
-                <w:lang w:val="fr-CH"/>
-              </w:rPr>
-              <w:t>chv</w:t>
-            </w:r>
-            <w:proofErr w:type="spellEnd"/>
-            <w:r>
-              <w:rPr>
-                <w:rStyle w:val="Codice"/>
-                <w:rFonts w:eastAsia="MS Mincho"/>
-                <w:lang w:val="fr-CH"/>
-              </w:rPr>
-              <w:t xml:space="preserve">), </w:t>
-            </w:r>
-            <w:proofErr w:type="spellStart"/>
-            <w:r>
-              <w:rPr>
-                <w:rStyle w:val="Codice"/>
-                <w:rFonts w:eastAsia="MS Mincho"/>
-                <w:lang w:val="fr-CH"/>
-              </w:rPr>
-              <w:t>rawtohex</w:t>
-            </w:r>
-            <w:proofErr w:type="spellEnd"/>
-            <w:r>
-              <w:rPr>
-                <w:rStyle w:val="Codice"/>
-                <w:rFonts w:eastAsia="MS Mincho"/>
-                <w:lang w:val="fr-CH"/>
-              </w:rPr>
-              <w:t>(</w:t>
-            </w:r>
-            <w:proofErr w:type="spellStart"/>
-            <w:r>
-              <w:rPr>
-                <w:rStyle w:val="Codice"/>
-                <w:rFonts w:eastAsia="MS Mincho"/>
-                <w:lang w:val="fr-CH"/>
-              </w:rPr>
-              <w:t>dap</w:t>
-            </w:r>
-            <w:proofErr w:type="spellEnd"/>
-            <w:r>
-              <w:rPr>
-                <w:rStyle w:val="Codice"/>
-                <w:rFonts w:eastAsia="MS Mincho"/>
-                <w:lang w:val="fr-CH"/>
-              </w:rPr>
-              <w:t xml:space="preserve">)FROM </w:t>
-            </w:r>
-            <w:proofErr w:type="spellStart"/>
-            <w:r>
-              <w:rPr>
-                <w:rStyle w:val="Codice"/>
-                <w:rFonts w:eastAsia="MS Mincho"/>
-                <w:lang w:val="fr-CH"/>
-              </w:rPr>
-              <w:t>otacardkey</w:t>
-            </w:r>
-            <w:proofErr w:type="spellEnd"/>
-            <w:r>
-              <w:rPr>
-                <w:rStyle w:val="Codice"/>
-                <w:rFonts w:eastAsia="MS Mincho"/>
-                <w:lang w:val="fr-CH"/>
-              </w:rPr>
-              <w:t xml:space="preserve"> a </w:t>
-            </w:r>
-            <w:proofErr w:type="spellStart"/>
-            <w:r>
-              <w:rPr>
-                <w:rStyle w:val="Codice"/>
-                <w:rFonts w:eastAsia="MS Mincho"/>
-                <w:lang w:val="fr-CH"/>
-              </w:rPr>
-              <w:t>where</w:t>
-            </w:r>
-            <w:proofErr w:type="spellEnd"/>
-            <w:r>
-              <w:rPr>
-                <w:rStyle w:val="Codice"/>
-                <w:rFonts w:eastAsia="MS Mincho"/>
-                <w:lang w:val="fr-CH"/>
-              </w:rPr>
-              <w:t xml:space="preserve"> </w:t>
-            </w:r>
-            <w:proofErr w:type="spellStart"/>
-            <w:r>
-              <w:rPr>
-                <w:rStyle w:val="Codice"/>
-                <w:rFonts w:eastAsia="MS Mincho"/>
-                <w:lang w:val="fr-CH"/>
-              </w:rPr>
-              <w:t>imsi</w:t>
-            </w:r>
-            <w:proofErr w:type="spellEnd"/>
-            <w:r>
-              <w:rPr>
-                <w:rStyle w:val="Codice"/>
-                <w:rFonts w:eastAsia="MS Mincho"/>
-                <w:lang w:val="fr-CH"/>
-              </w:rPr>
-              <w:t xml:space="preserve">='340041795924770' ORDER BY </w:t>
-            </w:r>
-            <w:proofErr w:type="spellStart"/>
-            <w:r>
-              <w:rPr>
-                <w:rStyle w:val="Codice"/>
-                <w:rFonts w:eastAsia="MS Mincho"/>
-                <w:lang w:val="fr-CH"/>
-              </w:rPr>
-              <w:t>keyset</w:t>
-            </w:r>
-            <w:proofErr w:type="spellEnd"/>
-            <w:r>
-              <w:rPr>
-                <w:rStyle w:val="Codice"/>
-                <w:rFonts w:eastAsia="MS Mincho"/>
-                <w:lang w:val="fr-CH"/>
-              </w:rPr>
-              <w:t>;</w:t>
-            </w:r>
-          </w:p>
-        </w:tc>
-      </w:tr>
-      <w:tr>
-        <w:tc>
-          <w:tcPr>
-            <w:tcW w:w="1843" w:type="dxa"/>
-            <w:shd w:val="clear" w:color="auto" w:fill="D9D9D9" w:themeFill="background1" w:themeFillShade="D9"/>
-          </w:tcPr>
-          <w:p>
-            <w:pPr>
-              <w:pStyle w:val="BodyTextChar"/>
-              <w:rPr>
-                <w:b/>
-                <w:sz w:val="24"/>
-                <w:szCs w:val="24"/>
-                <w:lang w:val="it-CH"/>
-              </w:rPr>
-            </w:pPr>
-            <w:r>
-              <w:rPr>
-                <w:b/>
-                <w:sz w:val="24"/>
-                <w:szCs w:val="24"/>
-                <w:lang w:val="it-CH"/>
-              </w:rPr>
-              <w:t>Risultati attesi</w:t>
-            </w:r>
-          </w:p>
-        </w:tc>
-        <w:tc>
-          <w:tcPr>
-            <w:tcW w:w="7794" w:type="dxa"/>
-            <w:gridSpan w:val="3"/>
-          </w:tcPr>
-          <w:p>
-            <w:pPr>
-              <w:pStyle w:val="BodyTextChar"/>
-              <w:rPr>
-                <w:sz w:val="24"/>
-                <w:szCs w:val="24"/>
-                <w:lang w:val="it-CH"/>
-              </w:rPr>
-            </w:pPr>
-            <w:r>
-              <w:rPr>
-                <w:sz w:val="24"/>
-                <w:szCs w:val="24"/>
-                <w:lang w:val="it-CH"/>
-              </w:rPr>
-              <w:t xml:space="preserve">Keys </w:t>
-            </w:r>
-            <w:proofErr w:type="spellStart"/>
-            <w:r>
-              <w:rPr>
-                <w:sz w:val="24"/>
-                <w:szCs w:val="24"/>
-                <w:lang w:val="it-CH"/>
-              </w:rPr>
-              <w:t>visible</w:t>
-            </w:r>
-            <w:proofErr w:type="spellEnd"/>
-            <w:r>
-              <w:rPr>
-                <w:sz w:val="24"/>
-                <w:szCs w:val="24"/>
-                <w:lang w:val="it-CH"/>
-              </w:rPr>
-              <w:t xml:space="preserve"> in the DB (</w:t>
-            </w:r>
-            <w:proofErr w:type="spellStart"/>
-            <w:r>
-              <w:rPr>
-                <w:sz w:val="24"/>
-                <w:szCs w:val="24"/>
-                <w:lang w:val="it-CH"/>
-              </w:rPr>
-              <w:t>OtaCardKey</w:t>
-            </w:r>
-            <w:proofErr w:type="spellEnd"/>
-            <w:r>
-              <w:rPr>
-                <w:sz w:val="24"/>
-                <w:szCs w:val="24"/>
-                <w:lang w:val="it-CH"/>
-              </w:rPr>
-              <w:t xml:space="preserve">) </w:t>
-            </w:r>
-            <w:proofErr w:type="spellStart"/>
-            <w:r>
-              <w:rPr>
-                <w:sz w:val="24"/>
-                <w:szCs w:val="24"/>
-                <w:lang w:val="it-CH"/>
-              </w:rPr>
-              <w:t>but</w:t>
-            </w:r>
-            <w:proofErr w:type="spellEnd"/>
-            <w:r>
-              <w:rPr>
-                <w:sz w:val="24"/>
-                <w:szCs w:val="24"/>
-                <w:lang w:val="it-CH"/>
-              </w:rPr>
-              <w:t xml:space="preserve"> </w:t>
-            </w:r>
-            <w:proofErr w:type="spellStart"/>
-            <w:r>
-              <w:rPr>
-                <w:sz w:val="24"/>
-                <w:szCs w:val="24"/>
-                <w:lang w:val="it-CH"/>
-              </w:rPr>
-              <w:t>not</w:t>
-            </w:r>
-            <w:proofErr w:type="spellEnd"/>
-            <w:r>
-              <w:rPr>
-                <w:sz w:val="24"/>
-                <w:szCs w:val="24"/>
-                <w:lang w:val="it-CH"/>
-              </w:rPr>
-              <w:t xml:space="preserve"> </w:t>
-            </w:r>
-            <w:proofErr w:type="spellStart"/>
-            <w:r>
-              <w:rPr>
-                <w:sz w:val="24"/>
-                <w:szCs w:val="24"/>
-                <w:lang w:val="it-CH"/>
-              </w:rPr>
-              <w:t>visible</w:t>
-            </w:r>
-            <w:proofErr w:type="spellEnd"/>
-            <w:r>
-              <w:rPr>
-                <w:sz w:val="24"/>
-                <w:szCs w:val="24"/>
-                <w:lang w:val="it-CH"/>
-              </w:rPr>
-              <w:t xml:space="preserve"> in the GUI (Card </w:t>
-            </w:r>
-            <w:proofErr w:type="spellStart"/>
-            <w:r>
-              <w:rPr>
-                <w:sz w:val="24"/>
-                <w:szCs w:val="24"/>
-                <w:lang w:val="it-CH"/>
-              </w:rPr>
-              <w:t>details</w:t>
-            </w:r>
-            <w:proofErr w:type="spellEnd"/>
-            <w:r>
-              <w:rPr>
-                <w:sz w:val="24"/>
-                <w:szCs w:val="24"/>
-                <w:lang w:val="it-CH"/>
-              </w:rPr>
-              <w:t>)</w:t>
-            </w:r>
-          </w:p>
-        </w:tc>
-      </w:tr>
-    </w:tbl>
-    <w:p/>
-    <w:p>
-      <w:pPr>
-        <w:rPr>
-          <w:b/>
-        </w:rPr>
-      </w:pPr>
-      <w:bookmarkStart w:id="24" w:name="_Toc461179225"/>
-      <w:r>
-        <w:br w:type="page"/>
-      </w:r>
-    </w:p>
-    <w:p>
-      <w:pPr>
-        <w:pStyle w:val="Titolo2"/>
-        <w:rPr>
-          <w:lang w:val="it-CH"/>
-        </w:rPr>
-      </w:pPr>
-      <w:bookmarkStart w:id="25" w:name="_Toc242712278"/>
-      <w:r>
-        <w:rPr>
-          <w:lang w:val="it-CH"/>
-        </w:rPr>
-        <w:lastRenderedPageBreak/>
-        <w:t>Risultati test</w:t>
-      </w:r>
-      <w:bookmarkEnd w:id="24"/>
-      <w:bookmarkEnd w:id="25"/>
-    </w:p>
-    <w:p>
-      <w:r>
-        <w:t>Tabella riassuntiva in cui si inseriscono i test riusciti e non del prodotto finale. Se un test non riesce e viene corretto l’errore, questo dovrà risultare nel documento finale come riuscito (la procedura della correzione apparirà nel diario), altrimenti dovrà essere descritto l’errore con eventuali ipotesi di correzione.</w:t>
-      </w:r>
-    </w:p>
-    <w:p/>
-    <w:tbl>
-      <w:tblPr>
-        <w:tblStyle w:val="Grigliatabella"/>
-        <w:tblW w:w="0" w:type="auto"/>
-        <w:tblLook w:val="04A0" w:firstRow="1" w:lastRow="0" w:firstColumn="1" w:lastColumn="0" w:noHBand="0" w:noVBand="1"/>
-      </w:tblPr>
-      <w:tblGrid>
-        <w:gridCol w:w="1413"/>
-        <w:gridCol w:w="7087"/>
-        <w:gridCol w:w="1128"/>
-      </w:tblGrid>
-      <w:tr>
-        <w:tc>
-          <w:tcPr>
-            <w:tcW w:w="1413" w:type="dxa"/>
-          </w:tcPr>
-          <w:p>
-            <w:pPr>
-              <w:rPr>
-                <w:b/>
-                <w:bCs/>
-              </w:rPr>
-            </w:pPr>
-            <w:r>
-              <w:rPr>
-                <w:b/>
-                <w:bCs/>
-              </w:rPr>
-              <w:t>Test Case</w:t>
-            </w:r>
-          </w:p>
-        </w:tc>
-        <w:tc>
-          <w:tcPr>
-            <w:tcW w:w="7087" w:type="dxa"/>
-          </w:tcPr>
-          <w:p>
-            <w:pPr>
-              <w:rPr>
-                <w:b/>
-                <w:bCs/>
-              </w:rPr>
-            </w:pPr>
-            <w:r>
-              <w:rPr>
-                <w:b/>
-                <w:bCs/>
-              </w:rPr>
-              <w:t>Risultato ottenuto</w:t>
-            </w:r>
-          </w:p>
-        </w:tc>
-        <w:tc>
-          <w:tcPr>
-            <w:tcW w:w="1128" w:type="dxa"/>
-          </w:tcPr>
-          <w:p>
-            <w:pPr>
-              <w:rPr>
-                <w:b/>
-                <w:bCs/>
-              </w:rPr>
-            </w:pPr>
-            <w:r>
-              <w:rPr>
-                <w:b/>
-                <w:bCs/>
-              </w:rPr>
-              <w:t>Stato</w:t>
-            </w:r>
-          </w:p>
-        </w:tc>
-      </w:tr>
-      <w:tr>
-        <w:tc>
-          <w:tcPr>
-            <w:tcW w:w="1413" w:type="dxa"/>
-          </w:tcPr>
-          <w:p>
-            <w:r>
-              <w:t>TC-001</w:t>
-            </w:r>
-          </w:p>
-        </w:tc>
-        <w:tc>
-          <w:tcPr>
-            <w:tcW w:w="7087" w:type="dxa"/>
-          </w:tcPr>
-          <w:p>
-            <w:r>
-              <w:t>Testo o immagine a conferma del test</w:t>
-            </w:r>
-          </w:p>
-        </w:tc>
-        <w:tc>
-          <w:tcPr>
-            <w:tcW w:w="1128" w:type="dxa"/>
-          </w:tcPr>
-          <w:p>
-            <w:r>
-              <w:t>Passato</w:t>
-            </w:r>
-          </w:p>
-        </w:tc>
-      </w:tr>
-      <w:tr>
-        <w:tc>
-          <w:tcPr>
-            <w:tcW w:w="1413" w:type="dxa"/>
-          </w:tcPr>
-          <w:p>
-            <w:r>
-              <w:t>TC-002</w:t>
-            </w:r>
-          </w:p>
-        </w:tc>
-        <w:tc>
-          <w:tcPr>
-            <w:tcW w:w="7087" w:type="dxa"/>
-          </w:tcPr>
-          <w:p>
-            <w:r>
-              <w:t>Testo o immagine a conferma del test</w:t>
-            </w:r>
-          </w:p>
-        </w:tc>
-        <w:tc>
-          <w:tcPr>
-            <w:tcW w:w="1128" w:type="dxa"/>
-          </w:tcPr>
-          <w:p>
-            <w:r>
-              <w:t>Fallito</w:t>
-            </w:r>
-          </w:p>
-        </w:tc>
-      </w:tr>
-      <w:tr>
-        <w:tc>
-          <w:tcPr>
-            <w:tcW w:w="1413" w:type="dxa"/>
-          </w:tcPr>
-          <w:p/>
-        </w:tc>
-        <w:tc>
-          <w:tcPr>
-            <w:tcW w:w="7087" w:type="dxa"/>
-          </w:tcPr>
-          <w:p/>
-        </w:tc>
-        <w:tc>
-          <w:tcPr>
-            <w:tcW w:w="1128" w:type="dxa"/>
-          </w:tcPr>
-          <w:p/>
-        </w:tc>
-      </w:tr>
-      <w:tr>
-        <w:tc>
-          <w:tcPr>
-            <w:tcW w:w="1413" w:type="dxa"/>
-          </w:tcPr>
-          <w:p/>
-        </w:tc>
-        <w:tc>
-          <w:tcPr>
-            <w:tcW w:w="7087" w:type="dxa"/>
-          </w:tcPr>
-          <w:p/>
-        </w:tc>
-        <w:tc>
-          <w:tcPr>
-            <w:tcW w:w="1128" w:type="dxa"/>
-          </w:tcPr>
-          <w:p/>
-        </w:tc>
-      </w:tr>
-      <w:tr>
-        <w:tc>
-          <w:tcPr>
-            <w:tcW w:w="1413" w:type="dxa"/>
-          </w:tcPr>
-          <w:p/>
-        </w:tc>
-        <w:tc>
-          <w:tcPr>
-            <w:tcW w:w="7087" w:type="dxa"/>
-          </w:tcPr>
-          <w:p/>
-        </w:tc>
-        <w:tc>
-          <w:tcPr>
-            <w:tcW w:w="1128" w:type="dxa"/>
-          </w:tcPr>
-          <w:p/>
-        </w:tc>
-      </w:tr>
-      <w:tr>
-        <w:tc>
-          <w:tcPr>
-            <w:tcW w:w="1413" w:type="dxa"/>
-          </w:tcPr>
-          <w:p/>
-        </w:tc>
-        <w:tc>
-          <w:tcPr>
-            <w:tcW w:w="7087" w:type="dxa"/>
-          </w:tcPr>
-          <w:p/>
-        </w:tc>
-        <w:tc>
-          <w:tcPr>
-            <w:tcW w:w="1128" w:type="dxa"/>
-          </w:tcPr>
-          <w:p/>
-        </w:tc>
-      </w:tr>
-    </w:tbl>
-    <w:p>
-      <w:pPr>
-        <w:pStyle w:val="Titolo2"/>
-        <w:rPr>
-          <w:lang w:val="it-CH"/>
-        </w:rPr>
-      </w:pPr>
-      <w:bookmarkStart w:id="26" w:name="_Toc461179226"/>
-      <w:bookmarkStart w:id="27" w:name="_Toc242712279"/>
-      <w:r>
-        <w:rPr>
-          <w:lang w:val="it-CH"/>
-        </w:rPr>
-        <w:t>Mancanze/limitazioni conosciute</w:t>
-      </w:r>
-      <w:bookmarkEnd w:id="26"/>
-      <w:bookmarkEnd w:id="27"/>
-    </w:p>
-    <w:p>
-      <w:r>
-        <w:t>Descrizione con motivazione di eventuali elementi mancanti o non completamente implementati, al di fuori dei test case. Non devono essere riportati gli errori e i problemi riscontrati e poi risolti durante il progetto.</w:t>
-      </w:r>
-    </w:p>
-    <w:p/>
-    <w:p/>
-    <w:p>
-      <w:pPr>
+        <w:t>4. Design e MockUp</w:t>
+      </w:r>
+    </w:p>
+    <w:p>
+      <w:pPr>
+        <w:rPr>
+          <w:lang w:val="it-IT"/>
+        </w:rPr>
+      </w:pPr>
+    </w:p>
+    <w:p>
+      <w:pPr>
+        <w:rPr>
+          <w:lang w:val="it-IT"/>
+        </w:rPr>
         <w:sectPr>
           <w:headerReference w:type="default" r:id="rId12"/>
           <w:footerReference w:type="default" r:id="rId13"/>
@@ -5494,19 +5985,59 @@
           <w:titlePg/>
         </w:sectPr>
       </w:pPr>
+      <w:r>
+        <w:rPr>
+          <w:lang w:val="it-IT"/>
+        </w:rPr>
+        <w:drawing>
+          <wp:inline distT="0" distB="0" distL="0" distR="0" wp14:anchorId="0581B1F6" wp14:editId="5F1A2BF6">
+            <wp:extent cx="6120130" cy="7235825"/>
+            <wp:effectExtent l="0" t="0" r="0" b="3175"/>
+            <wp:docPr id="2009525605" name="Immagine 1"/>
+            <wp:cNvGraphicFramePr>
+              <a:graphicFrameLocks xmlns:a="http://schemas.openxmlformats.org/drawingml/2006/main" noChangeAspect="1"/>
+            </wp:cNvGraphicFramePr>
+            <a:graphic xmlns:a="http://schemas.openxmlformats.org/drawingml/2006/main">
+              <a:graphicData uri="http://schemas.openxmlformats.org/drawingml/2006/picture">
+                <pic:pic xmlns:pic="http://schemas.openxmlformats.org/drawingml/2006/picture">
+                  <pic:nvPicPr>
+                    <pic:cNvPr id="2009525605" name=""/>
+                    <pic:cNvPicPr/>
+                  </pic:nvPicPr>
+                  <pic:blipFill>
+                    <a:blip r:embed="rId16"/>
+                    <a:stretch>
+                      <a:fillRect/>
+                    </a:stretch>
+                  </pic:blipFill>
+                  <pic:spPr>
+                    <a:xfrm>
+                      <a:off x="0" y="0"/>
+                      <a:ext cx="6120130" cy="7235825"/>
+                    </a:xfrm>
+                    <a:prstGeom prst="rect">
+                      <a:avLst/>
+                    </a:prstGeom>
+                  </pic:spPr>
+                </pic:pic>
+              </a:graphicData>
+            </a:graphic>
+          </wp:inline>
+        </w:drawing>
+      </w:r>
     </w:p>
     <w:p>
       <w:pPr>
         <w:pStyle w:val="Titolo1"/>
       </w:pPr>
-      <w:bookmarkStart w:id="28" w:name="_Toc461179228"/>
-      <w:bookmarkStart w:id="29" w:name="_Toc242712280"/>
+      <w:bookmarkStart w:id="7" w:name="_Toc461179228"/>
+      <w:bookmarkStart w:id="8" w:name="_Toc242712280"/>
       <w:r>
         <w:lastRenderedPageBreak/>
         <w:t>Conclusioni</w:t>
       </w:r>
-      <w:bookmarkEnd w:id="28"/>
-      <w:bookmarkEnd w:id="29"/>
+      <w:bookmarkEnd w:id="7"/>
+      <w:bookmarkEnd w:id="8"/>
     </w:p>
     <w:p>
       <w:r>
@@ -5523,16 +6054,16 @@
           <w:lang w:val="it-CH"/>
         </w:rPr>
       </w:pPr>
-      <w:bookmarkStart w:id="30" w:name="_Toc461179229"/>
-      <w:bookmarkStart w:id="31" w:name="_Toc242712281"/>
+      <w:bookmarkStart w:id="9" w:name="_Toc461179229"/>
+      <w:bookmarkStart w:id="10" w:name="_Toc242712281"/>
       <w:r>
         <w:rPr>
           <w:lang w:val="it-CH"/>
         </w:rPr>
         <w:t>Sviluppi futuri</w:t>
       </w:r>
-      <w:bookmarkEnd w:id="30"/>
-      <w:bookmarkEnd w:id="31"/>
+      <w:bookmarkEnd w:id="9"/>
+      <w:bookmarkEnd w:id="10"/>
     </w:p>
     <w:p>
       <w:r>
@@ -5546,16 +6077,16 @@
           <w:lang w:val="it-CH"/>
         </w:rPr>
       </w:pPr>
-      <w:bookmarkStart w:id="32" w:name="_Toc461179230"/>
-      <w:bookmarkStart w:id="33" w:name="_Toc242712282"/>
+      <w:bookmarkStart w:id="11" w:name="_Toc461179230"/>
+      <w:bookmarkStart w:id="12" w:name="_Toc242712282"/>
       <w:r>
         <w:rPr>
           <w:lang w:val="it-CH"/>
         </w:rPr>
         <w:t>Considerazioni personali</w:t>
       </w:r>
-      <w:bookmarkEnd w:id="32"/>
-      <w:bookmarkEnd w:id="33"/>
+      <w:bookmarkEnd w:id="11"/>
+      <w:bookmarkEnd w:id="12"/>
     </w:p>
     <w:p>
       <w:r>
@@ -5572,7 +6103,7 @@
           <w:b/>
         </w:rPr>
       </w:pPr>
-      <w:bookmarkStart w:id="34" w:name="_Toc461179231"/>
+      <w:bookmarkStart w:id="13" w:name="_Toc461179231"/>
       <w:r>
         <w:br w:type="page"/>
       </w:r>
@@ -5581,13 +6112,13 @@
       <w:pPr>
         <w:pStyle w:val="Titolo1"/>
       </w:pPr>
-      <w:bookmarkStart w:id="35" w:name="_Toc242712283"/>
+      <w:bookmarkStart w:id="14" w:name="_Toc242712283"/>
       <w:r>
         <w:lastRenderedPageBreak/>
         <w:t>Bibliografia</w:t>
       </w:r>
-      <w:bookmarkEnd w:id="34"/>
-      <w:bookmarkEnd w:id="35"/>
+      <w:bookmarkEnd w:id="13"/>
+      <w:bookmarkEnd w:id="14"/>
     </w:p>
     <w:p>
       <w:pPr>
@@ -5596,16 +6127,16 @@
           <w:lang w:val="it-CH"/>
         </w:rPr>
       </w:pPr>
-      <w:bookmarkStart w:id="36" w:name="_Toc461179232"/>
-      <w:bookmarkStart w:id="37" w:name="_Toc242712284"/>
+      <w:bookmarkStart w:id="15" w:name="_Toc461179232"/>
+      <w:bookmarkStart w:id="16" w:name="_Toc242712284"/>
       <w:r>
         <w:rPr>
           <w:lang w:val="it-CH"/>
         </w:rPr>
         <w:t>Bibliografia per articoli di riviste:</w:t>
       </w:r>
-      <w:bookmarkEnd w:id="36"/>
-      <w:bookmarkEnd w:id="37"/>
+      <w:bookmarkEnd w:id="15"/>
+      <w:bookmarkEnd w:id="16"/>
     </w:p>
     <w:p>
       <w:pPr>
@@ -5672,16 +6203,16 @@
           <w:lang w:val="it-CH"/>
         </w:rPr>
       </w:pPr>
-      <w:bookmarkStart w:id="38" w:name="_Toc461179233"/>
-      <w:bookmarkStart w:id="39" w:name="_Toc242712285"/>
+      <w:bookmarkStart w:id="17" w:name="_Toc461179233"/>
+      <w:bookmarkStart w:id="18" w:name="_Toc242712285"/>
       <w:r>
         <w:rPr>
           <w:lang w:val="it-CH"/>
         </w:rPr>
         <w:t>Bibliografia per libri</w:t>
       </w:r>
-      <w:bookmarkEnd w:id="38"/>
-      <w:bookmarkEnd w:id="39"/>
+      <w:bookmarkEnd w:id="17"/>
+      <w:bookmarkEnd w:id="18"/>
     </w:p>
     <w:p>
       <w:pPr>
@@ -5712,13 +6243,8 @@
           <w:numId w:val="7"/>
         </w:numPr>
       </w:pPr>
-      <w:proofErr w:type="spellStart"/>
-      <w:r>
-        <w:t>ev</w:t>
-      </w:r>
-      <w:proofErr w:type="spellEnd"/>
-      <w:r>
-        <w:t>. Numero di edizione,</w:t>
+      <w:r>
+        <w:t>ev. Numero di edizione,</w:t>
       </w:r>
     </w:p>
     <w:p>
@@ -5761,16 +6287,16 @@
           <w:lang w:val="it-CH"/>
         </w:rPr>
       </w:pPr>
-      <w:bookmarkStart w:id="40" w:name="_Toc461179234"/>
-      <w:bookmarkStart w:id="41" w:name="_Toc242712286"/>
+      <w:bookmarkStart w:id="19" w:name="_Toc461179234"/>
+      <w:bookmarkStart w:id="20" w:name="_Toc242712286"/>
       <w:r>
         <w:rPr>
           <w:lang w:val="it-CH"/>
         </w:rPr>
         <w:t>Sitografia</w:t>
       </w:r>
-      <w:bookmarkEnd w:id="40"/>
-      <w:bookmarkEnd w:id="41"/>
+      <w:bookmarkEnd w:id="19"/>
+      <w:bookmarkEnd w:id="20"/>
     </w:p>
     <w:p>
       <w:pPr>
@@ -5780,15 +6306,7 @@
         </w:numPr>
       </w:pPr>
       <w:r>
-        <w:t xml:space="preserve">URL del sito (se troppo lungo solo dominio, </w:t>
-      </w:r>
-      <w:proofErr w:type="spellStart"/>
-      <w:r>
-        <w:t>evt</w:t>
-      </w:r>
-      <w:proofErr w:type="spellEnd"/>
-      <w:r>
-        <w:t xml:space="preserve"> completo nel diario),</w:t>
+        <w:t>URL del sito (se troppo lungo solo dominio, evt completo nel diario),</w:t>
       </w:r>
     </w:p>
     <w:p>
@@ -5869,7 +6387,7 @@
           <w:lang w:val="fr-CH"/>
         </w:rPr>
       </w:pPr>
-      <w:bookmarkStart w:id="42" w:name="_Toc461179235"/>
+      <w:bookmarkStart w:id="21" w:name="_Toc461179235"/>
     </w:p>
     <w:p>
       <w:pPr>
@@ -5892,12 +6410,12 @@
       <w:pPr>
         <w:pStyle w:val="Titolo1"/>
       </w:pPr>
-      <w:bookmarkStart w:id="43" w:name="_Toc242712287"/>
+      <w:bookmarkStart w:id="22" w:name="_Toc242712287"/>
       <w:r>
         <w:lastRenderedPageBreak/>
         <w:t>Indice delle figure</w:t>
       </w:r>
-      <w:bookmarkEnd w:id="43"/>
+      <w:bookmarkEnd w:id="22"/>
     </w:p>
     <w:p>
       <w:pPr>
@@ -6277,12 +6795,12 @@
       <w:pPr>
         <w:pStyle w:val="Titolo1"/>
       </w:pPr>
-      <w:bookmarkStart w:id="44" w:name="_Toc242712288"/>
+      <w:bookmarkStart w:id="23" w:name="_Toc242712288"/>
       <w:r>
         <w:t>Allegati</w:t>
       </w:r>
-      <w:bookmarkEnd w:id="42"/>
-      <w:bookmarkEnd w:id="44"/>
+      <w:bookmarkEnd w:id="21"/>
+      <w:bookmarkEnd w:id="23"/>
     </w:p>
     <w:p>
       <w:r>
@@ -6352,16 +6870,11 @@
         </w:numPr>
       </w:pPr>
       <w:r>
-        <w:t xml:space="preserve">Mandato e/o </w:t>
-      </w:r>
-      <w:proofErr w:type="spellStart"/>
-      <w:r>
-        <w:t>Qd</w:t>
+        <w:t>Mandato e/o Qd</w:t>
       </w:r>
       <w:r>
         <w:t>C</w:t>
       </w:r>
-      <w:proofErr w:type="spellEnd"/>
     </w:p>
     <w:p>
       <w:pPr>
@@ -6392,8 +6905,8 @@
       </w:pPr>
     </w:p>
     <w:sectPr>
-      <w:headerReference w:type="first" r:id="rId16"/>
-      <w:footerReference w:type="first" r:id="rId17"/>
+      <w:headerReference w:type="first" r:id="rId17"/>
+      <w:footerReference w:type="first" r:id="rId18"/>
       <w:pgSz w:w="11906" w:h="16838"/>
       <w:pgMar w:top="1985" w:right="1134" w:bottom="1418" w:left="1134" w:header="567" w:footer="567" w:gutter="0"/>
       <w:cols w:space="720"/>
@@ -6404,7 +6917,7 @@
 </file>
 
 <file path=word/endnotes.xml><?xml version="1.0" encoding="utf-8"?>
-<w:endnotes xmlns:wpc="http://schemas.microsoft.com/office/word/2010/wordprocessingCanvas" xmlns:cx="http://schemas.microsoft.com/office/drawing/2014/chartex" xmlns:cx1="http://schemas.microsoft.com/office/drawing/2015/9/8/chartex" xmlns:cx2="http://schemas.microsoft.com/office/drawing/2015/10/21/chartex" xmlns:cx3="http://schemas.microsoft.com/office/drawing/2016/5/9/chartex" xmlns:cx4="http://schemas.microsoft.com/office/drawing/2016/5/10/chartex" xmlns:cx5="http://schemas.microsoft.com/office/drawing/2016/5/11/chartex" xmlns:cx6="http://schemas.microsoft.com/office/drawing/2016/5/12/chartex" xmlns:cx7="http://schemas.microsoft.com/office/drawing/2016/5/13/chartex" xmlns:cx8="http://schemas.microsoft.com/office/drawing/2016/5/14/chartex" xmlns:mc="http://schemas.openxmlformats.org/markup-compatibility/2006" xmlns:aink="http://schemas.microsoft.com/office/drawing/2016/ink" xmlns:am3d="http://schemas.microsoft.com/office/drawing/2017/model3d" xmlns:o="urn:schemas-microsoft-com:office:office" xmlns:oel="http://schemas.microsoft.com/office/2019/extlst" xmlns:r="http://schemas.openxmlformats.org/officeDocument/2006/relationships" xmlns:m="http://schemas.openxmlformats.org/officeDocument/2006/math" xmlns:v="urn:schemas-microsoft-com:vml" xmlns:wp14="http://schemas.microsoft.com/office/word/2010/wordprocessingDrawing" xmlns:wp="http://schemas.openxmlformats.org/drawingml/2006/wordprocessingDrawing" xmlns:w10="urn:schemas-microsoft-com:office:word" xmlns:w="http://schemas.openxmlformats.org/wordprocessingml/2006/main" xmlns:w14="http://schemas.microsoft.com/office/word/2010/wordml" xmlns:w15="http://schemas.microsoft.com/office/word/2012/wordml" xmlns:w16cex="http://schemas.microsoft.com/office/word/2018/wordml/cex" xmlns:w16cid="http://schemas.microsoft.com/office/word/2016/wordml/cid" xmlns:w16="http://schemas.microsoft.com/office/word/2018/wordml" xmlns:w16sdtdh="http://schemas.microsoft.com/office/word/2020/wordml/sdtdatahash" xmlns:w16se="http://schemas.microsoft.com/office/word/2015/wordml/symex" xmlns:wpg="http://schemas.microsoft.com/office/word/2010/wordprocessingGroup" xmlns:wpi="http://schemas.microsoft.com/office/word/2010/wordprocessingInk" xmlns:wne="http://schemas.microsoft.com/office/word/2006/wordml" xmlns:wps="http://schemas.microsoft.com/office/word/2010/wordprocessingShape" mc:Ignorable="w14 w15 w16se w16cid w16 w16cex w16sdtdh wp14">
+<w:endnotes xmlns:wpc="http://schemas.microsoft.com/office/word/2010/wordprocessingCanvas" xmlns:cx="http://schemas.microsoft.com/office/drawing/2014/chartex" xmlns:cx1="http://schemas.microsoft.com/office/drawing/2015/9/8/chartex" xmlns:cx2="http://schemas.microsoft.com/office/drawing/2015/10/21/chartex" xmlns:cx3="http://schemas.microsoft.com/office/drawing/2016/5/9/chartex" xmlns:cx4="http://schemas.microsoft.com/office/drawing/2016/5/10/chartex" xmlns:cx5="http://schemas.microsoft.com/office/drawing/2016/5/11/chartex" xmlns:cx6="http://schemas.microsoft.com/office/drawing/2016/5/12/chartex" xmlns:cx7="http://schemas.microsoft.com/office/drawing/2016/5/13/chartex" xmlns:cx8="http://schemas.microsoft.com/office/drawing/2016/5/14/chartex" xmlns:mc="http://schemas.openxmlformats.org/markup-compatibility/2006" xmlns:aink="http://schemas.microsoft.com/office/drawing/2016/ink" xmlns:am3d="http://schemas.microsoft.com/office/drawing/2017/model3d" xmlns:o="urn:schemas-microsoft-com:office:office" xmlns:oel="http://schemas.microsoft.com/office/2019/extlst" xmlns:r="http://schemas.openxmlformats.org/officeDocument/2006/relationships" xmlns:m="http://schemas.openxmlformats.org/officeDocument/2006/math" xmlns:v="urn:schemas-microsoft-com:vml" xmlns:wp14="http://schemas.microsoft.com/office/word/2010/wordprocessingDrawing" xmlns:wp="http://schemas.openxmlformats.org/drawingml/2006/wordprocessingDrawing" xmlns:w10="urn:schemas-microsoft-com:office:word" xmlns:w="http://schemas.openxmlformats.org/wordprocessingml/2006/main" xmlns:w14="http://schemas.microsoft.com/office/word/2010/wordml" xmlns:w15="http://schemas.microsoft.com/office/word/2012/wordml" xmlns:w16cex="http://schemas.microsoft.com/office/word/2018/wordml/cex" xmlns:w16cid="http://schemas.microsoft.com/office/word/2016/wordml/cid" xmlns:w16="http://schemas.microsoft.com/office/word/2018/wordml" xmlns:w16du="http://schemas.microsoft.com/office/word/2023/wordml/word16du" xmlns:w16sdtdh="http://schemas.microsoft.com/office/word/2020/wordml/sdtdatahash" xmlns:w16sdtfl="http://schemas.microsoft.com/office/word/2024/wordml/sdtformatlock" xmlns:w16se="http://schemas.microsoft.com/office/word/2015/wordml/symex" xmlns:wpg="http://schemas.microsoft.com/office/word/2010/wordprocessingGroup" xmlns:wpi="http://schemas.microsoft.com/office/word/2010/wordprocessingInk" xmlns:wne="http://schemas.microsoft.com/office/word/2006/wordml" xmlns:wps="http://schemas.microsoft.com/office/word/2010/wordprocessingShape" mc:Ignorable="w14 w15 w16se w16cid w16 w16cex w16sdtdh w16sdtfl w16du wp14">
   <w:endnote w:type="separator" w:id="-1">
     <w:p>
       <w:r>
@@ -6423,7 +6936,7 @@
 </file>
 
 <file path=word/footer1.xml><?xml version="1.0" encoding="utf-8"?>
-<w:ftr xmlns:wpc="http://schemas.microsoft.com/office/word/2010/wordprocessingCanvas" xmlns:cx="http://schemas.microsoft.com/office/drawing/2014/chartex" xmlns:cx1="http://schemas.microsoft.com/office/drawing/2015/9/8/chartex" xmlns:cx2="http://schemas.microsoft.com/office/drawing/2015/10/21/chartex" xmlns:cx3="http://schemas.microsoft.com/office/drawing/2016/5/9/chartex" xmlns:cx4="http://schemas.microsoft.com/office/drawing/2016/5/10/chartex" xmlns:cx5="http://schemas.microsoft.com/office/drawing/2016/5/11/chartex" xmlns:cx6="http://schemas.microsoft.com/office/drawing/2016/5/12/chartex" xmlns:cx7="http://schemas.microsoft.com/office/drawing/2016/5/13/chartex" xmlns:cx8="http://schemas.microsoft.com/office/drawing/2016/5/14/chartex" xmlns:mc="http://schemas.openxmlformats.org/markup-compatibility/2006" xmlns:aink="http://schemas.microsoft.com/office/drawing/2016/ink" xmlns:am3d="http://schemas.microsoft.com/office/drawing/2017/model3d" xmlns:o="urn:schemas-microsoft-com:office:office" xmlns:oel="http://schemas.microsoft.com/office/2019/extlst" xmlns:r="http://schemas.openxmlformats.org/officeDocument/2006/relationships" xmlns:m="http://schemas.openxmlformats.org/officeDocument/2006/math" xmlns:v="urn:schemas-microsoft-com:vml" xmlns:wp14="http://schemas.microsoft.com/office/word/2010/wordprocessingDrawing" xmlns:wp="http://schemas.openxmlformats.org/drawingml/2006/wordprocessingDrawing" xmlns:w10="urn:schemas-microsoft-com:office:word" xmlns:w="http://schemas.openxmlformats.org/wordprocessingml/2006/main" xmlns:w14="http://schemas.microsoft.com/office/word/2010/wordml" xmlns:w15="http://schemas.microsoft.com/office/word/2012/wordml" xmlns:w16cex="http://schemas.microsoft.com/office/word/2018/wordml/cex" xmlns:w16cid="http://schemas.microsoft.com/office/word/2016/wordml/cid" xmlns:w16="http://schemas.microsoft.com/office/word/2018/wordml" xmlns:w16sdtdh="http://schemas.microsoft.com/office/word/2020/wordml/sdtdatahash" xmlns:w16se="http://schemas.microsoft.com/office/word/2015/wordml/symex" xmlns:wpg="http://schemas.microsoft.com/office/word/2010/wordprocessingGroup" xmlns:wpi="http://schemas.microsoft.com/office/word/2010/wordprocessingInk" xmlns:wne="http://schemas.microsoft.com/office/word/2006/wordml" xmlns:wps="http://schemas.microsoft.com/office/word/2010/wordprocessingShape" mc:Ignorable="w14 w15 w16se w16cid w16 w16cex w16sdtdh wp14">
+<w:ftr xmlns:wpc="http://schemas.microsoft.com/office/word/2010/wordprocessingCanvas" xmlns:cx="http://schemas.microsoft.com/office/drawing/2014/chartex" xmlns:cx1="http://schemas.microsoft.com/office/drawing/2015/9/8/chartex" xmlns:cx2="http://schemas.microsoft.com/office/drawing/2015/10/21/chartex" xmlns:cx3="http://schemas.microsoft.com/office/drawing/2016/5/9/chartex" xmlns:cx4="http://schemas.microsoft.com/office/drawing/2016/5/10/chartex" xmlns:cx5="http://schemas.microsoft.com/office/drawing/2016/5/11/chartex" xmlns:cx6="http://schemas.microsoft.com/office/drawing/2016/5/12/chartex" xmlns:cx7="http://schemas.microsoft.com/office/drawing/2016/5/13/chartex" xmlns:cx8="http://schemas.microsoft.com/office/drawing/2016/5/14/chartex" xmlns:mc="http://schemas.openxmlformats.org/markup-compatibility/2006" xmlns:aink="http://schemas.microsoft.com/office/drawing/2016/ink" xmlns:am3d="http://schemas.microsoft.com/office/drawing/2017/model3d" xmlns:o="urn:schemas-microsoft-com:office:office" xmlns:oel="http://schemas.microsoft.com/office/2019/extlst" xmlns:r="http://schemas.openxmlformats.org/officeDocument/2006/relationships" xmlns:m="http://schemas.openxmlformats.org/officeDocument/2006/math" xmlns:v="urn:schemas-microsoft-com:vml" xmlns:wp14="http://schemas.microsoft.com/office/word/2010/wordprocessingDrawing" xmlns:wp="http://schemas.openxmlformats.org/drawingml/2006/wordprocessingDrawing" xmlns:w10="urn:schemas-microsoft-com:office:word" xmlns:w="http://schemas.openxmlformats.org/wordprocessingml/2006/main" xmlns:w14="http://schemas.microsoft.com/office/word/2010/wordml" xmlns:w15="http://schemas.microsoft.com/office/word/2012/wordml" xmlns:w16cex="http://schemas.microsoft.com/office/word/2018/wordml/cex" xmlns:w16cid="http://schemas.microsoft.com/office/word/2016/wordml/cid" xmlns:w16="http://schemas.microsoft.com/office/word/2018/wordml" xmlns:w16du="http://schemas.microsoft.com/office/word/2023/wordml/word16du" xmlns:w16sdtdh="http://schemas.microsoft.com/office/word/2020/wordml/sdtdatahash" xmlns:w16sdtfl="http://schemas.microsoft.com/office/word/2024/wordml/sdtformatlock" xmlns:w16se="http://schemas.microsoft.com/office/word/2015/wordml/symex" xmlns:wpg="http://schemas.microsoft.com/office/word/2010/wordprocessingGroup" xmlns:wpi="http://schemas.microsoft.com/office/word/2010/wordprocessingInk" xmlns:wne="http://schemas.microsoft.com/office/word/2006/wordml" xmlns:wps="http://schemas.microsoft.com/office/word/2010/wordprocessingShape" mc:Ignorable="w14 w15 w16se w16cid w16 w16cex w16sdtdh w16sdtfl w16du wp14">
   <w:p>
     <w:pPr>
       <w:pStyle w:val="Pidipagina"/>
@@ -6472,7 +6985,7 @@
 </file>
 
 <file path=word/footer2.xml><?xml version="1.0" encoding="utf-8"?>
-<w:ftr xmlns:wpc="http://schemas.microsoft.com/office/word/2010/wordprocessingCanvas" xmlns:cx="http://schemas.microsoft.com/office/drawing/2014/chartex" xmlns:cx1="http://schemas.microsoft.com/office/drawing/2015/9/8/chartex" xmlns:cx2="http://schemas.microsoft.com/office/drawing/2015/10/21/chartex" xmlns:cx3="http://schemas.microsoft.com/office/drawing/2016/5/9/chartex" xmlns:cx4="http://schemas.microsoft.com/office/drawing/2016/5/10/chartex" xmlns:cx5="http://schemas.microsoft.com/office/drawing/2016/5/11/chartex" xmlns:cx6="http://schemas.microsoft.com/office/drawing/2016/5/12/chartex" xmlns:cx7="http://schemas.microsoft.com/office/drawing/2016/5/13/chartex" xmlns:cx8="http://schemas.microsoft.com/office/drawing/2016/5/14/chartex" xmlns:mc="http://schemas.openxmlformats.org/markup-compatibility/2006" xmlns:aink="http://schemas.microsoft.com/office/drawing/2016/ink" xmlns:am3d="http://schemas.microsoft.com/office/drawing/2017/model3d" xmlns:o="urn:schemas-microsoft-com:office:office" xmlns:oel="http://schemas.microsoft.com/office/2019/extlst" xmlns:r="http://schemas.openxmlformats.org/officeDocument/2006/relationships" xmlns:m="http://schemas.openxmlformats.org/officeDocument/2006/math" xmlns:v="urn:schemas-microsoft-com:vml" xmlns:wp14="http://schemas.microsoft.com/office/word/2010/wordprocessingDrawing" xmlns:wp="http://schemas.openxmlformats.org/drawingml/2006/wordprocessingDrawing" xmlns:w10="urn:schemas-microsoft-com:office:word" xmlns:w="http://schemas.openxmlformats.org/wordprocessingml/2006/main" xmlns:w14="http://schemas.microsoft.com/office/word/2010/wordml" xmlns:w15="http://schemas.microsoft.com/office/word/2012/wordml" xmlns:w16cex="http://schemas.microsoft.com/office/word/2018/wordml/cex" xmlns:w16cid="http://schemas.microsoft.com/office/word/2016/wordml/cid" xmlns:w16="http://schemas.microsoft.com/office/word/2018/wordml" xmlns:w16sdtdh="http://schemas.microsoft.com/office/word/2020/wordml/sdtdatahash" xmlns:w16se="http://schemas.microsoft.com/office/word/2015/wordml/symex" xmlns:wpg="http://schemas.microsoft.com/office/word/2010/wordprocessingGroup" xmlns:wpi="http://schemas.microsoft.com/office/word/2010/wordprocessingInk" xmlns:wne="http://schemas.microsoft.com/office/word/2006/wordml" xmlns:wps="http://schemas.microsoft.com/office/word/2010/wordprocessingShape" mc:Ignorable="w14 w15 w16se w16cid w16 w16cex w16sdtdh wp14">
+<w:ftr xmlns:wpc="http://schemas.microsoft.com/office/word/2010/wordprocessingCanvas" xmlns:cx="http://schemas.microsoft.com/office/drawing/2014/chartex" xmlns:cx1="http://schemas.microsoft.com/office/drawing/2015/9/8/chartex" xmlns:cx2="http://schemas.microsoft.com/office/drawing/2015/10/21/chartex" xmlns:cx3="http://schemas.microsoft.com/office/drawing/2016/5/9/chartex" xmlns:cx4="http://schemas.microsoft.com/office/drawing/2016/5/10/chartex" xmlns:cx5="http://schemas.microsoft.com/office/drawing/2016/5/11/chartex" xmlns:cx6="http://schemas.microsoft.com/office/drawing/2016/5/12/chartex" xmlns:cx7="http://schemas.microsoft.com/office/drawing/2016/5/13/chartex" xmlns:cx8="http://schemas.microsoft.com/office/drawing/2016/5/14/chartex" xmlns:mc="http://schemas.openxmlformats.org/markup-compatibility/2006" xmlns:aink="http://schemas.microsoft.com/office/drawing/2016/ink" xmlns:am3d="http://schemas.microsoft.com/office/drawing/2017/model3d" xmlns:o="urn:schemas-microsoft-com:office:office" xmlns:oel="http://schemas.microsoft.com/office/2019/extlst" xmlns:r="http://schemas.openxmlformats.org/officeDocument/2006/relationships" xmlns:m="http://schemas.openxmlformats.org/officeDocument/2006/math" xmlns:v="urn:schemas-microsoft-com:vml" xmlns:wp14="http://schemas.microsoft.com/office/word/2010/wordprocessingDrawing" xmlns:wp="http://schemas.openxmlformats.org/drawingml/2006/wordprocessingDrawing" xmlns:w10="urn:schemas-microsoft-com:office:word" xmlns:w="http://schemas.openxmlformats.org/wordprocessingml/2006/main" xmlns:w14="http://schemas.microsoft.com/office/word/2010/wordml" xmlns:w15="http://schemas.microsoft.com/office/word/2012/wordml" xmlns:w16cex="http://schemas.microsoft.com/office/word/2018/wordml/cex" xmlns:w16cid="http://schemas.microsoft.com/office/word/2016/wordml/cid" xmlns:w16="http://schemas.microsoft.com/office/word/2018/wordml" xmlns:w16du="http://schemas.microsoft.com/office/word/2023/wordml/word16du" xmlns:w16sdtdh="http://schemas.microsoft.com/office/word/2020/wordml/sdtdatahash" xmlns:w16sdtfl="http://schemas.microsoft.com/office/word/2024/wordml/sdtformatlock" xmlns:w16se="http://schemas.microsoft.com/office/word/2015/wordml/symex" xmlns:wpg="http://schemas.microsoft.com/office/word/2010/wordprocessingGroup" xmlns:wpi="http://schemas.microsoft.com/office/word/2010/wordprocessingInk" xmlns:wne="http://schemas.microsoft.com/office/word/2006/wordml" xmlns:wps="http://schemas.microsoft.com/office/word/2010/wordprocessingShape" mc:Ignorable="w14 w15 w16se w16cid w16 w16cex w16sdtdh w16sdtfl w16du wp14">
   <w:tbl>
     <w:tblPr>
       <w:tblW w:w="0" w:type="auto"/>
@@ -6486,7 +6999,6 @@
       <w:tc>
         <w:tcPr>
           <w:tcW w:w="2694" w:type="dxa"/>
-          <w:shd w:val="clear" w:color="auto" w:fill="auto"/>
         </w:tcPr>
         <w:p>
           <w:pPr>
@@ -6507,7 +7019,6 @@
       <w:tc>
         <w:tcPr>
           <w:tcW w:w="6944" w:type="dxa"/>
-          <w:shd w:val="clear" w:color="auto" w:fill="auto"/>
         </w:tcPr>
         <w:p>
           <w:pPr>
@@ -6531,7 +7042,6 @@
       <w:tc>
         <w:tcPr>
           <w:tcW w:w="2694" w:type="dxa"/>
-          <w:shd w:val="clear" w:color="auto" w:fill="auto"/>
         </w:tcPr>
         <w:p>
           <w:pPr>
@@ -6552,7 +7062,6 @@
       <w:tc>
         <w:tcPr>
           <w:tcW w:w="6944" w:type="dxa"/>
-          <w:shd w:val="clear" w:color="auto" w:fill="auto"/>
         </w:tcPr>
         <w:p>
           <w:pPr>
@@ -6573,7 +7082,6 @@
       <w:tc>
         <w:tcPr>
           <w:tcW w:w="2694" w:type="dxa"/>
-          <w:shd w:val="clear" w:color="auto" w:fill="auto"/>
         </w:tcPr>
         <w:p>
           <w:pPr>
@@ -6594,7 +7102,6 @@
       <w:tc>
         <w:tcPr>
           <w:tcW w:w="6944" w:type="dxa"/>
-          <w:shd w:val="clear" w:color="auto" w:fill="auto"/>
         </w:tcPr>
         <w:p>
           <w:pPr>
@@ -6621,7 +7128,6 @@
       <w:tc>
         <w:tcPr>
           <w:tcW w:w="2694" w:type="dxa"/>
-          <w:shd w:val="clear" w:color="auto" w:fill="auto"/>
         </w:tcPr>
         <w:p>
           <w:pPr>
@@ -6642,7 +7148,6 @@
       <w:tc>
         <w:tcPr>
           <w:tcW w:w="6944" w:type="dxa"/>
-          <w:shd w:val="clear" w:color="auto" w:fill="auto"/>
         </w:tcPr>
         <w:p>
           <w:pPr>
@@ -6663,7 +7168,6 @@
       <w:tc>
         <w:tcPr>
           <w:tcW w:w="2694" w:type="dxa"/>
-          <w:shd w:val="clear" w:color="auto" w:fill="auto"/>
         </w:tcPr>
         <w:p>
           <w:pPr>
@@ -6684,7 +7188,6 @@
       <w:tc>
         <w:tcPr>
           <w:tcW w:w="6944" w:type="dxa"/>
-          <w:shd w:val="clear" w:color="auto" w:fill="auto"/>
         </w:tcPr>
         <w:p>
           <w:pPr>
@@ -6717,7 +7220,7 @@
 </file>
 
 <file path=word/footer3.xml><?xml version="1.0" encoding="utf-8"?>
-<w:ftr xmlns:wpc="http://schemas.microsoft.com/office/word/2010/wordprocessingCanvas" xmlns:cx="http://schemas.microsoft.com/office/drawing/2014/chartex" xmlns:cx1="http://schemas.microsoft.com/office/drawing/2015/9/8/chartex" xmlns:cx2="http://schemas.microsoft.com/office/drawing/2015/10/21/chartex" xmlns:cx3="http://schemas.microsoft.com/office/drawing/2016/5/9/chartex" xmlns:cx4="http://schemas.microsoft.com/office/drawing/2016/5/10/chartex" xmlns:cx5="http://schemas.microsoft.com/office/drawing/2016/5/11/chartex" xmlns:cx6="http://schemas.microsoft.com/office/drawing/2016/5/12/chartex" xmlns:cx7="http://schemas.microsoft.com/office/drawing/2016/5/13/chartex" xmlns:cx8="http://schemas.microsoft.com/office/drawing/2016/5/14/chartex" xmlns:mc="http://schemas.openxmlformats.org/markup-compatibility/2006" xmlns:aink="http://schemas.microsoft.com/office/drawing/2016/ink" xmlns:am3d="http://schemas.microsoft.com/office/drawing/2017/model3d" xmlns:o="urn:schemas-microsoft-com:office:office" xmlns:oel="http://schemas.microsoft.com/office/2019/extlst" xmlns:r="http://schemas.openxmlformats.org/officeDocument/2006/relationships" xmlns:m="http://schemas.openxmlformats.org/officeDocument/2006/math" xmlns:v="urn:schemas-microsoft-com:vml" xmlns:wp14="http://schemas.microsoft.com/office/word/2010/wordprocessingDrawing" xmlns:wp="http://schemas.openxmlformats.org/drawingml/2006/wordprocessingDrawing" xmlns:w10="urn:schemas-microsoft-com:office:word" xmlns:w="http://schemas.openxmlformats.org/wordprocessingml/2006/main" xmlns:w14="http://schemas.microsoft.com/office/word/2010/wordml" xmlns:w15="http://schemas.microsoft.com/office/word/2012/wordml" xmlns:w16cex="http://schemas.microsoft.com/office/word/2018/wordml/cex" xmlns:w16cid="http://schemas.microsoft.com/office/word/2016/wordml/cid" xmlns:w16="http://schemas.microsoft.com/office/word/2018/wordml" xmlns:w16sdtdh="http://schemas.microsoft.com/office/word/2020/wordml/sdtdatahash" xmlns:w16se="http://schemas.microsoft.com/office/word/2015/wordml/symex" xmlns:wpg="http://schemas.microsoft.com/office/word/2010/wordprocessingGroup" xmlns:wpi="http://schemas.microsoft.com/office/word/2010/wordprocessingInk" xmlns:wne="http://schemas.microsoft.com/office/word/2006/wordml" xmlns:wps="http://schemas.microsoft.com/office/word/2010/wordprocessingShape" mc:Ignorable="w14 w15 w16se w16cid w16 w16cex w16sdtdh wp14">
+<w:ftr xmlns:wpc="http://schemas.microsoft.com/office/word/2010/wordprocessingCanvas" xmlns:cx="http://schemas.microsoft.com/office/drawing/2014/chartex" xmlns:cx1="http://schemas.microsoft.com/office/drawing/2015/9/8/chartex" xmlns:cx2="http://schemas.microsoft.com/office/drawing/2015/10/21/chartex" xmlns:cx3="http://schemas.microsoft.com/office/drawing/2016/5/9/chartex" xmlns:cx4="http://schemas.microsoft.com/office/drawing/2016/5/10/chartex" xmlns:cx5="http://schemas.microsoft.com/office/drawing/2016/5/11/chartex" xmlns:cx6="http://schemas.microsoft.com/office/drawing/2016/5/12/chartex" xmlns:cx7="http://schemas.microsoft.com/office/drawing/2016/5/13/chartex" xmlns:cx8="http://schemas.microsoft.com/office/drawing/2016/5/14/chartex" xmlns:mc="http://schemas.openxmlformats.org/markup-compatibility/2006" xmlns:aink="http://schemas.microsoft.com/office/drawing/2016/ink" xmlns:am3d="http://schemas.microsoft.com/office/drawing/2017/model3d" xmlns:o="urn:schemas-microsoft-com:office:office" xmlns:oel="http://schemas.microsoft.com/office/2019/extlst" xmlns:r="http://schemas.openxmlformats.org/officeDocument/2006/relationships" xmlns:m="http://schemas.openxmlformats.org/officeDocument/2006/math" xmlns:v="urn:schemas-microsoft-com:vml" xmlns:wp14="http://schemas.microsoft.com/office/word/2010/wordprocessingDrawing" xmlns:wp="http://schemas.openxmlformats.org/drawingml/2006/wordprocessingDrawing" xmlns:w10="urn:schemas-microsoft-com:office:word" xmlns:w="http://schemas.openxmlformats.org/wordprocessingml/2006/main" xmlns:w14="http://schemas.microsoft.com/office/word/2010/wordml" xmlns:w15="http://schemas.microsoft.com/office/word/2012/wordml" xmlns:w16cex="http://schemas.microsoft.com/office/word/2018/wordml/cex" xmlns:w16cid="http://schemas.microsoft.com/office/word/2016/wordml/cid" xmlns:w16="http://schemas.microsoft.com/office/word/2018/wordml" xmlns:w16du="http://schemas.microsoft.com/office/word/2023/wordml/word16du" xmlns:w16sdtdh="http://schemas.microsoft.com/office/word/2020/wordml/sdtdatahash" xmlns:w16sdtfl="http://schemas.microsoft.com/office/word/2024/wordml/sdtformatlock" xmlns:w16se="http://schemas.microsoft.com/office/word/2015/wordml/symex" xmlns:wpg="http://schemas.microsoft.com/office/word/2010/wordprocessingGroup" xmlns:wpi="http://schemas.microsoft.com/office/word/2010/wordprocessingInk" xmlns:wne="http://schemas.microsoft.com/office/word/2006/wordml" xmlns:wps="http://schemas.microsoft.com/office/word/2010/wordprocessingShape" mc:Ignorable="w14 w15 w16se w16cid w16 w16cex w16sdtdh w16sdtfl w16du wp14">
   <w:p>
     <w:pPr>
       <w:pStyle w:val="Pidipagina"/>
@@ -6798,7 +7301,7 @@
         <w:noProof/>
         <w:sz w:val="20"/>
       </w:rPr>
-      <w:t>18.01.2023</w:t>
+      <w:t>19.10.2026</w:t>
     </w:r>
     <w:r>
       <w:rPr>
@@ -6811,7 +7314,7 @@
 </file>
 
 <file path=word/footer4.xml><?xml version="1.0" encoding="utf-8"?>
-<w:ftr xmlns:wpc="http://schemas.microsoft.com/office/word/2010/wordprocessingCanvas" xmlns:cx="http://schemas.microsoft.com/office/drawing/2014/chartex" xmlns:cx1="http://schemas.microsoft.com/office/drawing/2015/9/8/chartex" xmlns:cx2="http://schemas.microsoft.com/office/drawing/2015/10/21/chartex" xmlns:cx3="http://schemas.microsoft.com/office/drawing/2016/5/9/chartex" xmlns:cx4="http://schemas.microsoft.com/office/drawing/2016/5/10/chartex" xmlns:cx5="http://schemas.microsoft.com/office/drawing/2016/5/11/chartex" xmlns:cx6="http://schemas.microsoft.com/office/drawing/2016/5/12/chartex" xmlns:cx7="http://schemas.microsoft.com/office/drawing/2016/5/13/chartex" xmlns:cx8="http://schemas.microsoft.com/office/drawing/2016/5/14/chartex" xmlns:mc="http://schemas.openxmlformats.org/markup-compatibility/2006" xmlns:aink="http://schemas.microsoft.com/office/drawing/2016/ink" xmlns:am3d="http://schemas.microsoft.com/office/drawing/2017/model3d" xmlns:o="urn:schemas-microsoft-com:office:office" xmlns:oel="http://schemas.microsoft.com/office/2019/extlst" xmlns:r="http://schemas.openxmlformats.org/officeDocument/2006/relationships" xmlns:m="http://schemas.openxmlformats.org/officeDocument/2006/math" xmlns:v="urn:schemas-microsoft-com:vml" xmlns:wp14="http://schemas.microsoft.com/office/word/2010/wordprocessingDrawing" xmlns:wp="http://schemas.openxmlformats.org/drawingml/2006/wordprocessingDrawing" xmlns:w10="urn:schemas-microsoft-com:office:word" xmlns:w="http://schemas.openxmlformats.org/wordprocessingml/2006/main" xmlns:w14="http://schemas.microsoft.com/office/word/2010/wordml" xmlns:w15="http://schemas.microsoft.com/office/word/2012/wordml" xmlns:w16cex="http://schemas.microsoft.com/office/word/2018/wordml/cex" xmlns:w16cid="http://schemas.microsoft.com/office/word/2016/wordml/cid" xmlns:w16="http://schemas.microsoft.com/office/word/2018/wordml" xmlns:w16sdtdh="http://schemas.microsoft.com/office/word/2020/wordml/sdtdatahash" xmlns:w16se="http://schemas.microsoft.com/office/word/2015/wordml/symex" xmlns:wpg="http://schemas.microsoft.com/office/word/2010/wordprocessingGroup" xmlns:wpi="http://schemas.microsoft.com/office/word/2010/wordprocessingInk" xmlns:wne="http://schemas.microsoft.com/office/word/2006/wordml" xmlns:wps="http://schemas.microsoft.com/office/word/2010/wordprocessingShape" mc:Ignorable="w14 w15 w16se w16cid w16 w16cex w16sdtdh wp14">
+<w:ftr xmlns:wpc="http://schemas.microsoft.com/office/word/2010/wordprocessingCanvas" xmlns:cx="http://schemas.microsoft.com/office/drawing/2014/chartex" xmlns:cx1="http://schemas.microsoft.com/office/drawing/2015/9/8/chartex" xmlns:cx2="http://schemas.microsoft.com/office/drawing/2015/10/21/chartex" xmlns:cx3="http://schemas.microsoft.com/office/drawing/2016/5/9/chartex" xmlns:cx4="http://schemas.microsoft.com/office/drawing/2016/5/10/chartex" xmlns:cx5="http://schemas.microsoft.com/office/drawing/2016/5/11/chartex" xmlns:cx6="http://schemas.microsoft.com/office/drawing/2016/5/12/chartex" xmlns:cx7="http://schemas.microsoft.com/office/drawing/2016/5/13/chartex" xmlns:cx8="http://schemas.microsoft.com/office/drawing/2016/5/14/chartex" xmlns:mc="http://schemas.openxmlformats.org/markup-compatibility/2006" xmlns:aink="http://schemas.microsoft.com/office/drawing/2016/ink" xmlns:am3d="http://schemas.microsoft.com/office/drawing/2017/model3d" xmlns:o="urn:schemas-microsoft-com:office:office" xmlns:oel="http://schemas.microsoft.com/office/2019/extlst" xmlns:r="http://schemas.openxmlformats.org/officeDocument/2006/relationships" xmlns:m="http://schemas.openxmlformats.org/officeDocument/2006/math" xmlns:v="urn:schemas-microsoft-com:vml" xmlns:wp14="http://schemas.microsoft.com/office/word/2010/wordprocessingDrawing" xmlns:wp="http://schemas.openxmlformats.org/drawingml/2006/wordprocessingDrawing" xmlns:w10="urn:schemas-microsoft-com:office:word" xmlns:w="http://schemas.openxmlformats.org/wordprocessingml/2006/main" xmlns:w14="http://schemas.microsoft.com/office/word/2010/wordml" xmlns:w15="http://schemas.microsoft.com/office/word/2012/wordml" xmlns:w16cex="http://schemas.microsoft.com/office/word/2018/wordml/cex" xmlns:w16cid="http://schemas.microsoft.com/office/word/2016/wordml/cid" xmlns:w16="http://schemas.microsoft.com/office/word/2018/wordml" xmlns:w16du="http://schemas.microsoft.com/office/word/2023/wordml/word16du" xmlns:w16sdtdh="http://schemas.microsoft.com/office/word/2020/wordml/sdtdatahash" xmlns:w16sdtfl="http://schemas.microsoft.com/office/word/2024/wordml/sdtformatlock" xmlns:w16se="http://schemas.microsoft.com/office/word/2015/wordml/symex" xmlns:wpg="http://schemas.microsoft.com/office/word/2010/wordprocessingGroup" xmlns:wpi="http://schemas.microsoft.com/office/word/2010/wordprocessingInk" xmlns:wne="http://schemas.microsoft.com/office/word/2006/wordml" xmlns:wps="http://schemas.microsoft.com/office/word/2010/wordprocessingShape" mc:Ignorable="w14 w15 w16se w16cid w16 w16cex w16sdtdh w16sdtfl w16du wp14">
   <w:p>
     <w:pPr>
       <w:pStyle w:val="Pidipagina"/>
@@ -6875,7 +7378,7 @@
 </file>
 
 <file path=word/footer5.xml><?xml version="1.0" encoding="utf-8"?>
-<w:ftr xmlns:wpc="http://schemas.microsoft.com/office/word/2010/wordprocessingCanvas" xmlns:cx="http://schemas.microsoft.com/office/drawing/2014/chartex" xmlns:cx1="http://schemas.microsoft.com/office/drawing/2015/9/8/chartex" xmlns:cx2="http://schemas.microsoft.com/office/drawing/2015/10/21/chartex" xmlns:cx3="http://schemas.microsoft.com/office/drawing/2016/5/9/chartex" xmlns:cx4="http://schemas.microsoft.com/office/drawing/2016/5/10/chartex" xmlns:cx5="http://schemas.microsoft.com/office/drawing/2016/5/11/chartex" xmlns:cx6="http://schemas.microsoft.com/office/drawing/2016/5/12/chartex" xmlns:cx7="http://schemas.microsoft.com/office/drawing/2016/5/13/chartex" xmlns:cx8="http://schemas.microsoft.com/office/drawing/2016/5/14/chartex" xmlns:mc="http://schemas.openxmlformats.org/markup-compatibility/2006" xmlns:aink="http://schemas.microsoft.com/office/drawing/2016/ink" xmlns:am3d="http://schemas.microsoft.com/office/drawing/2017/model3d" xmlns:o="urn:schemas-microsoft-com:office:office" xmlns:oel="http://schemas.microsoft.com/office/2019/extlst" xmlns:r="http://schemas.openxmlformats.org/officeDocument/2006/relationships" xmlns:m="http://schemas.openxmlformats.org/officeDocument/2006/math" xmlns:v="urn:schemas-microsoft-com:vml" xmlns:wp14="http://schemas.microsoft.com/office/word/2010/wordprocessingDrawing" xmlns:wp="http://schemas.openxmlformats.org/drawingml/2006/wordprocessingDrawing" xmlns:w10="urn:schemas-microsoft-com:office:word" xmlns:w="http://schemas.openxmlformats.org/wordprocessingml/2006/main" xmlns:w14="http://schemas.microsoft.com/office/word/2010/wordml" xmlns:w15="http://schemas.microsoft.com/office/word/2012/wordml" xmlns:w16cex="http://schemas.microsoft.com/office/word/2018/wordml/cex" xmlns:w16cid="http://schemas.microsoft.com/office/word/2016/wordml/cid" xmlns:w16="http://schemas.microsoft.com/office/word/2018/wordml" xmlns:w16sdtdh="http://schemas.microsoft.com/office/word/2020/wordml/sdtdatahash" xmlns:w16se="http://schemas.microsoft.com/office/word/2015/wordml/symex" xmlns:wpg="http://schemas.microsoft.com/office/word/2010/wordprocessingGroup" xmlns:wpi="http://schemas.microsoft.com/office/word/2010/wordprocessingInk" xmlns:wne="http://schemas.microsoft.com/office/word/2006/wordml" xmlns:wps="http://schemas.microsoft.com/office/word/2010/wordprocessingShape" mc:Ignorable="w14 w15 w16se w16cid w16 w16cex w16sdtdh wp14">
+<w:ftr xmlns:wpc="http://schemas.microsoft.com/office/word/2010/wordprocessingCanvas" xmlns:cx="http://schemas.microsoft.com/office/drawing/2014/chartex" xmlns:cx1="http://schemas.microsoft.com/office/drawing/2015/9/8/chartex" xmlns:cx2="http://schemas.microsoft.com/office/drawing/2015/10/21/chartex" xmlns:cx3="http://schemas.microsoft.com/office/drawing/2016/5/9/chartex" xmlns:cx4="http://schemas.microsoft.com/office/drawing/2016/5/10/chartex" xmlns:cx5="http://schemas.microsoft.com/office/drawing/2016/5/11/chartex" xmlns:cx6="http://schemas.microsoft.com/office/drawing/2016/5/12/chartex" xmlns:cx7="http://schemas.microsoft.com/office/drawing/2016/5/13/chartex" xmlns:cx8="http://schemas.microsoft.com/office/drawing/2016/5/14/chartex" xmlns:mc="http://schemas.openxmlformats.org/markup-compatibility/2006" xmlns:aink="http://schemas.microsoft.com/office/drawing/2016/ink" xmlns:am3d="http://schemas.microsoft.com/office/drawing/2017/model3d" xmlns:o="urn:schemas-microsoft-com:office:office" xmlns:oel="http://schemas.microsoft.com/office/2019/extlst" xmlns:r="http://schemas.openxmlformats.org/officeDocument/2006/relationships" xmlns:m="http://schemas.openxmlformats.org/officeDocument/2006/math" xmlns:v="urn:schemas-microsoft-com:vml" xmlns:wp14="http://schemas.microsoft.com/office/word/2010/wordprocessingDrawing" xmlns:wp="http://schemas.openxmlformats.org/drawingml/2006/wordprocessingDrawing" xmlns:w10="urn:schemas-microsoft-com:office:word" xmlns:w="http://schemas.openxmlformats.org/wordprocessingml/2006/main" xmlns:w14="http://schemas.microsoft.com/office/word/2010/wordml" xmlns:w15="http://schemas.microsoft.com/office/word/2012/wordml" xmlns:w16cex="http://schemas.microsoft.com/office/word/2018/wordml/cex" xmlns:w16cid="http://schemas.microsoft.com/office/word/2016/wordml/cid" xmlns:w16="http://schemas.microsoft.com/office/word/2018/wordml" xmlns:w16du="http://schemas.microsoft.com/office/word/2023/wordml/word16du" xmlns:w16sdtdh="http://schemas.microsoft.com/office/word/2020/wordml/sdtdatahash" xmlns:w16sdtfl="http://schemas.microsoft.com/office/word/2024/wordml/sdtformatlock" xmlns:w16se="http://schemas.microsoft.com/office/word/2015/wordml/symex" xmlns:wpg="http://schemas.microsoft.com/office/word/2010/wordprocessingGroup" xmlns:wpi="http://schemas.microsoft.com/office/word/2010/wordprocessingInk" xmlns:wne="http://schemas.microsoft.com/office/word/2006/wordml" xmlns:wps="http://schemas.microsoft.com/office/word/2010/wordprocessingShape" mc:Ignorable="w14 w15 w16se w16cid w16 w16cex w16sdtdh w16sdtfl w16du wp14">
   <w:p>
     <w:pPr>
       <w:pStyle w:val="Pidipagina"/>
@@ -6956,7 +7459,7 @@
         <w:noProof/>
         <w:sz w:val="20"/>
       </w:rPr>
-      <w:t>18.01.2023</w:t>
+      <w:t>19.10.2026</w:t>
     </w:r>
     <w:r>
       <w:rPr>
@@ -6983,7 +7486,7 @@
 </file>
 
 <file path=word/footnotes.xml><?xml version="1.0" encoding="utf-8"?>
-<w:footnotes xmlns:wpc="http://schemas.microsoft.com/office/word/2010/wordprocessingCanvas" xmlns:cx="http://schemas.microsoft.com/office/drawing/2014/chartex" xmlns:cx1="http://schemas.microsoft.com/office/drawing/2015/9/8/chartex" xmlns:cx2="http://schemas.microsoft.com/office/drawing/2015/10/21/chartex" xmlns:cx3="http://schemas.microsoft.com/office/drawing/2016/5/9/chartex" xmlns:cx4="http://schemas.microsoft.com/office/drawing/2016/5/10/chartex" xmlns:cx5="http://schemas.microsoft.com/office/drawing/2016/5/11/chartex" xmlns:cx6="http://schemas.microsoft.com/office/drawing/2016/5/12/chartex" xmlns:cx7="http://schemas.microsoft.com/office/drawing/2016/5/13/chartex" xmlns:cx8="http://schemas.microsoft.com/office/drawing/2016/5/14/chartex" xmlns:mc="http://schemas.openxmlformats.org/markup-compatibility/2006" xmlns:aink="http://schemas.microsoft.com/office/drawing/2016/ink" xmlns:am3d="http://schemas.microsoft.com/office/drawing/2017/model3d" xmlns:o="urn:schemas-microsoft-com:office:office" xmlns:oel="http://schemas.microsoft.com/office/2019/extlst" xmlns:r="http://schemas.openxmlformats.org/officeDocument/2006/relationships" xmlns:m="http://schemas.openxmlformats.org/officeDocument/2006/math" xmlns:v="urn:schemas-microsoft-com:vml" xmlns:wp14="http://schemas.microsoft.com/office/word/2010/wordprocessingDrawing" xmlns:wp="http://schemas.openxmlformats.org/drawingml/2006/wordprocessingDrawing" xmlns:w10="urn:schemas-microsoft-com:office:word" xmlns:w="http://schemas.openxmlformats.org/wordprocessingml/2006/main" xmlns:w14="http://schemas.microsoft.com/office/word/2010/wordml" xmlns:w15="http://schemas.microsoft.com/office/word/2012/wordml" xmlns:w16cex="http://schemas.microsoft.com/office/word/2018/wordml/cex" xmlns:w16cid="http://schemas.microsoft.com/office/word/2016/wordml/cid" xmlns:w16="http://schemas.microsoft.com/office/word/2018/wordml" xmlns:w16sdtdh="http://schemas.microsoft.com/office/word/2020/wordml/sdtdatahash" xmlns:w16se="http://schemas.microsoft.com/office/word/2015/wordml/symex" xmlns:wpg="http://schemas.microsoft.com/office/word/2010/wordprocessingGroup" xmlns:wpi="http://schemas.microsoft.com/office/word/2010/wordprocessingInk" xmlns:wne="http://schemas.microsoft.com/office/word/2006/wordml" xmlns:wps="http://schemas.microsoft.com/office/word/2010/wordprocessingShape" mc:Ignorable="w14 w15 w16se w16cid w16 w16cex w16sdtdh wp14">
+<w:footnotes xmlns:wpc="http://schemas.microsoft.com/office/word/2010/wordprocessingCanvas" xmlns:cx="http://schemas.microsoft.com/office/drawing/2014/chartex" xmlns:cx1="http://schemas.microsoft.com/office/drawing/2015/9/8/chartex" xmlns:cx2="http://schemas.microsoft.com/office/drawing/2015/10/21/chartex" xmlns:cx3="http://schemas.microsoft.com/office/drawing/2016/5/9/chartex" xmlns:cx4="http://schemas.microsoft.com/office/drawing/2016/5/10/chartex" xmlns:cx5="http://schemas.microsoft.com/office/drawing/2016/5/11/chartex" xmlns:cx6="http://schemas.microsoft.com/office/drawing/2016/5/12/chartex" xmlns:cx7="http://schemas.microsoft.com/office/drawing/2016/5/13/chartex" xmlns:cx8="http://schemas.microsoft.com/office/drawing/2016/5/14/chartex" xmlns:mc="http://schemas.openxmlformats.org/markup-compatibility/2006" xmlns:aink="http://schemas.microsoft.com/office/drawing/2016/ink" xmlns:am3d="http://schemas.microsoft.com/office/drawing/2017/model3d" xmlns:o="urn:schemas-microsoft-com:office:office" xmlns:oel="http://schemas.microsoft.com/office/2019/extlst" xmlns:r="http://schemas.openxmlformats.org/officeDocument/2006/relationships" xmlns:m="http://schemas.openxmlformats.org/officeDocument/2006/math" xmlns:v="urn:schemas-microsoft-com:vml" xmlns:wp14="http://schemas.microsoft.com/office/word/2010/wordprocessingDrawing" xmlns:wp="http://schemas.openxmlformats.org/drawingml/2006/wordprocessingDrawing" xmlns:w10="urn:schemas-microsoft-com:office:word" xmlns:w="http://schemas.openxmlformats.org/wordprocessingml/2006/main" xmlns:w14="http://schemas.microsoft.com/office/word/2010/wordml" xmlns:w15="http://schemas.microsoft.com/office/word/2012/wordml" xmlns:w16cex="http://schemas.microsoft.com/office/word/2018/wordml/cex" xmlns:w16cid="http://schemas.microsoft.com/office/word/2016/wordml/cid" xmlns:w16="http://schemas.microsoft.com/office/word/2018/wordml" xmlns:w16du="http://schemas.microsoft.com/office/word/2023/wordml/word16du" xmlns:w16sdtdh="http://schemas.microsoft.com/office/word/2020/wordml/sdtdatahash" xmlns:w16sdtfl="http://schemas.microsoft.com/office/word/2024/wordml/sdtformatlock" xmlns:w16se="http://schemas.microsoft.com/office/word/2015/wordml/symex" xmlns:wpg="http://schemas.microsoft.com/office/word/2010/wordprocessingGroup" xmlns:wpi="http://schemas.microsoft.com/office/word/2010/wordprocessingInk" xmlns:wne="http://schemas.microsoft.com/office/word/2006/wordml" xmlns:wps="http://schemas.microsoft.com/office/word/2010/wordprocessingShape" mc:Ignorable="w14 w15 w16se w16cid w16 w16cex w16sdtdh w16sdtfl w16du wp14">
   <w:footnote w:type="separator" w:id="-1">
     <w:p>
       <w:r>
@@ -7002,7 +7505,7 @@
 </file>
 
 <file path=word/header1.xml><?xml version="1.0" encoding="utf-8"?>
-<w:hdr xmlns:wpc="http://schemas.microsoft.com/office/word/2010/wordprocessingCanvas" xmlns:cx="http://schemas.microsoft.com/office/drawing/2014/chartex" xmlns:cx1="http://schemas.microsoft.com/office/drawing/2015/9/8/chartex" xmlns:cx2="http://schemas.microsoft.com/office/drawing/2015/10/21/chartex" xmlns:cx3="http://schemas.microsoft.com/office/drawing/2016/5/9/chartex" xmlns:cx4="http://schemas.microsoft.com/office/drawing/2016/5/10/chartex" xmlns:cx5="http://schemas.microsoft.com/office/drawing/2016/5/11/chartex" xmlns:cx6="http://schemas.microsoft.com/office/drawing/2016/5/12/chartex" xmlns:cx7="http://schemas.microsoft.com/office/drawing/2016/5/13/chartex" xmlns:cx8="http://schemas.microsoft.com/office/drawing/2016/5/14/chartex" xmlns:mc="http://schemas.openxmlformats.org/markup-compatibility/2006" xmlns:aink="http://schemas.microsoft.com/office/drawing/2016/ink" xmlns:am3d="http://schemas.microsoft.com/office/drawing/2017/model3d" xmlns:o="urn:schemas-microsoft-com:office:office" xmlns:oel="http://schemas.microsoft.com/office/2019/extlst" xmlns:r="http://schemas.openxmlformats.org/officeDocument/2006/relationships" xmlns:m="http://schemas.openxmlformats.org/officeDocument/2006/math" xmlns:v="urn:schemas-microsoft-com:vml" xmlns:wp14="http://schemas.microsoft.com/office/word/2010/wordprocessingDrawing" xmlns:wp="http://schemas.openxmlformats.org/drawingml/2006/wordprocessingDrawing" xmlns:w10="urn:schemas-microsoft-com:office:word" xmlns:w="http://schemas.openxmlformats.org/wordprocessingml/2006/main" xmlns:w14="http://schemas.microsoft.com/office/word/2010/wordml" xmlns:w15="http://schemas.microsoft.com/office/word/2012/wordml" xmlns:w16cex="http://schemas.microsoft.com/office/word/2018/wordml/cex" xmlns:w16cid="http://schemas.microsoft.com/office/word/2016/wordml/cid" xmlns:w16="http://schemas.microsoft.com/office/word/2018/wordml" xmlns:w16sdtdh="http://schemas.microsoft.com/office/word/2020/wordml/sdtdatahash" xmlns:w16se="http://schemas.microsoft.com/office/word/2015/wordml/symex" xmlns:wpg="http://schemas.microsoft.com/office/word/2010/wordprocessingGroup" xmlns:wpi="http://schemas.microsoft.com/office/word/2010/wordprocessingInk" xmlns:wne="http://schemas.microsoft.com/office/word/2006/wordml" xmlns:wps="http://schemas.microsoft.com/office/word/2010/wordprocessingShape" mc:Ignorable="w14 w15 w16se w16cid w16 w16cex w16sdtdh wp14">
+<w:hdr xmlns:wpc="http://schemas.microsoft.com/office/word/2010/wordprocessingCanvas" xmlns:cx="http://schemas.microsoft.com/office/drawing/2014/chartex" xmlns:cx1="http://schemas.microsoft.com/office/drawing/2015/9/8/chartex" xmlns:cx2="http://schemas.microsoft.com/office/drawing/2015/10/21/chartex" xmlns:cx3="http://schemas.microsoft.com/office/drawing/2016/5/9/chartex" xmlns:cx4="http://schemas.microsoft.com/office/drawing/2016/5/10/chartex" xmlns:cx5="http://schemas.microsoft.com/office/drawing/2016/5/11/chartex" xmlns:cx6="http://schemas.microsoft.com/office/drawing/2016/5/12/chartex" xmlns:cx7="http://schemas.microsoft.com/office/drawing/2016/5/13/chartex" xmlns:cx8="http://schemas.microsoft.com/office/drawing/2016/5/14/chartex" xmlns:mc="http://schemas.openxmlformats.org/markup-compatibility/2006" xmlns:aink="http://schemas.microsoft.com/office/drawing/2016/ink" xmlns:am3d="http://schemas.microsoft.com/office/drawing/2017/model3d" xmlns:o="urn:schemas-microsoft-com:office:office" xmlns:oel="http://schemas.microsoft.com/office/2019/extlst" xmlns:r="http://schemas.openxmlformats.org/officeDocument/2006/relationships" xmlns:m="http://schemas.openxmlformats.org/officeDocument/2006/math" xmlns:v="urn:schemas-microsoft-com:vml" xmlns:wp14="http://schemas.microsoft.com/office/word/2010/wordprocessingDrawing" xmlns:wp="http://schemas.openxmlformats.org/drawingml/2006/wordprocessingDrawing" xmlns:w10="urn:schemas-microsoft-com:office:word" xmlns:w="http://schemas.openxmlformats.org/wordprocessingml/2006/main" xmlns:w14="http://schemas.microsoft.com/office/word/2010/wordml" xmlns:w15="http://schemas.microsoft.com/office/word/2012/wordml" xmlns:w16cex="http://schemas.microsoft.com/office/word/2018/wordml/cex" xmlns:w16cid="http://schemas.microsoft.com/office/word/2016/wordml/cid" xmlns:w16="http://schemas.microsoft.com/office/word/2018/wordml" xmlns:w16du="http://schemas.microsoft.com/office/word/2023/wordml/word16du" xmlns:w16sdtdh="http://schemas.microsoft.com/office/word/2020/wordml/sdtdatahash" xmlns:w16sdtfl="http://schemas.microsoft.com/office/word/2024/wordml/sdtformatlock" xmlns:w16se="http://schemas.microsoft.com/office/word/2015/wordml/symex" xmlns:wpg="http://schemas.microsoft.com/office/word/2010/wordprocessingGroup" xmlns:wpi="http://schemas.microsoft.com/office/word/2010/wordprocessingInk" xmlns:wne="http://schemas.microsoft.com/office/word/2006/wordml" xmlns:wps="http://schemas.microsoft.com/office/word/2010/wordprocessingShape" mc:Ignorable="w14 w15 w16se w16cid w16 w16cex w16sdtdh w16sdtfl w16du wp14">
   <w:tbl>
     <w:tblPr>
       <w:tblW w:w="9694" w:type="dxa"/>
@@ -7388,7 +7891,7 @@
 </file>
 
 <file path=word/header2.xml><?xml version="1.0" encoding="utf-8"?>
-<w:hdr xmlns:wpc="http://schemas.microsoft.com/office/word/2010/wordprocessingCanvas" xmlns:cx="http://schemas.microsoft.com/office/drawing/2014/chartex" xmlns:cx1="http://schemas.microsoft.com/office/drawing/2015/9/8/chartex" xmlns:cx2="http://schemas.microsoft.com/office/drawing/2015/10/21/chartex" xmlns:cx3="http://schemas.microsoft.com/office/drawing/2016/5/9/chartex" xmlns:cx4="http://schemas.microsoft.com/office/drawing/2016/5/10/chartex" xmlns:cx5="http://schemas.microsoft.com/office/drawing/2016/5/11/chartex" xmlns:cx6="http://schemas.microsoft.com/office/drawing/2016/5/12/chartex" xmlns:cx7="http://schemas.microsoft.com/office/drawing/2016/5/13/chartex" xmlns:cx8="http://schemas.microsoft.com/office/drawing/2016/5/14/chartex" xmlns:mc="http://schemas.openxmlformats.org/markup-compatibility/2006" xmlns:aink="http://schemas.microsoft.com/office/drawing/2016/ink" xmlns:am3d="http://schemas.microsoft.com/office/drawing/2017/model3d" xmlns:o="urn:schemas-microsoft-com:office:office" xmlns:oel="http://schemas.microsoft.com/office/2019/extlst" xmlns:r="http://schemas.openxmlformats.org/officeDocument/2006/relationships" xmlns:m="http://schemas.openxmlformats.org/officeDocument/2006/math" xmlns:v="urn:schemas-microsoft-com:vml" xmlns:wp14="http://schemas.microsoft.com/office/word/2010/wordprocessingDrawing" xmlns:wp="http://schemas.openxmlformats.org/drawingml/2006/wordprocessingDrawing" xmlns:w10="urn:schemas-microsoft-com:office:word" xmlns:w="http://schemas.openxmlformats.org/wordprocessingml/2006/main" xmlns:w14="http://schemas.microsoft.com/office/word/2010/wordml" xmlns:w15="http://schemas.microsoft.com/office/word/2012/wordml" xmlns:w16cex="http://schemas.microsoft.com/office/word/2018/wordml/cex" xmlns:w16cid="http://schemas.microsoft.com/office/word/2016/wordml/cid" xmlns:w16="http://schemas.microsoft.com/office/word/2018/wordml" xmlns:w16sdtdh="http://schemas.microsoft.com/office/word/2020/wordml/sdtdatahash" xmlns:w16se="http://schemas.microsoft.com/office/word/2015/wordml/symex" xmlns:wpg="http://schemas.microsoft.com/office/word/2010/wordprocessingGroup" xmlns:wpi="http://schemas.microsoft.com/office/word/2010/wordprocessingInk" xmlns:wne="http://schemas.microsoft.com/office/word/2006/wordml" xmlns:wps="http://schemas.microsoft.com/office/word/2010/wordprocessingShape" mc:Ignorable="w14 w15 w16se w16cid w16 w16cex w16sdtdh wp14">
+<w:hdr xmlns:wpc="http://schemas.microsoft.com/office/word/2010/wordprocessingCanvas" xmlns:cx="http://schemas.microsoft.com/office/drawing/2014/chartex" xmlns:cx1="http://schemas.microsoft.com/office/drawing/2015/9/8/chartex" xmlns:cx2="http://schemas.microsoft.com/office/drawing/2015/10/21/chartex" xmlns:cx3="http://schemas.microsoft.com/office/drawing/2016/5/9/chartex" xmlns:cx4="http://schemas.microsoft.com/office/drawing/2016/5/10/chartex" xmlns:cx5="http://schemas.microsoft.com/office/drawing/2016/5/11/chartex" xmlns:cx6="http://schemas.microsoft.com/office/drawing/2016/5/12/chartex" xmlns:cx7="http://schemas.microsoft.com/office/drawing/2016/5/13/chartex" xmlns:cx8="http://schemas.microsoft.com/office/drawing/2016/5/14/chartex" xmlns:mc="http://schemas.openxmlformats.org/markup-compatibility/2006" xmlns:aink="http://schemas.microsoft.com/office/drawing/2016/ink" xmlns:am3d="http://schemas.microsoft.com/office/drawing/2017/model3d" xmlns:o="urn:schemas-microsoft-com:office:office" xmlns:oel="http://schemas.microsoft.com/office/2019/extlst" xmlns:r="http://schemas.openxmlformats.org/officeDocument/2006/relationships" xmlns:m="http://schemas.openxmlformats.org/officeDocument/2006/math" xmlns:v="urn:schemas-microsoft-com:vml" xmlns:wp14="http://schemas.microsoft.com/office/word/2010/wordprocessingDrawing" xmlns:wp="http://schemas.openxmlformats.org/drawingml/2006/wordprocessingDrawing" xmlns:w10="urn:schemas-microsoft-com:office:word" xmlns:w="http://schemas.openxmlformats.org/wordprocessingml/2006/main" xmlns:w14="http://schemas.microsoft.com/office/word/2010/wordml" xmlns:w15="http://schemas.microsoft.com/office/word/2012/wordml" xmlns:w16cex="http://schemas.microsoft.com/office/word/2018/wordml/cex" xmlns:w16cid="http://schemas.microsoft.com/office/word/2016/wordml/cid" xmlns:w16="http://schemas.microsoft.com/office/word/2018/wordml" xmlns:w16du="http://schemas.microsoft.com/office/word/2023/wordml/word16du" xmlns:w16sdtdh="http://schemas.microsoft.com/office/word/2020/wordml/sdtdatahash" xmlns:w16sdtfl="http://schemas.microsoft.com/office/word/2024/wordml/sdtformatlock" xmlns:w16se="http://schemas.microsoft.com/office/word/2015/wordml/symex" xmlns:wpg="http://schemas.microsoft.com/office/word/2010/wordprocessingGroup" xmlns:wpi="http://schemas.microsoft.com/office/word/2010/wordprocessingInk" xmlns:wne="http://schemas.microsoft.com/office/word/2006/wordml" xmlns:wps="http://schemas.microsoft.com/office/word/2010/wordprocessingShape" mc:Ignorable="w14 w15 w16se w16cid w16 w16cex w16sdtdh w16sdtfl w16du wp14">
   <w:tbl>
     <w:tblPr>
       <w:tblW w:w="9638" w:type="dxa"/>
@@ -7658,7 +8161,7 @@
 </file>
 
 <file path=word/header3.xml><?xml version="1.0" encoding="utf-8"?>
-<w:hdr xmlns:wpc="http://schemas.microsoft.com/office/word/2010/wordprocessingCanvas" xmlns:cx="http://schemas.microsoft.com/office/drawing/2014/chartex" xmlns:cx1="http://schemas.microsoft.com/office/drawing/2015/9/8/chartex" xmlns:cx2="http://schemas.microsoft.com/office/drawing/2015/10/21/chartex" xmlns:cx3="http://schemas.microsoft.com/office/drawing/2016/5/9/chartex" xmlns:cx4="http://schemas.microsoft.com/office/drawing/2016/5/10/chartex" xmlns:cx5="http://schemas.microsoft.com/office/drawing/2016/5/11/chartex" xmlns:cx6="http://schemas.microsoft.com/office/drawing/2016/5/12/chartex" xmlns:cx7="http://schemas.microsoft.com/office/drawing/2016/5/13/chartex" xmlns:cx8="http://schemas.microsoft.com/office/drawing/2016/5/14/chartex" xmlns:mc="http://schemas.openxmlformats.org/markup-compatibility/2006" xmlns:aink="http://schemas.microsoft.com/office/drawing/2016/ink" xmlns:am3d="http://schemas.microsoft.com/office/drawing/2017/model3d" xmlns:o="urn:schemas-microsoft-com:office:office" xmlns:oel="http://schemas.microsoft.com/office/2019/extlst" xmlns:r="http://schemas.openxmlformats.org/officeDocument/2006/relationships" xmlns:m="http://schemas.openxmlformats.org/officeDocument/2006/math" xmlns:v="urn:schemas-microsoft-com:vml" xmlns:wp14="http://schemas.microsoft.com/office/word/2010/wordprocessingDrawing" xmlns:wp="http://schemas.openxmlformats.org/drawingml/2006/wordprocessingDrawing" xmlns:w10="urn:schemas-microsoft-com:office:word" xmlns:w="http://schemas.openxmlformats.org/wordprocessingml/2006/main" xmlns:w14="http://schemas.microsoft.com/office/word/2010/wordml" xmlns:w15="http://schemas.microsoft.com/office/word/2012/wordml" xmlns:w16cex="http://schemas.microsoft.com/office/word/2018/wordml/cex" xmlns:w16cid="http://schemas.microsoft.com/office/word/2016/wordml/cid" xmlns:w16="http://schemas.microsoft.com/office/word/2018/wordml" xmlns:w16sdtdh="http://schemas.microsoft.com/office/word/2020/wordml/sdtdatahash" xmlns:w16se="http://schemas.microsoft.com/office/word/2015/wordml/symex" xmlns:wpg="http://schemas.microsoft.com/office/word/2010/wordprocessingGroup" xmlns:wpi="http://schemas.microsoft.com/office/word/2010/wordprocessingInk" xmlns:wne="http://schemas.microsoft.com/office/word/2006/wordml" xmlns:wps="http://schemas.microsoft.com/office/word/2010/wordprocessingShape" mc:Ignorable="w14 w15 w16se w16cid w16 w16cex w16sdtdh wp14">
+<w:hdr xmlns:wpc="http://schemas.microsoft.com/office/word/2010/wordprocessingCanvas" xmlns:cx="http://schemas.microsoft.com/office/drawing/2014/chartex" xmlns:cx1="http://schemas.microsoft.com/office/drawing/2015/9/8/chartex" xmlns:cx2="http://schemas.microsoft.com/office/drawing/2015/10/21/chartex" xmlns:cx3="http://schemas.microsoft.com/office/drawing/2016/5/9/chartex" xmlns:cx4="http://schemas.microsoft.com/office/drawing/2016/5/10/chartex" xmlns:cx5="http://schemas.microsoft.com/office/drawing/2016/5/11/chartex" xmlns:cx6="http://schemas.microsoft.com/office/drawing/2016/5/12/chartex" xmlns:cx7="http://schemas.microsoft.com/office/drawing/2016/5/13/chartex" xmlns:cx8="http://schemas.microsoft.com/office/drawing/2016/5/14/chartex" xmlns:mc="http://schemas.openxmlformats.org/markup-compatibility/2006" xmlns:aink="http://schemas.microsoft.com/office/drawing/2016/ink" xmlns:am3d="http://schemas.microsoft.com/office/drawing/2017/model3d" xmlns:o="urn:schemas-microsoft-com:office:office" xmlns:oel="http://schemas.microsoft.com/office/2019/extlst" xmlns:r="http://schemas.openxmlformats.org/officeDocument/2006/relationships" xmlns:m="http://schemas.openxmlformats.org/officeDocument/2006/math" xmlns:v="urn:schemas-microsoft-com:vml" xmlns:wp14="http://schemas.microsoft.com/office/word/2010/wordprocessingDrawing" xmlns:wp="http://schemas.openxmlformats.org/drawingml/2006/wordprocessingDrawing" xmlns:w10="urn:schemas-microsoft-com:office:word" xmlns:w="http://schemas.openxmlformats.org/wordprocessingml/2006/main" xmlns:w14="http://schemas.microsoft.com/office/word/2010/wordml" xmlns:w15="http://schemas.microsoft.com/office/word/2012/wordml" xmlns:w16cex="http://schemas.microsoft.com/office/word/2018/wordml/cex" xmlns:w16cid="http://schemas.microsoft.com/office/word/2016/wordml/cid" xmlns:w16="http://schemas.microsoft.com/office/word/2018/wordml" xmlns:w16du="http://schemas.microsoft.com/office/word/2023/wordml/word16du" xmlns:w16sdtdh="http://schemas.microsoft.com/office/word/2020/wordml/sdtdatahash" xmlns:w16sdtfl="http://schemas.microsoft.com/office/word/2024/wordml/sdtformatlock" xmlns:w16se="http://schemas.microsoft.com/office/word/2015/wordml/symex" xmlns:wpg="http://schemas.microsoft.com/office/word/2010/wordprocessingGroup" xmlns:wpi="http://schemas.microsoft.com/office/word/2010/wordprocessingInk" xmlns:wne="http://schemas.microsoft.com/office/word/2006/wordml" xmlns:wps="http://schemas.microsoft.com/office/word/2010/wordprocessingShape" mc:Ignorable="w14 w15 w16se w16cid w16 w16cex w16sdtdh w16sdtfl w16du wp14">
   <w:tbl>
     <w:tblPr>
       <w:tblW w:w="9694" w:type="dxa"/>
@@ -7725,7 +8228,7 @@
               <wp:inline distT="0" distB="0" distL="0" distR="0" wp14:anchorId="7E5E84F4" wp14:editId="0B1F939B">
                 <wp:extent cx="828000" cy="591429"/>
                 <wp:effectExtent l="0" t="0" r="0" b="0"/>
-                <wp:docPr id="9" name="Immagine 9"/>
+                <wp:docPr id="1095411883" name="Immagine 1095411883"/>
                 <wp:cNvGraphicFramePr>
                   <a:graphicFrameLocks xmlns:a="http://schemas.openxmlformats.org/drawingml/2006/main" noChangeAspect="1"/>
                 </wp:cNvGraphicFramePr>
@@ -8044,7 +8547,7 @@
 </file>
 
 <file path=word/header4.xml><?xml version="1.0" encoding="utf-8"?>
-<w:hdr xmlns:wpc="http://schemas.microsoft.com/office/word/2010/wordprocessingCanvas" xmlns:cx="http://schemas.microsoft.com/office/drawing/2014/chartex" xmlns:cx1="http://schemas.microsoft.com/office/drawing/2015/9/8/chartex" xmlns:cx2="http://schemas.microsoft.com/office/drawing/2015/10/21/chartex" xmlns:cx3="http://schemas.microsoft.com/office/drawing/2016/5/9/chartex" xmlns:cx4="http://schemas.microsoft.com/office/drawing/2016/5/10/chartex" xmlns:cx5="http://schemas.microsoft.com/office/drawing/2016/5/11/chartex" xmlns:cx6="http://schemas.microsoft.com/office/drawing/2016/5/12/chartex" xmlns:cx7="http://schemas.microsoft.com/office/drawing/2016/5/13/chartex" xmlns:cx8="http://schemas.microsoft.com/office/drawing/2016/5/14/chartex" xmlns:mc="http://schemas.openxmlformats.org/markup-compatibility/2006" xmlns:aink="http://schemas.microsoft.com/office/drawing/2016/ink" xmlns:am3d="http://schemas.microsoft.com/office/drawing/2017/model3d" xmlns:o="urn:schemas-microsoft-com:office:office" xmlns:oel="http://schemas.microsoft.com/office/2019/extlst" xmlns:r="http://schemas.openxmlformats.org/officeDocument/2006/relationships" xmlns:m="http://schemas.openxmlformats.org/officeDocument/2006/math" xmlns:v="urn:schemas-microsoft-com:vml" xmlns:wp14="http://schemas.microsoft.com/office/word/2010/wordprocessingDrawing" xmlns:wp="http://schemas.openxmlformats.org/drawingml/2006/wordprocessingDrawing" xmlns:w10="urn:schemas-microsoft-com:office:word" xmlns:w="http://schemas.openxmlformats.org/wordprocessingml/2006/main" xmlns:w14="http://schemas.microsoft.com/office/word/2010/wordml" xmlns:w15="http://schemas.microsoft.com/office/word/2012/wordml" xmlns:w16cex="http://schemas.microsoft.com/office/word/2018/wordml/cex" xmlns:w16cid="http://schemas.microsoft.com/office/word/2016/wordml/cid" xmlns:w16="http://schemas.microsoft.com/office/word/2018/wordml" xmlns:w16sdtdh="http://schemas.microsoft.com/office/word/2020/wordml/sdtdatahash" xmlns:w16se="http://schemas.microsoft.com/office/word/2015/wordml/symex" xmlns:wpg="http://schemas.microsoft.com/office/word/2010/wordprocessingGroup" xmlns:wpi="http://schemas.microsoft.com/office/word/2010/wordprocessingInk" xmlns:wne="http://schemas.microsoft.com/office/word/2006/wordml" xmlns:wps="http://schemas.microsoft.com/office/word/2010/wordprocessingShape" mc:Ignorable="w14 w15 w16se w16cid w16 w16cex w16sdtdh wp14">
+<w:hdr xmlns:wpc="http://schemas.microsoft.com/office/word/2010/wordprocessingCanvas" xmlns:cx="http://schemas.microsoft.com/office/drawing/2014/chartex" xmlns:cx1="http://schemas.microsoft.com/office/drawing/2015/9/8/chartex" xmlns:cx2="http://schemas.microsoft.com/office/drawing/2015/10/21/chartex" xmlns:cx3="http://schemas.microsoft.com/office/drawing/2016/5/9/chartex" xmlns:cx4="http://schemas.microsoft.com/office/drawing/2016/5/10/chartex" xmlns:cx5="http://schemas.microsoft.com/office/drawing/2016/5/11/chartex" xmlns:cx6="http://schemas.microsoft.com/office/drawing/2016/5/12/chartex" xmlns:cx7="http://schemas.microsoft.com/office/drawing/2016/5/13/chartex" xmlns:cx8="http://schemas.microsoft.com/office/drawing/2016/5/14/chartex" xmlns:mc="http://schemas.openxmlformats.org/markup-compatibility/2006" xmlns:aink="http://schemas.microsoft.com/office/drawing/2016/ink" xmlns:am3d="http://schemas.microsoft.com/office/drawing/2017/model3d" xmlns:o="urn:schemas-microsoft-com:office:office" xmlns:oel="http://schemas.microsoft.com/office/2019/extlst" xmlns:r="http://schemas.openxmlformats.org/officeDocument/2006/relationships" xmlns:m="http://schemas.openxmlformats.org/officeDocument/2006/math" xmlns:v="urn:schemas-microsoft-com:vml" xmlns:wp14="http://schemas.microsoft.com/office/word/2010/wordprocessingDrawing" xmlns:wp="http://schemas.openxmlformats.org/drawingml/2006/wordprocessingDrawing" xmlns:w10="urn:schemas-microsoft-com:office:word" xmlns:w="http://schemas.openxmlformats.org/wordprocessingml/2006/main" xmlns:w14="http://schemas.microsoft.com/office/word/2010/wordml" xmlns:w15="http://schemas.microsoft.com/office/word/2012/wordml" xmlns:w16cex="http://schemas.microsoft.com/office/word/2018/wordml/cex" xmlns:w16cid="http://schemas.microsoft.com/office/word/2016/wordml/cid" xmlns:w16="http://schemas.microsoft.com/office/word/2018/wordml" xmlns:w16du="http://schemas.microsoft.com/office/word/2023/wordml/word16du" xmlns:w16sdtdh="http://schemas.microsoft.com/office/word/2020/wordml/sdtdatahash" xmlns:w16sdtfl="http://schemas.microsoft.com/office/word/2024/wordml/sdtformatlock" xmlns:w16se="http://schemas.microsoft.com/office/word/2015/wordml/symex" xmlns:wpg="http://schemas.microsoft.com/office/word/2010/wordprocessingGroup" xmlns:wpi="http://schemas.microsoft.com/office/word/2010/wordprocessingInk" xmlns:wne="http://schemas.microsoft.com/office/word/2006/wordml" xmlns:wps="http://schemas.microsoft.com/office/word/2010/wordprocessingShape" mc:Ignorable="w14 w15 w16se w16cid w16 w16cex w16sdtdh w16sdtfl w16du wp14">
   <w:tbl>
     <w:tblPr>
       <w:tblW w:w="9694" w:type="dxa"/>
@@ -8111,7 +8614,7 @@
               <wp:inline distT="0" distB="0" distL="0" distR="0" wp14:anchorId="54A8894A" wp14:editId="60A7D065">
                 <wp:extent cx="828000" cy="591429"/>
                 <wp:effectExtent l="0" t="0" r="0" b="0"/>
-                <wp:docPr id="10" name="Immagine 10"/>
+                <wp:docPr id="820732804" name="Immagine 820732804"/>
                 <wp:cNvGraphicFramePr>
                   <a:graphicFrameLocks xmlns:a="http://schemas.openxmlformats.org/drawingml/2006/main" noChangeAspect="1"/>
                 </wp:cNvGraphicFramePr>
@@ -8425,7 +8928,7 @@
 </file>
 
 <file path=word/header5.xml><?xml version="1.0" encoding="utf-8"?>
-<w:hdr xmlns:wpc="http://schemas.microsoft.com/office/word/2010/wordprocessingCanvas" xmlns:cx="http://schemas.microsoft.com/office/drawing/2014/chartex" xmlns:cx1="http://schemas.microsoft.com/office/drawing/2015/9/8/chartex" xmlns:cx2="http://schemas.microsoft.com/office/drawing/2015/10/21/chartex" xmlns:cx3="http://schemas.microsoft.com/office/drawing/2016/5/9/chartex" xmlns:cx4="http://schemas.microsoft.com/office/drawing/2016/5/10/chartex" xmlns:cx5="http://schemas.microsoft.com/office/drawing/2016/5/11/chartex" xmlns:cx6="http://schemas.microsoft.com/office/drawing/2016/5/12/chartex" xmlns:cx7="http://schemas.microsoft.com/office/drawing/2016/5/13/chartex" xmlns:cx8="http://schemas.microsoft.com/office/drawing/2016/5/14/chartex" xmlns:mc="http://schemas.openxmlformats.org/markup-compatibility/2006" xmlns:aink="http://schemas.microsoft.com/office/drawing/2016/ink" xmlns:am3d="http://schemas.microsoft.com/office/drawing/2017/model3d" xmlns:o="urn:schemas-microsoft-com:office:office" xmlns:oel="http://schemas.microsoft.com/office/2019/extlst" xmlns:r="http://schemas.openxmlformats.org/officeDocument/2006/relationships" xmlns:m="http://schemas.openxmlformats.org/officeDocument/2006/math" xmlns:v="urn:schemas-microsoft-com:vml" xmlns:wp14="http://schemas.microsoft.com/office/word/2010/wordprocessingDrawing" xmlns:wp="http://schemas.openxmlformats.org/drawingml/2006/wordprocessingDrawing" xmlns:w10="urn:schemas-microsoft-com:office:word" xmlns:w="http://schemas.openxmlformats.org/wordprocessingml/2006/main" xmlns:w14="http://schemas.microsoft.com/office/word/2010/wordml" xmlns:w15="http://schemas.microsoft.com/office/word/2012/wordml" xmlns:w16cex="http://schemas.microsoft.com/office/word/2018/wordml/cex" xmlns:w16cid="http://schemas.microsoft.com/office/word/2016/wordml/cid" xmlns:w16="http://schemas.microsoft.com/office/word/2018/wordml" xmlns:w16sdtdh="http://schemas.microsoft.com/office/word/2020/wordml/sdtdatahash" xmlns:w16se="http://schemas.microsoft.com/office/word/2015/wordml/symex" xmlns:wpg="http://schemas.microsoft.com/office/word/2010/wordprocessingGroup" xmlns:wpi="http://schemas.microsoft.com/office/word/2010/wordprocessingInk" xmlns:wne="http://schemas.microsoft.com/office/word/2006/wordml" xmlns:wps="http://schemas.microsoft.com/office/word/2010/wordprocessingShape" mc:Ignorable="w14 w15 w16se w16cid w16 w16cex w16sdtdh wp14">
+<w:hdr xmlns:wpc="http://schemas.microsoft.com/office/word/2010/wordprocessingCanvas" xmlns:cx="http://schemas.microsoft.com/office/drawing/2014/chartex" xmlns:cx1="http://schemas.microsoft.com/office/drawing/2015/9/8/chartex" xmlns:cx2="http://schemas.microsoft.com/office/drawing/2015/10/21/chartex" xmlns:cx3="http://schemas.microsoft.com/office/drawing/2016/5/9/chartex" xmlns:cx4="http://schemas.microsoft.com/office/drawing/2016/5/10/chartex" xmlns:cx5="http://schemas.microsoft.com/office/drawing/2016/5/11/chartex" xmlns:cx6="http://schemas.microsoft.com/office/drawing/2016/5/12/chartex" xmlns:cx7="http://schemas.microsoft.com/office/drawing/2016/5/13/chartex" xmlns:cx8="http://schemas.microsoft.com/office/drawing/2016/5/14/chartex" xmlns:mc="http://schemas.openxmlformats.org/markup-compatibility/2006" xmlns:aink="http://schemas.microsoft.com/office/drawing/2016/ink" xmlns:am3d="http://schemas.microsoft.com/office/drawing/2017/model3d" xmlns:o="urn:schemas-microsoft-com:office:office" xmlns:oel="http://schemas.microsoft.com/office/2019/extlst" xmlns:r="http://schemas.openxmlformats.org/officeDocument/2006/relationships" xmlns:m="http://schemas.openxmlformats.org/officeDocument/2006/math" xmlns:v="urn:schemas-microsoft-com:vml" xmlns:wp14="http://schemas.microsoft.com/office/word/2010/wordprocessingDrawing" xmlns:wp="http://schemas.openxmlformats.org/drawingml/2006/wordprocessingDrawing" xmlns:w10="urn:schemas-microsoft-com:office:word" xmlns:w="http://schemas.openxmlformats.org/wordprocessingml/2006/main" xmlns:w14="http://schemas.microsoft.com/office/word/2010/wordml" xmlns:w15="http://schemas.microsoft.com/office/word/2012/wordml" xmlns:w16cex="http://schemas.microsoft.com/office/word/2018/wordml/cex" xmlns:w16cid="http://schemas.microsoft.com/office/word/2016/wordml/cid" xmlns:w16="http://schemas.microsoft.com/office/word/2018/wordml" xmlns:w16du="http://schemas.microsoft.com/office/word/2023/wordml/word16du" xmlns:w16sdtdh="http://schemas.microsoft.com/office/word/2020/wordml/sdtdatahash" xmlns:w16sdtfl="http://schemas.microsoft.com/office/word/2024/wordml/sdtformatlock" xmlns:w16se="http://schemas.microsoft.com/office/word/2015/wordml/symex" xmlns:wpg="http://schemas.microsoft.com/office/word/2010/wordprocessingGroup" xmlns:wpi="http://schemas.microsoft.com/office/word/2010/wordprocessingInk" xmlns:wne="http://schemas.microsoft.com/office/word/2006/wordml" xmlns:wps="http://schemas.microsoft.com/office/word/2010/wordprocessingShape" mc:Ignorable="w14 w15 w16se w16cid w16 w16cex w16sdtdh w16sdtfl w16du wp14">
   <w:tbl>
     <w:tblPr>
       <w:tblW w:w="9694" w:type="dxa"/>
@@ -8806,7 +9309,7 @@
 </file>
 
 <file path=word/numbering.xml><?xml version="1.0" encoding="utf-8"?>
-<w:numbering xmlns:wpc="http://schemas.microsoft.com/office/word/2010/wordprocessingCanvas" xmlns:cx="http://schemas.microsoft.com/office/drawing/2014/chartex" xmlns:cx1="http://schemas.microsoft.com/office/drawing/2015/9/8/chartex" xmlns:cx2="http://schemas.microsoft.com/office/drawing/2015/10/21/chartex" xmlns:cx3="http://schemas.microsoft.com/office/drawing/2016/5/9/chartex" xmlns:cx4="http://schemas.microsoft.com/office/drawing/2016/5/10/chartex" xmlns:cx5="http://schemas.microsoft.com/office/drawing/2016/5/11/chartex" xmlns:cx6="http://schemas.microsoft.com/office/drawing/2016/5/12/chartex" xmlns:cx7="http://schemas.microsoft.com/office/drawing/2016/5/13/chartex" xmlns:cx8="http://schemas.microsoft.com/office/drawing/2016/5/14/chartex" xmlns:mc="http://schemas.openxmlformats.org/markup-compatibility/2006" xmlns:aink="http://schemas.microsoft.com/office/drawing/2016/ink" xmlns:am3d="http://schemas.microsoft.com/office/drawing/2017/model3d" xmlns:o="urn:schemas-microsoft-com:office:office" xmlns:oel="http://schemas.microsoft.com/office/2019/extlst" xmlns:r="http://schemas.openxmlformats.org/officeDocument/2006/relationships" xmlns:m="http://schemas.openxmlformats.org/officeDocument/2006/math" xmlns:v="urn:schemas-microsoft-com:vml" xmlns:wp14="http://schemas.microsoft.com/office/word/2010/wordprocessingDrawing" xmlns:wp="http://schemas.openxmlformats.org/drawingml/2006/wordprocessingDrawing" xmlns:w10="urn:schemas-microsoft-com:office:word" xmlns:w="http://schemas.openxmlformats.org/wordprocessingml/2006/main" xmlns:w14="http://schemas.microsoft.com/office/word/2010/wordml" xmlns:w15="http://schemas.microsoft.com/office/word/2012/wordml" xmlns:w16cex="http://schemas.microsoft.com/office/word/2018/wordml/cex" xmlns:w16cid="http://schemas.microsoft.com/office/word/2016/wordml/cid" xmlns:w16="http://schemas.microsoft.com/office/word/2018/wordml" xmlns:w16sdtdh="http://schemas.microsoft.com/office/word/2020/wordml/sdtdatahash" xmlns:w16se="http://schemas.microsoft.com/office/word/2015/wordml/symex" xmlns:wpg="http://schemas.microsoft.com/office/word/2010/wordprocessingGroup" xmlns:wpi="http://schemas.microsoft.com/office/word/2010/wordprocessingInk" xmlns:wne="http://schemas.microsoft.com/office/word/2006/wordml" xmlns:wps="http://schemas.microsoft.com/office/word/2010/wordprocessingShape" mc:Ignorable="w14 w15 w16se w16cid w16 w16cex w16sdtdh wp14">
+<w:numbering xmlns:wpc="http://schemas.microsoft.com/office/word/2010/wordprocessingCanvas" xmlns:cx="http://schemas.microsoft.com/office/drawing/2014/chartex" xmlns:cx1="http://schemas.microsoft.com/office/drawing/2015/9/8/chartex" xmlns:cx2="http://schemas.microsoft.com/office/drawing/2015/10/21/chartex" xmlns:cx3="http://schemas.microsoft.com/office/drawing/2016/5/9/chartex" xmlns:cx4="http://schemas.microsoft.com/office/drawing/2016/5/10/chartex" xmlns:cx5="http://schemas.microsoft.com/office/drawing/2016/5/11/chartex" xmlns:cx6="http://schemas.microsoft.com/office/drawing/2016/5/12/chartex" xmlns:cx7="http://schemas.microsoft.com/office/drawing/2016/5/13/chartex" xmlns:cx8="http://schemas.microsoft.com/office/drawing/2016/5/14/chartex" xmlns:mc="http://schemas.openxmlformats.org/markup-compatibility/2006" xmlns:aink="http://schemas.microsoft.com/office/drawing/2016/ink" xmlns:am3d="http://schemas.microsoft.com/office/drawing/2017/model3d" xmlns:o="urn:schemas-microsoft-com:office:office" xmlns:oel="http://schemas.microsoft.com/office/2019/extlst" xmlns:r="http://schemas.openxmlformats.org/officeDocument/2006/relationships" xmlns:m="http://schemas.openxmlformats.org/officeDocument/2006/math" xmlns:v="urn:schemas-microsoft-com:vml" xmlns:wp14="http://schemas.microsoft.com/office/word/2010/wordprocessingDrawing" xmlns:wp="http://schemas.openxmlformats.org/drawingml/2006/wordprocessingDrawing" xmlns:w10="urn:schemas-microsoft-com:office:word" xmlns:w="http://schemas.openxmlformats.org/wordprocessingml/2006/main" xmlns:w14="http://schemas.microsoft.com/office/word/2010/wordml" xmlns:w15="http://schemas.microsoft.com/office/word/2012/wordml" xmlns:w16cex="http://schemas.microsoft.com/office/word/2018/wordml/cex" xmlns:w16cid="http://schemas.microsoft.com/office/word/2016/wordml/cid" xmlns:w16="http://schemas.microsoft.com/office/word/2018/wordml" xmlns:w16du="http://schemas.microsoft.com/office/word/2023/wordml/word16du" xmlns:w16sdtdh="http://schemas.microsoft.com/office/word/2020/wordml/sdtdatahash" xmlns:w16sdtfl="http://schemas.microsoft.com/office/word/2024/wordml/sdtformatlock" xmlns:w16se="http://schemas.microsoft.com/office/word/2015/wordml/symex" xmlns:wpg="http://schemas.microsoft.com/office/word/2010/wordprocessingGroup" xmlns:wpi="http://schemas.microsoft.com/office/word/2010/wordprocessingInk" xmlns:wne="http://schemas.microsoft.com/office/word/2006/wordml" xmlns:wps="http://schemas.microsoft.com/office/word/2010/wordprocessingShape" mc:Ignorable="w14 w15 w16se w16cid w16 w16cex w16sdtdh w16sdtfl w16du wp14">
   <w:abstractNum w:abstractNumId="0" w15:restartNumberingAfterBreak="0">
     <w:nsid w:val="0801489A"/>
     <w:multiLevelType w:val="hybridMultilevel"/>
@@ -11680,7 +12183,7 @@
 </file>
 
 <file path=word/styles.xml><?xml version="1.0" encoding="utf-8"?>
-<w:styles xmlns:mc="http://schemas.openxmlformats.org/markup-compatibility/2006" xmlns:r="http://schemas.openxmlformats.org/officeDocument/2006/relationships" xmlns:w="http://schemas.openxmlformats.org/wordprocessingml/2006/main" xmlns:w14="http://schemas.microsoft.com/office/word/2010/wordml" xmlns:w15="http://schemas.microsoft.com/office/word/2012/wordml" xmlns:w16cex="http://schemas.microsoft.com/office/word/2018/wordml/cex" xmlns:w16cid="http://schemas.microsoft.com/office/word/2016/wordml/cid" xmlns:w16="http://schemas.microsoft.com/office/word/2018/wordml" xmlns:w16sdtdh="http://schemas.microsoft.com/office/word/2020/wordml/sdtdatahash" xmlns:w16se="http://schemas.microsoft.com/office/word/2015/wordml/symex" mc:Ignorable="w14 w15 w16se w16cid w16 w16cex w16sdtdh">
+<w:styles xmlns:mc="http://schemas.openxmlformats.org/markup-compatibility/2006" xmlns:r="http://schemas.openxmlformats.org/officeDocument/2006/relationships" xmlns:w="http://schemas.openxmlformats.org/wordprocessingml/2006/main" xmlns:w14="http://schemas.microsoft.com/office/word/2010/wordml" xmlns:w15="http://schemas.microsoft.com/office/word/2012/wordml" xmlns:w16cex="http://schemas.microsoft.com/office/word/2018/wordml/cex" xmlns:w16cid="http://schemas.microsoft.com/office/word/2016/wordml/cid" xmlns:w16="http://schemas.microsoft.com/office/word/2018/wordml" xmlns:w16du="http://schemas.microsoft.com/office/word/2023/wordml/word16du" xmlns:w16sdtdh="http://schemas.microsoft.com/office/word/2020/wordml/sdtdatahash" xmlns:w16sdtfl="http://schemas.microsoft.com/office/word/2024/wordml/sdtformatlock" xmlns:w16se="http://schemas.microsoft.com/office/word/2015/wordml/symex" mc:Ignorable="w14 w15 w16se w16cid w16 w16cex w16sdtdh w16sdtfl w16du">
   <w:docDefaults>
     <w:rPrDefault>
       <w:rPr>
@@ -12283,6 +12786,7 @@
   <w:style w:type="character" w:default="1" w:styleId="Carpredefinitoparagrafo">
     <w:name w:val="Default Paragraph Font"/>
     <w:uiPriority w:val="1"/>
+    <w:semiHidden/>
     <w:unhideWhenUsed/>
   </w:style>
   <w:style w:type="table" w:default="1" w:styleId="Tabellanormale">
